--- a/stime_delphi_piano.docx
+++ b/stime_delphi_piano.docx
@@ -23,7 +23,7 @@
           <w:color w:val="666666"/>
           <w:sz w:val="18"/>
         </w:rPr>
-        <w:t>Generato il 2026-05-25 12:42  |  Durata = ⌈Effort / (8 ore × 85%)⌉ giorni</w:t>
+        <w:t>Generato il 2026-05-25 19:54  |  Durata = ⌈Effort / (8 ore × 85%)⌉ giorni</w:t>
       </w:r>
     </w:p>
     <w:tbl>

--- a/stime_delphi_piano.docx
+++ b/stime_delphi_piano.docx
@@ -23,7 +23,7 @@
           <w:color w:val="666666"/>
           <w:sz w:val="18"/>
         </w:rPr>
-        <w:t>Generato il 2026-05-25 19:54  |  Durata = ⌈Effort / (8 ore × 85%)⌉ giorni</w:t>
+        <w:t>Generato il 2026-05-26 17:32  |  Durata = ⌈Effort / (8 ore × 85%)⌉ giorni</w:t>
       </w:r>
     </w:p>
     <w:tbl>
@@ -1817,7 +1817,7 @@
                 <w:color w:val="595959"/>
                 <w:sz w:val="16"/>
               </w:rPr>
-              <w:t>Alice Alfonsi</w:t>
+              <w:t>Alice Alfonsi, Federico Bravetti, Tommaso Brini</w:t>
             </w:r>
           </w:p>
         </w:tc>
@@ -1855,7 +1855,7 @@
                 <w:color w:val="595959"/>
                 <w:sz w:val="16"/>
               </w:rPr>
-              <w:t>18/09/2026</w:t>
+              <w:t>21/08/2026</w:t>
             </w:r>
           </w:p>
         </w:tc>
@@ -2017,7 +2017,7 @@
                 <w:color w:val="595959"/>
                 <w:sz w:val="16"/>
               </w:rPr>
-              <w:t>25/09/2026</w:t>
+              <w:t>28/08/2026</w:t>
             </w:r>
           </w:p>
         </w:tc>
@@ -2665,7 +2665,7 @@
                 <w:color w:val="595959"/>
                 <w:sz w:val="16"/>
               </w:rPr>
-              <w:t>25/09/2026</w:t>
+              <w:t>28/08/2026</w:t>
             </w:r>
           </w:p>
         </w:tc>
@@ -2946,7 +2946,7 @@
                 <w:color w:val="595959"/>
                 <w:sz w:val="16"/>
               </w:rPr>
-              <w:t>16, 109</w:t>
+              <w:t>16, 110</w:t>
             </w:r>
           </w:p>
         </w:tc>
@@ -3269,7 +3269,7 @@
                 <w:color w:val="595959"/>
                 <w:sz w:val="16"/>
               </w:rPr>
-              <w:t>18, 109</w:t>
+              <w:t>18, 110</w:t>
             </w:r>
           </w:p>
         </w:tc>
@@ -4561,7 +4561,7 @@
                 <w:color w:val="595959"/>
                 <w:sz w:val="16"/>
               </w:rPr>
-              <w:t>26, 109</w:t>
+              <w:t>26, 110</w:t>
             </w:r>
           </w:p>
         </w:tc>
@@ -6499,7 +6499,7 @@
                 <w:color w:val="595959"/>
                 <w:sz w:val="16"/>
               </w:rPr>
-              <w:t>38, 137, 143</w:t>
+              <w:t>38, 138, 144</w:t>
             </w:r>
           </w:p>
         </w:tc>
@@ -10698,7 +10698,7 @@
                 <w:color w:val="595959"/>
                 <w:sz w:val="16"/>
               </w:rPr>
-              <w:t>64, 137</w:t>
+              <w:t>64, 138</w:t>
             </w:r>
           </w:p>
         </w:tc>
@@ -12636,7 +12636,7 @@
                 <w:color w:val="595959"/>
                 <w:sz w:val="16"/>
               </w:rPr>
-              <w:t>76, 105</w:t>
+              <w:t>76, 106</w:t>
             </w:r>
           </w:p>
         </w:tc>
@@ -13282,7 +13282,7 @@
                 <w:color w:val="595959"/>
                 <w:sz w:val="16"/>
               </w:rPr>
-              <w:t>80, 102</w:t>
+              <w:t>80, 103</w:t>
             </w:r>
           </w:p>
         </w:tc>
@@ -14412,7 +14412,7 @@
                 <w:color w:val="595959"/>
                 <w:sz w:val="16"/>
               </w:rPr>
-              <w:t>87, 112, 115, 118, 121, 124, 127, 130, 133</w:t>
+              <w:t>87, 113, 116, 119, 122, 125, 128, 131, 134</w:t>
             </w:r>
           </w:p>
         </w:tc>
@@ -14916,7 +14916,7 @@
                 <w:color w:val="595959"/>
                 <w:sz w:val="16"/>
               </w:rPr>
-              <w:t>Alice Alfonsi</w:t>
+              <w:t>Alice Alfonsi, Federico Bravetti</w:t>
             </w:r>
           </w:p>
         </w:tc>
@@ -15599,7 +15599,7 @@
                 <w:color w:val="595959"/>
                 <w:sz w:val="16"/>
               </w:rPr>
-              <w:t>30/04/2026</w:t>
+              <w:t>30/03/2026</w:t>
             </w:r>
           </w:p>
         </w:tc>
@@ -15808,7 +15808,7 @@
                 <w:color w:val="595959"/>
                 <w:sz w:val="16"/>
               </w:rPr>
-              <w:t>Submission e gestione review</w:t>
+              <w:t>Pubblicazione App</w:t>
             </w:r>
           </w:p>
         </w:tc>
@@ -15827,7 +15827,7 @@
                 <w:color w:val="595959"/>
                 <w:sz w:val="16"/>
               </w:rPr>
-              <w:t>12.0</w:t>
+              <w:t>1.0</w:t>
             </w:r>
           </w:p>
         </w:tc>
@@ -15846,7 +15846,7 @@
                 <w:color w:val="595959"/>
                 <w:sz w:val="16"/>
               </w:rPr>
-              <w:t>2</w:t>
+              <w:t>1</w:t>
             </w:r>
           </w:p>
         </w:tc>
@@ -15865,7 +15865,7 @@
                 <w:color w:val="595959"/>
                 <w:sz w:val="16"/>
               </w:rPr>
-              <w:t>93, 94, 95, 96</w:t>
+              <w:t>93, 94, 96</w:t>
             </w:r>
           </w:p>
         </w:tc>
@@ -15884,7 +15884,7 @@
                 <w:color w:val="595959"/>
                 <w:sz w:val="16"/>
               </w:rPr>
-              <w:t>Alice Alfonsi, Federico Bravetti, Tommaso Brini</w:t>
+              <w:t>Federico Bravetti</w:t>
             </w:r>
           </w:p>
         </w:tc>
@@ -15903,7 +15903,7 @@
                 <w:color w:val="595959"/>
                 <w:sz w:val="16"/>
               </w:rPr>
-              <w:t>30/03/2026</w:t>
+              <w:t>31/03/2026</w:t>
             </w:r>
           </w:p>
         </w:tc>
@@ -15922,7 +15922,7 @@
                 <w:color w:val="595959"/>
                 <w:sz w:val="16"/>
               </w:rPr>
-              <w:t>30/04/2026</w:t>
+              <w:t>31/03/2026</w:t>
             </w:r>
           </w:p>
         </w:tc>
@@ -15944,6 +15944,168 @@
                 <w:sz w:val="16"/>
               </w:rPr>
               <w:t>98</w:t>
+            </w:r>
+          </w:p>
+        </w:tc>
+        <w:tc>
+          <w:tcPr>
+            <w:tcW w:type="dxa" w:w="1587"/>
+            <w:vMerge/>
+            <w:shd w:val="clear" w:color="auto" w:fill="BDD7EE"/>
+          </w:tcPr>
+          <w:p/>
+        </w:tc>
+        <w:tc>
+          <w:tcPr>
+            <w:tcW w:type="dxa" w:w="4252"/>
+            <w:shd w:val="clear" w:color="auto" w:fill="FFFFFF"/>
+          </w:tcPr>
+          <w:p>
+            <w:pPr>
+              <w:jc w:val="left"/>
+            </w:pPr>
+            <w:r/>
+            <w:r>
+              <w:rPr>
+                <w:color w:val="595959"/>
+                <w:sz w:val="16"/>
+              </w:rPr>
+              <w:t>Gestione Review</w:t>
+            </w:r>
+          </w:p>
+        </w:tc>
+        <w:tc>
+          <w:tcPr>
+            <w:tcW w:type="dxa" w:w="907"/>
+            <w:shd w:val="clear" w:color="auto" w:fill="FFFFFF"/>
+          </w:tcPr>
+          <w:p>
+            <w:pPr>
+              <w:jc w:val="center"/>
+            </w:pPr>
+            <w:r/>
+            <w:r>
+              <w:rPr>
+                <w:color w:val="595959"/>
+                <w:sz w:val="16"/>
+              </w:rPr>
+              <w:t>48.0</w:t>
+            </w:r>
+          </w:p>
+        </w:tc>
+        <w:tc>
+          <w:tcPr>
+            <w:tcW w:type="dxa" w:w="907"/>
+            <w:shd w:val="clear" w:color="auto" w:fill="FFFFFF"/>
+          </w:tcPr>
+          <w:p>
+            <w:pPr>
+              <w:jc w:val="center"/>
+            </w:pPr>
+            <w:r/>
+            <w:r>
+              <w:rPr>
+                <w:color w:val="595959"/>
+                <w:sz w:val="16"/>
+              </w:rPr>
+              <w:t>8</w:t>
+            </w:r>
+          </w:p>
+        </w:tc>
+        <w:tc>
+          <w:tcPr>
+            <w:tcW w:type="dxa" w:w="1417"/>
+            <w:shd w:val="clear" w:color="auto" w:fill="FFFFFF"/>
+          </w:tcPr>
+          <w:p>
+            <w:pPr>
+              <w:jc w:val="center"/>
+            </w:pPr>
+            <w:r/>
+            <w:r>
+              <w:rPr>
+                <w:color w:val="595959"/>
+                <w:sz w:val="16"/>
+              </w:rPr>
+              <w:t>97</w:t>
+            </w:r>
+          </w:p>
+        </w:tc>
+        <w:tc>
+          <w:tcPr>
+            <w:tcW w:type="dxa" w:w="1417"/>
+            <w:shd w:val="clear" w:color="auto" w:fill="FFFFFF"/>
+          </w:tcPr>
+          <w:p>
+            <w:pPr>
+              <w:jc w:val="center"/>
+            </w:pPr>
+            <w:r/>
+            <w:r>
+              <w:rPr>
+                <w:color w:val="595959"/>
+                <w:sz w:val="16"/>
+              </w:rPr>
+              <w:t>Alice Alfonsi, Federico Bravetti, Tommaso Brini</w:t>
+            </w:r>
+          </w:p>
+        </w:tc>
+        <w:tc>
+          <w:tcPr>
+            <w:tcW w:type="dxa" w:w="1134"/>
+            <w:shd w:val="clear" w:color="auto" w:fill="FFFFFF"/>
+          </w:tcPr>
+          <w:p>
+            <w:pPr>
+              <w:jc w:val="center"/>
+            </w:pPr>
+            <w:r/>
+            <w:r>
+              <w:rPr>
+                <w:color w:val="595959"/>
+                <w:sz w:val="16"/>
+              </w:rPr>
+              <w:t>08/04/2026</w:t>
+            </w:r>
+          </w:p>
+        </w:tc>
+        <w:tc>
+          <w:tcPr>
+            <w:tcW w:type="dxa" w:w="1134"/>
+            <w:shd w:val="clear" w:color="auto" w:fill="FFFFFF"/>
+          </w:tcPr>
+          <w:p>
+            <w:pPr>
+              <w:jc w:val="center"/>
+            </w:pPr>
+            <w:r/>
+            <w:r>
+              <w:rPr>
+                <w:color w:val="595959"/>
+                <w:sz w:val="16"/>
+              </w:rPr>
+              <w:t>28/08/2026</w:t>
+            </w:r>
+          </w:p>
+        </w:tc>
+      </w:tr>
+      <w:tr>
+        <w:tc>
+          <w:tcPr>
+            <w:tcW w:type="dxa" w:w="567"/>
+            <w:shd w:val="clear" w:color="auto" w:fill="EBF3FB"/>
+          </w:tcPr>
+          <w:p>
+            <w:pPr>
+              <w:jc w:val="center"/>
+            </w:pPr>
+            <w:r/>
+            <w:r>
+              <w:rPr>
+                <w:color w:val="595959"/>
+                <w:sz w:val="16"/>
+              </w:rPr>
+              <w:t>99</w:t>
             </w:r>
           </w:p>
         </w:tc>
@@ -15973,7 +16135,7 @@
         <w:tc>
           <w:tcPr>
             <w:tcW w:type="dxa" w:w="4252"/>
-            <w:shd w:val="clear" w:color="auto" w:fill="FFFFFF"/>
+            <w:shd w:val="clear" w:color="auto" w:fill="EBF3FB"/>
           </w:tcPr>
           <w:p>
             <w:pPr>
@@ -15992,7 +16154,7 @@
         <w:tc>
           <w:tcPr>
             <w:tcW w:type="dxa" w:w="907"/>
-            <w:shd w:val="clear" w:color="auto" w:fill="FFFFFF"/>
+            <w:shd w:val="clear" w:color="auto" w:fill="EBF3FB"/>
           </w:tcPr>
           <w:p>
             <w:pPr>
@@ -16011,7 +16173,7 @@
         <w:tc>
           <w:tcPr>
             <w:tcW w:type="dxa" w:w="907"/>
-            <w:shd w:val="clear" w:color="auto" w:fill="FFFFFF"/>
+            <w:shd w:val="clear" w:color="auto" w:fill="EBF3FB"/>
           </w:tcPr>
           <w:p>
             <w:pPr>
@@ -16030,7 +16192,7 @@
         <w:tc>
           <w:tcPr>
             <w:tcW w:type="dxa" w:w="1417"/>
-            <w:shd w:val="clear" w:color="auto" w:fill="FFFFFF"/>
+            <w:shd w:val="clear" w:color="auto" w:fill="EBF3FB"/>
           </w:tcPr>
           <w:p>
             <w:pPr>
@@ -16048,7 +16210,7 @@
         <w:tc>
           <w:tcPr>
             <w:tcW w:type="dxa" w:w="1417"/>
-            <w:shd w:val="clear" w:color="auto" w:fill="FFFFFF"/>
+            <w:shd w:val="clear" w:color="auto" w:fill="EBF3FB"/>
           </w:tcPr>
           <w:p>
             <w:pPr>
@@ -16067,7 +16229,7 @@
         <w:tc>
           <w:tcPr>
             <w:tcW w:type="dxa" w:w="1134"/>
-            <w:shd w:val="clear" w:color="auto" w:fill="FFFFFF"/>
+            <w:shd w:val="clear" w:color="auto" w:fill="EBF3FB"/>
           </w:tcPr>
           <w:p>
             <w:pPr>
@@ -16086,7 +16248,7 @@
         <w:tc>
           <w:tcPr>
             <w:tcW w:type="dxa" w:w="1134"/>
-            <w:shd w:val="clear" w:color="auto" w:fill="FFFFFF"/>
+            <w:shd w:val="clear" w:color="auto" w:fill="EBF3FB"/>
           </w:tcPr>
           <w:p>
             <w:pPr>
@@ -16107,19 +16269,19 @@
         <w:tc>
           <w:tcPr>
             <w:tcW w:type="dxa" w:w="567"/>
-            <w:shd w:val="clear" w:color="auto" w:fill="EBF3FB"/>
-          </w:tcPr>
-          <w:p>
-            <w:pPr>
-              <w:jc w:val="center"/>
-            </w:pPr>
-            <w:r/>
-            <w:r>
-              <w:rPr>
-                <w:color w:val="595959"/>
-                <w:sz w:val="16"/>
-              </w:rPr>
-              <w:t>99</w:t>
+            <w:shd w:val="clear" w:color="auto" w:fill="FFFFFF"/>
+          </w:tcPr>
+          <w:p>
+            <w:pPr>
+              <w:jc w:val="center"/>
+            </w:pPr>
+            <w:r/>
+            <w:r>
+              <w:rPr>
+                <w:color w:val="595959"/>
+                <w:sz w:val="16"/>
+              </w:rPr>
+              <w:t>100</w:t>
             </w:r>
           </w:p>
         </w:tc>
@@ -16134,7 +16296,7 @@
         <w:tc>
           <w:tcPr>
             <w:tcW w:type="dxa" w:w="4252"/>
-            <w:shd w:val="clear" w:color="auto" w:fill="EBF3FB"/>
+            <w:shd w:val="clear" w:color="auto" w:fill="FFFFFF"/>
           </w:tcPr>
           <w:p>
             <w:pPr>
@@ -16153,7 +16315,7 @@
         <w:tc>
           <w:tcPr>
             <w:tcW w:type="dxa" w:w="907"/>
-            <w:shd w:val="clear" w:color="auto" w:fill="EBF3FB"/>
+            <w:shd w:val="clear" w:color="auto" w:fill="FFFFFF"/>
           </w:tcPr>
           <w:p>
             <w:pPr>
@@ -16172,7 +16334,7 @@
         <w:tc>
           <w:tcPr>
             <w:tcW w:type="dxa" w:w="907"/>
-            <w:shd w:val="clear" w:color="auto" w:fill="EBF3FB"/>
+            <w:shd w:val="clear" w:color="auto" w:fill="FFFFFF"/>
           </w:tcPr>
           <w:p>
             <w:pPr>
@@ -16191,26 +16353,26 @@
         <w:tc>
           <w:tcPr>
             <w:tcW w:type="dxa" w:w="1417"/>
-            <w:shd w:val="clear" w:color="auto" w:fill="EBF3FB"/>
-          </w:tcPr>
-          <w:p>
-            <w:pPr>
-              <w:jc w:val="center"/>
-            </w:pPr>
-            <w:r/>
-            <w:r>
-              <w:rPr>
-                <w:color w:val="595959"/>
-                <w:sz w:val="16"/>
-              </w:rPr>
-              <w:t>98</w:t>
+            <w:shd w:val="clear" w:color="auto" w:fill="FFFFFF"/>
+          </w:tcPr>
+          <w:p>
+            <w:pPr>
+              <w:jc w:val="center"/>
+            </w:pPr>
+            <w:r/>
+            <w:r>
+              <w:rPr>
+                <w:color w:val="595959"/>
+                <w:sz w:val="16"/>
+              </w:rPr>
+              <w:t>99</w:t>
             </w:r>
           </w:p>
         </w:tc>
         <w:tc>
           <w:tcPr>
             <w:tcW w:type="dxa" w:w="1417"/>
-            <w:shd w:val="clear" w:color="auto" w:fill="EBF3FB"/>
+            <w:shd w:val="clear" w:color="auto" w:fill="FFFFFF"/>
           </w:tcPr>
           <w:p>
             <w:pPr>
@@ -16229,7 +16391,7 @@
         <w:tc>
           <w:tcPr>
             <w:tcW w:type="dxa" w:w="1134"/>
-            <w:shd w:val="clear" w:color="auto" w:fill="EBF3FB"/>
+            <w:shd w:val="clear" w:color="auto" w:fill="FFFFFF"/>
           </w:tcPr>
           <w:p>
             <w:pPr>
@@ -16248,7 +16410,7 @@
         <w:tc>
           <w:tcPr>
             <w:tcW w:type="dxa" w:w="1134"/>
-            <w:shd w:val="clear" w:color="auto" w:fill="EBF3FB"/>
+            <w:shd w:val="clear" w:color="auto" w:fill="FFFFFF"/>
           </w:tcPr>
           <w:p>
             <w:pPr>
@@ -16269,19 +16431,19 @@
         <w:tc>
           <w:tcPr>
             <w:tcW w:type="dxa" w:w="567"/>
-            <w:shd w:val="clear" w:color="auto" w:fill="FFFFFF"/>
-          </w:tcPr>
-          <w:p>
-            <w:pPr>
-              <w:jc w:val="center"/>
-            </w:pPr>
-            <w:r/>
-            <w:r>
-              <w:rPr>
-                <w:color w:val="595959"/>
-                <w:sz w:val="16"/>
-              </w:rPr>
-              <w:t>100</w:t>
+            <w:shd w:val="clear" w:color="auto" w:fill="EBF3FB"/>
+          </w:tcPr>
+          <w:p>
+            <w:pPr>
+              <w:jc w:val="center"/>
+            </w:pPr>
+            <w:r/>
+            <w:r>
+              <w:rPr>
+                <w:color w:val="595959"/>
+                <w:sz w:val="16"/>
+              </w:rPr>
+              <w:t>101</w:t>
             </w:r>
           </w:p>
         </w:tc>
@@ -16296,7 +16458,7 @@
         <w:tc>
           <w:tcPr>
             <w:tcW w:type="dxa" w:w="4252"/>
-            <w:shd w:val="clear" w:color="auto" w:fill="FFFFFF"/>
+            <w:shd w:val="clear" w:color="auto" w:fill="EBF3FB"/>
           </w:tcPr>
           <w:p>
             <w:pPr>
@@ -16315,7 +16477,7 @@
         <w:tc>
           <w:tcPr>
             <w:tcW w:type="dxa" w:w="907"/>
-            <w:shd w:val="clear" w:color="auto" w:fill="FFFFFF"/>
+            <w:shd w:val="clear" w:color="auto" w:fill="EBF3FB"/>
           </w:tcPr>
           <w:p>
             <w:pPr>
@@ -16334,7 +16496,7 @@
         <w:tc>
           <w:tcPr>
             <w:tcW w:type="dxa" w:w="907"/>
-            <w:shd w:val="clear" w:color="auto" w:fill="FFFFFF"/>
+            <w:shd w:val="clear" w:color="auto" w:fill="EBF3FB"/>
           </w:tcPr>
           <w:p>
             <w:pPr>
@@ -16353,26 +16515,26 @@
         <w:tc>
           <w:tcPr>
             <w:tcW w:type="dxa" w:w="1417"/>
-            <w:shd w:val="clear" w:color="auto" w:fill="FFFFFF"/>
-          </w:tcPr>
-          <w:p>
-            <w:pPr>
-              <w:jc w:val="center"/>
-            </w:pPr>
-            <w:r/>
-            <w:r>
-              <w:rPr>
-                <w:color w:val="595959"/>
-                <w:sz w:val="16"/>
-              </w:rPr>
-              <w:t>99</w:t>
+            <w:shd w:val="clear" w:color="auto" w:fill="EBF3FB"/>
+          </w:tcPr>
+          <w:p>
+            <w:pPr>
+              <w:jc w:val="center"/>
+            </w:pPr>
+            <w:r/>
+            <w:r>
+              <w:rPr>
+                <w:color w:val="595959"/>
+                <w:sz w:val="16"/>
+              </w:rPr>
+              <w:t>100</w:t>
             </w:r>
           </w:p>
         </w:tc>
         <w:tc>
           <w:tcPr>
             <w:tcW w:type="dxa" w:w="1417"/>
-            <w:shd w:val="clear" w:color="auto" w:fill="FFFFFF"/>
+            <w:shd w:val="clear" w:color="auto" w:fill="EBF3FB"/>
           </w:tcPr>
           <w:p>
             <w:pPr>
@@ -16391,7 +16553,7 @@
         <w:tc>
           <w:tcPr>
             <w:tcW w:type="dxa" w:w="1134"/>
-            <w:shd w:val="clear" w:color="auto" w:fill="FFFFFF"/>
+            <w:shd w:val="clear" w:color="auto" w:fill="EBF3FB"/>
           </w:tcPr>
           <w:p>
             <w:pPr>
@@ -16410,7 +16572,7 @@
         <w:tc>
           <w:tcPr>
             <w:tcW w:type="dxa" w:w="1134"/>
-            <w:shd w:val="clear" w:color="auto" w:fill="FFFFFF"/>
+            <w:shd w:val="clear" w:color="auto" w:fill="EBF3FB"/>
           </w:tcPr>
           <w:p>
             <w:pPr>
@@ -16431,19 +16593,19 @@
         <w:tc>
           <w:tcPr>
             <w:tcW w:type="dxa" w:w="567"/>
-            <w:shd w:val="clear" w:color="auto" w:fill="EBF3FB"/>
-          </w:tcPr>
-          <w:p>
-            <w:pPr>
-              <w:jc w:val="center"/>
-            </w:pPr>
-            <w:r/>
-            <w:r>
-              <w:rPr>
-                <w:color w:val="595959"/>
-                <w:sz w:val="16"/>
-              </w:rPr>
-              <w:t>101</w:t>
+            <w:shd w:val="clear" w:color="auto" w:fill="FFFFFF"/>
+          </w:tcPr>
+          <w:p>
+            <w:pPr>
+              <w:jc w:val="center"/>
+            </w:pPr>
+            <w:r/>
+            <w:r>
+              <w:rPr>
+                <w:color w:val="595959"/>
+                <w:sz w:val="16"/>
+              </w:rPr>
+              <w:t>102</w:t>
             </w:r>
           </w:p>
         </w:tc>
@@ -16458,7 +16620,7 @@
         <w:tc>
           <w:tcPr>
             <w:tcW w:type="dxa" w:w="4252"/>
-            <w:shd w:val="clear" w:color="auto" w:fill="EBF3FB"/>
+            <w:shd w:val="clear" w:color="auto" w:fill="FFFFFF"/>
           </w:tcPr>
           <w:p>
             <w:pPr>
@@ -16477,7 +16639,7 @@
         <w:tc>
           <w:tcPr>
             <w:tcW w:type="dxa" w:w="907"/>
-            <w:shd w:val="clear" w:color="auto" w:fill="EBF3FB"/>
+            <w:shd w:val="clear" w:color="auto" w:fill="FFFFFF"/>
           </w:tcPr>
           <w:p>
             <w:pPr>
@@ -16496,7 +16658,7 @@
         <w:tc>
           <w:tcPr>
             <w:tcW w:type="dxa" w:w="907"/>
-            <w:shd w:val="clear" w:color="auto" w:fill="EBF3FB"/>
+            <w:shd w:val="clear" w:color="auto" w:fill="FFFFFF"/>
           </w:tcPr>
           <w:p>
             <w:pPr>
@@ -16515,26 +16677,26 @@
         <w:tc>
           <w:tcPr>
             <w:tcW w:type="dxa" w:w="1417"/>
-            <w:shd w:val="clear" w:color="auto" w:fill="EBF3FB"/>
-          </w:tcPr>
-          <w:p>
-            <w:pPr>
-              <w:jc w:val="center"/>
-            </w:pPr>
-            <w:r/>
-            <w:r>
-              <w:rPr>
-                <w:color w:val="595959"/>
-                <w:sz w:val="16"/>
-              </w:rPr>
-              <w:t>99</w:t>
+            <w:shd w:val="clear" w:color="auto" w:fill="FFFFFF"/>
+          </w:tcPr>
+          <w:p>
+            <w:pPr>
+              <w:jc w:val="center"/>
+            </w:pPr>
+            <w:r/>
+            <w:r>
+              <w:rPr>
+                <w:color w:val="595959"/>
+                <w:sz w:val="16"/>
+              </w:rPr>
+              <w:t>100</w:t>
             </w:r>
           </w:p>
         </w:tc>
         <w:tc>
           <w:tcPr>
             <w:tcW w:type="dxa" w:w="1417"/>
-            <w:shd w:val="clear" w:color="auto" w:fill="EBF3FB"/>
+            <w:shd w:val="clear" w:color="auto" w:fill="FFFFFF"/>
           </w:tcPr>
           <w:p>
             <w:pPr>
@@ -16553,7 +16715,7 @@
         <w:tc>
           <w:tcPr>
             <w:tcW w:type="dxa" w:w="1134"/>
-            <w:shd w:val="clear" w:color="auto" w:fill="EBF3FB"/>
+            <w:shd w:val="clear" w:color="auto" w:fill="FFFFFF"/>
           </w:tcPr>
           <w:p>
             <w:pPr>
@@ -16572,7 +16734,7 @@
         <w:tc>
           <w:tcPr>
             <w:tcW w:type="dxa" w:w="1134"/>
-            <w:shd w:val="clear" w:color="auto" w:fill="EBF3FB"/>
+            <w:shd w:val="clear" w:color="auto" w:fill="FFFFFF"/>
           </w:tcPr>
           <w:p>
             <w:pPr>
@@ -16593,19 +16755,19 @@
         <w:tc>
           <w:tcPr>
             <w:tcW w:type="dxa" w:w="567"/>
-            <w:shd w:val="clear" w:color="auto" w:fill="FFFFFF"/>
-          </w:tcPr>
-          <w:p>
-            <w:pPr>
-              <w:jc w:val="center"/>
-            </w:pPr>
-            <w:r/>
-            <w:r>
-              <w:rPr>
-                <w:color w:val="595959"/>
-                <w:sz w:val="16"/>
-              </w:rPr>
-              <w:t>102</w:t>
+            <w:shd w:val="clear" w:color="auto" w:fill="EBF3FB"/>
+          </w:tcPr>
+          <w:p>
+            <w:pPr>
+              <w:jc w:val="center"/>
+            </w:pPr>
+            <w:r/>
+            <w:r>
+              <w:rPr>
+                <w:color w:val="595959"/>
+                <w:sz w:val="16"/>
+              </w:rPr>
+              <w:t>103</w:t>
             </w:r>
           </w:p>
         </w:tc>
@@ -16620,7 +16782,7 @@
         <w:tc>
           <w:tcPr>
             <w:tcW w:type="dxa" w:w="4252"/>
-            <w:shd w:val="clear" w:color="auto" w:fill="FFFFFF"/>
+            <w:shd w:val="clear" w:color="auto" w:fill="EBF3FB"/>
           </w:tcPr>
           <w:p>
             <w:pPr>
@@ -16639,7 +16801,7 @@
         <w:tc>
           <w:tcPr>
             <w:tcW w:type="dxa" w:w="907"/>
-            <w:shd w:val="clear" w:color="auto" w:fill="FFFFFF"/>
+            <w:shd w:val="clear" w:color="auto" w:fill="EBF3FB"/>
           </w:tcPr>
           <w:p>
             <w:pPr>
@@ -16658,7 +16820,7 @@
         <w:tc>
           <w:tcPr>
             <w:tcW w:type="dxa" w:w="907"/>
-            <w:shd w:val="clear" w:color="auto" w:fill="FFFFFF"/>
+            <w:shd w:val="clear" w:color="auto" w:fill="EBF3FB"/>
           </w:tcPr>
           <w:p>
             <w:pPr>
@@ -16677,26 +16839,26 @@
         <w:tc>
           <w:tcPr>
             <w:tcW w:type="dxa" w:w="1417"/>
-            <w:shd w:val="clear" w:color="auto" w:fill="FFFFFF"/>
-          </w:tcPr>
-          <w:p>
-            <w:pPr>
-              <w:jc w:val="center"/>
-            </w:pPr>
-            <w:r/>
-            <w:r>
-              <w:rPr>
-                <w:color w:val="595959"/>
-                <w:sz w:val="16"/>
-              </w:rPr>
-              <w:t>101</w:t>
+            <w:shd w:val="clear" w:color="auto" w:fill="EBF3FB"/>
+          </w:tcPr>
+          <w:p>
+            <w:pPr>
+              <w:jc w:val="center"/>
+            </w:pPr>
+            <w:r/>
+            <w:r>
+              <w:rPr>
+                <w:color w:val="595959"/>
+                <w:sz w:val="16"/>
+              </w:rPr>
+              <w:t>102</w:t>
             </w:r>
           </w:p>
         </w:tc>
         <w:tc>
           <w:tcPr>
             <w:tcW w:type="dxa" w:w="1417"/>
-            <w:shd w:val="clear" w:color="auto" w:fill="FFFFFF"/>
+            <w:shd w:val="clear" w:color="auto" w:fill="EBF3FB"/>
           </w:tcPr>
           <w:p>
             <w:pPr>
@@ -16715,7 +16877,7 @@
         <w:tc>
           <w:tcPr>
             <w:tcW w:type="dxa" w:w="1134"/>
-            <w:shd w:val="clear" w:color="auto" w:fill="FFFFFF"/>
+            <w:shd w:val="clear" w:color="auto" w:fill="EBF3FB"/>
           </w:tcPr>
           <w:p>
             <w:pPr>
@@ -16734,7 +16896,7 @@
         <w:tc>
           <w:tcPr>
             <w:tcW w:type="dxa" w:w="1134"/>
-            <w:shd w:val="clear" w:color="auto" w:fill="FFFFFF"/>
+            <w:shd w:val="clear" w:color="auto" w:fill="EBF3FB"/>
           </w:tcPr>
           <w:p>
             <w:pPr>
@@ -16755,19 +16917,19 @@
         <w:tc>
           <w:tcPr>
             <w:tcW w:type="dxa" w:w="567"/>
-            <w:shd w:val="clear" w:color="auto" w:fill="EBF3FB"/>
-          </w:tcPr>
-          <w:p>
-            <w:pPr>
-              <w:jc w:val="center"/>
-            </w:pPr>
-            <w:r/>
-            <w:r>
-              <w:rPr>
-                <w:color w:val="595959"/>
-                <w:sz w:val="16"/>
-              </w:rPr>
-              <w:t>103</w:t>
+            <w:shd w:val="clear" w:color="auto" w:fill="FFFFFF"/>
+          </w:tcPr>
+          <w:p>
+            <w:pPr>
+              <w:jc w:val="center"/>
+            </w:pPr>
+            <w:r/>
+            <w:r>
+              <w:rPr>
+                <w:color w:val="595959"/>
+                <w:sz w:val="16"/>
+              </w:rPr>
+              <w:t>104</w:t>
             </w:r>
           </w:p>
         </w:tc>
@@ -16782,7 +16944,7 @@
         <w:tc>
           <w:tcPr>
             <w:tcW w:type="dxa" w:w="4252"/>
-            <w:shd w:val="clear" w:color="auto" w:fill="EBF3FB"/>
+            <w:shd w:val="clear" w:color="auto" w:fill="FFFFFF"/>
           </w:tcPr>
           <w:p>
             <w:pPr>
@@ -16801,7 +16963,7 @@
         <w:tc>
           <w:tcPr>
             <w:tcW w:type="dxa" w:w="907"/>
-            <w:shd w:val="clear" w:color="auto" w:fill="EBF3FB"/>
+            <w:shd w:val="clear" w:color="auto" w:fill="FFFFFF"/>
           </w:tcPr>
           <w:p>
             <w:pPr>
@@ -16820,7 +16982,7 @@
         <w:tc>
           <w:tcPr>
             <w:tcW w:type="dxa" w:w="907"/>
-            <w:shd w:val="clear" w:color="auto" w:fill="EBF3FB"/>
+            <w:shd w:val="clear" w:color="auto" w:fill="FFFFFF"/>
           </w:tcPr>
           <w:p>
             <w:pPr>
@@ -16839,26 +17001,26 @@
         <w:tc>
           <w:tcPr>
             <w:tcW w:type="dxa" w:w="1417"/>
-            <w:shd w:val="clear" w:color="auto" w:fill="EBF3FB"/>
-          </w:tcPr>
-          <w:p>
-            <w:pPr>
-              <w:jc w:val="center"/>
-            </w:pPr>
-            <w:r/>
-            <w:r>
-              <w:rPr>
-                <w:color w:val="595959"/>
-                <w:sz w:val="16"/>
-              </w:rPr>
-              <w:t>101</w:t>
+            <w:shd w:val="clear" w:color="auto" w:fill="FFFFFF"/>
+          </w:tcPr>
+          <w:p>
+            <w:pPr>
+              <w:jc w:val="center"/>
+            </w:pPr>
+            <w:r/>
+            <w:r>
+              <w:rPr>
+                <w:color w:val="595959"/>
+                <w:sz w:val="16"/>
+              </w:rPr>
+              <w:t>102</w:t>
             </w:r>
           </w:p>
         </w:tc>
         <w:tc>
           <w:tcPr>
             <w:tcW w:type="dxa" w:w="1417"/>
-            <w:shd w:val="clear" w:color="auto" w:fill="EBF3FB"/>
+            <w:shd w:val="clear" w:color="auto" w:fill="FFFFFF"/>
           </w:tcPr>
           <w:p>
             <w:pPr>
@@ -16877,7 +17039,7 @@
         <w:tc>
           <w:tcPr>
             <w:tcW w:type="dxa" w:w="1134"/>
-            <w:shd w:val="clear" w:color="auto" w:fill="EBF3FB"/>
+            <w:shd w:val="clear" w:color="auto" w:fill="FFFFFF"/>
           </w:tcPr>
           <w:p>
             <w:pPr>
@@ -16896,7 +17058,7 @@
         <w:tc>
           <w:tcPr>
             <w:tcW w:type="dxa" w:w="1134"/>
-            <w:shd w:val="clear" w:color="auto" w:fill="EBF3FB"/>
+            <w:shd w:val="clear" w:color="auto" w:fill="FFFFFF"/>
           </w:tcPr>
           <w:p>
             <w:pPr>
@@ -16917,19 +17079,19 @@
         <w:tc>
           <w:tcPr>
             <w:tcW w:type="dxa" w:w="567"/>
-            <w:shd w:val="clear" w:color="auto" w:fill="FFFFFF"/>
-          </w:tcPr>
-          <w:p>
-            <w:pPr>
-              <w:jc w:val="center"/>
-            </w:pPr>
-            <w:r/>
-            <w:r>
-              <w:rPr>
-                <w:color w:val="595959"/>
-                <w:sz w:val="16"/>
-              </w:rPr>
-              <w:t>104</w:t>
+            <w:shd w:val="clear" w:color="auto" w:fill="EBF3FB"/>
+          </w:tcPr>
+          <w:p>
+            <w:pPr>
+              <w:jc w:val="center"/>
+            </w:pPr>
+            <w:r/>
+            <w:r>
+              <w:rPr>
+                <w:color w:val="595959"/>
+                <w:sz w:val="16"/>
+              </w:rPr>
+              <w:t>105</w:t>
             </w:r>
           </w:p>
         </w:tc>
@@ -16944,7 +17106,7 @@
         <w:tc>
           <w:tcPr>
             <w:tcW w:type="dxa" w:w="4252"/>
-            <w:shd w:val="clear" w:color="auto" w:fill="FFFFFF"/>
+            <w:shd w:val="clear" w:color="auto" w:fill="EBF3FB"/>
           </w:tcPr>
           <w:p>
             <w:pPr>
@@ -16963,7 +17125,7 @@
         <w:tc>
           <w:tcPr>
             <w:tcW w:type="dxa" w:w="907"/>
-            <w:shd w:val="clear" w:color="auto" w:fill="FFFFFF"/>
+            <w:shd w:val="clear" w:color="auto" w:fill="EBF3FB"/>
           </w:tcPr>
           <w:p>
             <w:pPr>
@@ -16982,7 +17144,7 @@
         <w:tc>
           <w:tcPr>
             <w:tcW w:type="dxa" w:w="907"/>
-            <w:shd w:val="clear" w:color="auto" w:fill="FFFFFF"/>
+            <w:shd w:val="clear" w:color="auto" w:fill="EBF3FB"/>
           </w:tcPr>
           <w:p>
             <w:pPr>
@@ -17001,7 +17163,7 @@
         <w:tc>
           <w:tcPr>
             <w:tcW w:type="dxa" w:w="1417"/>
-            <w:shd w:val="clear" w:color="auto" w:fill="FFFFFF"/>
+            <w:shd w:val="clear" w:color="auto" w:fill="EBF3FB"/>
           </w:tcPr>
           <w:p>
             <w:pPr>
@@ -17019,7 +17181,7 @@
         <w:tc>
           <w:tcPr>
             <w:tcW w:type="dxa" w:w="1417"/>
-            <w:shd w:val="clear" w:color="auto" w:fill="FFFFFF"/>
+            <w:shd w:val="clear" w:color="auto" w:fill="EBF3FB"/>
           </w:tcPr>
           <w:p>
             <w:pPr>
@@ -17038,7 +17200,7 @@
         <w:tc>
           <w:tcPr>
             <w:tcW w:type="dxa" w:w="1134"/>
-            <w:shd w:val="clear" w:color="auto" w:fill="FFFFFF"/>
+            <w:shd w:val="clear" w:color="auto" w:fill="EBF3FB"/>
           </w:tcPr>
           <w:p>
             <w:pPr>
@@ -17057,7 +17219,7 @@
         <w:tc>
           <w:tcPr>
             <w:tcW w:type="dxa" w:w="1134"/>
-            <w:shd w:val="clear" w:color="auto" w:fill="FFFFFF"/>
+            <w:shd w:val="clear" w:color="auto" w:fill="EBF3FB"/>
           </w:tcPr>
           <w:p>
             <w:pPr>
@@ -17078,19 +17240,19 @@
         <w:tc>
           <w:tcPr>
             <w:tcW w:type="dxa" w:w="567"/>
-            <w:shd w:val="clear" w:color="auto" w:fill="EBF3FB"/>
-          </w:tcPr>
-          <w:p>
-            <w:pPr>
-              <w:jc w:val="center"/>
-            </w:pPr>
-            <w:r/>
-            <w:r>
-              <w:rPr>
-                <w:color w:val="595959"/>
-                <w:sz w:val="16"/>
-              </w:rPr>
-              <w:t>105</w:t>
+            <w:shd w:val="clear" w:color="auto" w:fill="FFFFFF"/>
+          </w:tcPr>
+          <w:p>
+            <w:pPr>
+              <w:jc w:val="center"/>
+            </w:pPr>
+            <w:r/>
+            <w:r>
+              <w:rPr>
+                <w:color w:val="595959"/>
+                <w:sz w:val="16"/>
+              </w:rPr>
+              <w:t>106</w:t>
             </w:r>
           </w:p>
         </w:tc>
@@ -17105,7 +17267,7 @@
         <w:tc>
           <w:tcPr>
             <w:tcW w:type="dxa" w:w="4252"/>
-            <w:shd w:val="clear" w:color="auto" w:fill="EBF3FB"/>
+            <w:shd w:val="clear" w:color="auto" w:fill="FFFFFF"/>
           </w:tcPr>
           <w:p>
             <w:pPr>
@@ -17124,7 +17286,7 @@
         <w:tc>
           <w:tcPr>
             <w:tcW w:type="dxa" w:w="907"/>
-            <w:shd w:val="clear" w:color="auto" w:fill="EBF3FB"/>
+            <w:shd w:val="clear" w:color="auto" w:fill="FFFFFF"/>
           </w:tcPr>
           <w:p>
             <w:pPr>
@@ -17143,7 +17305,7 @@
         <w:tc>
           <w:tcPr>
             <w:tcW w:type="dxa" w:w="907"/>
-            <w:shd w:val="clear" w:color="auto" w:fill="EBF3FB"/>
+            <w:shd w:val="clear" w:color="auto" w:fill="FFFFFF"/>
           </w:tcPr>
           <w:p>
             <w:pPr>
@@ -17162,26 +17324,26 @@
         <w:tc>
           <w:tcPr>
             <w:tcW w:type="dxa" w:w="1417"/>
-            <w:shd w:val="clear" w:color="auto" w:fill="EBF3FB"/>
-          </w:tcPr>
-          <w:p>
-            <w:pPr>
-              <w:jc w:val="center"/>
-            </w:pPr>
-            <w:r/>
-            <w:r>
-              <w:rPr>
-                <w:color w:val="595959"/>
-                <w:sz w:val="16"/>
-              </w:rPr>
-              <w:t>104</w:t>
+            <w:shd w:val="clear" w:color="auto" w:fill="FFFFFF"/>
+          </w:tcPr>
+          <w:p>
+            <w:pPr>
+              <w:jc w:val="center"/>
+            </w:pPr>
+            <w:r/>
+            <w:r>
+              <w:rPr>
+                <w:color w:val="595959"/>
+                <w:sz w:val="16"/>
+              </w:rPr>
+              <w:t>105</w:t>
             </w:r>
           </w:p>
         </w:tc>
         <w:tc>
           <w:tcPr>
             <w:tcW w:type="dxa" w:w="1417"/>
-            <w:shd w:val="clear" w:color="auto" w:fill="EBF3FB"/>
+            <w:shd w:val="clear" w:color="auto" w:fill="FFFFFF"/>
           </w:tcPr>
           <w:p>
             <w:pPr>
@@ -17200,7 +17362,7 @@
         <w:tc>
           <w:tcPr>
             <w:tcW w:type="dxa" w:w="1134"/>
-            <w:shd w:val="clear" w:color="auto" w:fill="EBF3FB"/>
+            <w:shd w:val="clear" w:color="auto" w:fill="FFFFFF"/>
           </w:tcPr>
           <w:p>
             <w:pPr>
@@ -17219,7 +17381,7 @@
         <w:tc>
           <w:tcPr>
             <w:tcW w:type="dxa" w:w="1134"/>
-            <w:shd w:val="clear" w:color="auto" w:fill="EBF3FB"/>
+            <w:shd w:val="clear" w:color="auto" w:fill="FFFFFF"/>
           </w:tcPr>
           <w:p>
             <w:pPr>
@@ -17240,19 +17402,19 @@
         <w:tc>
           <w:tcPr>
             <w:tcW w:type="dxa" w:w="567"/>
-            <w:shd w:val="clear" w:color="auto" w:fill="FFFFFF"/>
-          </w:tcPr>
-          <w:p>
-            <w:pPr>
-              <w:jc w:val="center"/>
-            </w:pPr>
-            <w:r/>
-            <w:r>
-              <w:rPr>
-                <w:color w:val="595959"/>
-                <w:sz w:val="16"/>
-              </w:rPr>
-              <w:t>106</w:t>
+            <w:shd w:val="clear" w:color="auto" w:fill="EBF3FB"/>
+          </w:tcPr>
+          <w:p>
+            <w:pPr>
+              <w:jc w:val="center"/>
+            </w:pPr>
+            <w:r/>
+            <w:r>
+              <w:rPr>
+                <w:color w:val="595959"/>
+                <w:sz w:val="16"/>
+              </w:rPr>
+              <w:t>107</w:t>
             </w:r>
           </w:p>
         </w:tc>
@@ -17267,7 +17429,7 @@
         <w:tc>
           <w:tcPr>
             <w:tcW w:type="dxa" w:w="4252"/>
-            <w:shd w:val="clear" w:color="auto" w:fill="FFFFFF"/>
+            <w:shd w:val="clear" w:color="auto" w:fill="EBF3FB"/>
           </w:tcPr>
           <w:p>
             <w:pPr>
@@ -17286,7 +17448,7 @@
         <w:tc>
           <w:tcPr>
             <w:tcW w:type="dxa" w:w="907"/>
-            <w:shd w:val="clear" w:color="auto" w:fill="FFFFFF"/>
+            <w:shd w:val="clear" w:color="auto" w:fill="EBF3FB"/>
           </w:tcPr>
           <w:p>
             <w:pPr>
@@ -17305,7 +17467,7 @@
         <w:tc>
           <w:tcPr>
             <w:tcW w:type="dxa" w:w="907"/>
-            <w:shd w:val="clear" w:color="auto" w:fill="FFFFFF"/>
+            <w:shd w:val="clear" w:color="auto" w:fill="EBF3FB"/>
           </w:tcPr>
           <w:p>
             <w:pPr>
@@ -17324,26 +17486,26 @@
         <w:tc>
           <w:tcPr>
             <w:tcW w:type="dxa" w:w="1417"/>
-            <w:shd w:val="clear" w:color="auto" w:fill="FFFFFF"/>
-          </w:tcPr>
-          <w:p>
-            <w:pPr>
-              <w:jc w:val="center"/>
-            </w:pPr>
-            <w:r/>
-            <w:r>
-              <w:rPr>
-                <w:color w:val="595959"/>
-                <w:sz w:val="16"/>
-              </w:rPr>
-              <w:t>104</w:t>
+            <w:shd w:val="clear" w:color="auto" w:fill="EBF3FB"/>
+          </w:tcPr>
+          <w:p>
+            <w:pPr>
+              <w:jc w:val="center"/>
+            </w:pPr>
+            <w:r/>
+            <w:r>
+              <w:rPr>
+                <w:color w:val="595959"/>
+                <w:sz w:val="16"/>
+              </w:rPr>
+              <w:t>105</w:t>
             </w:r>
           </w:p>
         </w:tc>
         <w:tc>
           <w:tcPr>
             <w:tcW w:type="dxa" w:w="1417"/>
-            <w:shd w:val="clear" w:color="auto" w:fill="FFFFFF"/>
+            <w:shd w:val="clear" w:color="auto" w:fill="EBF3FB"/>
           </w:tcPr>
           <w:p>
             <w:pPr>
@@ -17362,7 +17524,7 @@
         <w:tc>
           <w:tcPr>
             <w:tcW w:type="dxa" w:w="1134"/>
-            <w:shd w:val="clear" w:color="auto" w:fill="FFFFFF"/>
+            <w:shd w:val="clear" w:color="auto" w:fill="EBF3FB"/>
           </w:tcPr>
           <w:p>
             <w:pPr>
@@ -17381,7 +17543,7 @@
         <w:tc>
           <w:tcPr>
             <w:tcW w:type="dxa" w:w="1134"/>
-            <w:shd w:val="clear" w:color="auto" w:fill="FFFFFF"/>
+            <w:shd w:val="clear" w:color="auto" w:fill="EBF3FB"/>
           </w:tcPr>
           <w:p>
             <w:pPr>
@@ -17402,19 +17564,19 @@
         <w:tc>
           <w:tcPr>
             <w:tcW w:type="dxa" w:w="567"/>
-            <w:shd w:val="clear" w:color="auto" w:fill="EBF3FB"/>
-          </w:tcPr>
-          <w:p>
-            <w:pPr>
-              <w:jc w:val="center"/>
-            </w:pPr>
-            <w:r/>
-            <w:r>
-              <w:rPr>
-                <w:color w:val="595959"/>
-                <w:sz w:val="16"/>
-              </w:rPr>
-              <w:t>107</w:t>
+            <w:shd w:val="clear" w:color="auto" w:fill="FFFFFF"/>
+          </w:tcPr>
+          <w:p>
+            <w:pPr>
+              <w:jc w:val="center"/>
+            </w:pPr>
+            <w:r/>
+            <w:r>
+              <w:rPr>
+                <w:color w:val="595959"/>
+                <w:sz w:val="16"/>
+              </w:rPr>
+              <w:t>108</w:t>
             </w:r>
           </w:p>
         </w:tc>
@@ -17429,7 +17591,7 @@
         <w:tc>
           <w:tcPr>
             <w:tcW w:type="dxa" w:w="4252"/>
-            <w:shd w:val="clear" w:color="auto" w:fill="EBF3FB"/>
+            <w:shd w:val="clear" w:color="auto" w:fill="FFFFFF"/>
           </w:tcPr>
           <w:p>
             <w:pPr>
@@ -17448,7 +17610,7 @@
         <w:tc>
           <w:tcPr>
             <w:tcW w:type="dxa" w:w="907"/>
-            <w:shd w:val="clear" w:color="auto" w:fill="EBF3FB"/>
+            <w:shd w:val="clear" w:color="auto" w:fill="FFFFFF"/>
           </w:tcPr>
           <w:p>
             <w:pPr>
@@ -17467,7 +17629,7 @@
         <w:tc>
           <w:tcPr>
             <w:tcW w:type="dxa" w:w="907"/>
-            <w:shd w:val="clear" w:color="auto" w:fill="EBF3FB"/>
+            <w:shd w:val="clear" w:color="auto" w:fill="FFFFFF"/>
           </w:tcPr>
           <w:p>
             <w:pPr>
@@ -17486,7 +17648,7 @@
         <w:tc>
           <w:tcPr>
             <w:tcW w:type="dxa" w:w="1417"/>
-            <w:shd w:val="clear" w:color="auto" w:fill="EBF3FB"/>
+            <w:shd w:val="clear" w:color="auto" w:fill="FFFFFF"/>
           </w:tcPr>
           <w:p>
             <w:pPr>
@@ -17504,7 +17666,7 @@
         <w:tc>
           <w:tcPr>
             <w:tcW w:type="dxa" w:w="1417"/>
-            <w:shd w:val="clear" w:color="auto" w:fill="EBF3FB"/>
+            <w:shd w:val="clear" w:color="auto" w:fill="FFFFFF"/>
           </w:tcPr>
           <w:p>
             <w:pPr>
@@ -17523,7 +17685,7 @@
         <w:tc>
           <w:tcPr>
             <w:tcW w:type="dxa" w:w="1134"/>
-            <w:shd w:val="clear" w:color="auto" w:fill="EBF3FB"/>
+            <w:shd w:val="clear" w:color="auto" w:fill="FFFFFF"/>
           </w:tcPr>
           <w:p>
             <w:pPr>
@@ -17542,7 +17704,7 @@
         <w:tc>
           <w:tcPr>
             <w:tcW w:type="dxa" w:w="1134"/>
-            <w:shd w:val="clear" w:color="auto" w:fill="EBF3FB"/>
+            <w:shd w:val="clear" w:color="auto" w:fill="FFFFFF"/>
           </w:tcPr>
           <w:p>
             <w:pPr>
@@ -17563,19 +17725,19 @@
         <w:tc>
           <w:tcPr>
             <w:tcW w:type="dxa" w:w="567"/>
-            <w:shd w:val="clear" w:color="auto" w:fill="FFFFFF"/>
-          </w:tcPr>
-          <w:p>
-            <w:pPr>
-              <w:jc w:val="center"/>
-            </w:pPr>
-            <w:r/>
-            <w:r>
-              <w:rPr>
-                <w:color w:val="595959"/>
-                <w:sz w:val="16"/>
-              </w:rPr>
-              <w:t>108</w:t>
+            <w:shd w:val="clear" w:color="auto" w:fill="EBF3FB"/>
+          </w:tcPr>
+          <w:p>
+            <w:pPr>
+              <w:jc w:val="center"/>
+            </w:pPr>
+            <w:r/>
+            <w:r>
+              <w:rPr>
+                <w:color w:val="595959"/>
+                <w:sz w:val="16"/>
+              </w:rPr>
+              <w:t>109</w:t>
             </w:r>
           </w:p>
         </w:tc>
@@ -17590,7 +17752,7 @@
         <w:tc>
           <w:tcPr>
             <w:tcW w:type="dxa" w:w="4252"/>
-            <w:shd w:val="clear" w:color="auto" w:fill="FFFFFF"/>
+            <w:shd w:val="clear" w:color="auto" w:fill="EBF3FB"/>
           </w:tcPr>
           <w:p>
             <w:pPr>
@@ -17602,14 +17764,14 @@
                 <w:color w:val="595959"/>
                 <w:sz w:val="16"/>
               </w:rPr>
-              <w:t>Integrazione campo posizizione in tutti i servizi che lo richiedono</w:t>
+              <w:t>Integrazione campo posizione in tutti i servizi che lo richiedono</w:t>
             </w:r>
           </w:p>
         </w:tc>
         <w:tc>
           <w:tcPr>
             <w:tcW w:type="dxa" w:w="907"/>
-            <w:shd w:val="clear" w:color="auto" w:fill="FFFFFF"/>
+            <w:shd w:val="clear" w:color="auto" w:fill="EBF3FB"/>
           </w:tcPr>
           <w:p>
             <w:pPr>
@@ -17628,7 +17790,7 @@
         <w:tc>
           <w:tcPr>
             <w:tcW w:type="dxa" w:w="907"/>
-            <w:shd w:val="clear" w:color="auto" w:fill="FFFFFF"/>
+            <w:shd w:val="clear" w:color="auto" w:fill="EBF3FB"/>
           </w:tcPr>
           <w:p>
             <w:pPr>
@@ -17647,76 +17809,72 @@
         <w:tc>
           <w:tcPr>
             <w:tcW w:type="dxa" w:w="1417"/>
-            <w:shd w:val="clear" w:color="auto" w:fill="FFFFFF"/>
-          </w:tcPr>
-          <w:p>
-            <w:pPr>
-              <w:jc w:val="center"/>
-            </w:pPr>
-            <w:r/>
-            <w:r>
-              <w:rPr>
-                <w:color w:val="595959"/>
-                <w:sz w:val="16"/>
-              </w:rPr>
-              <w:t>108</w:t>
+            <w:shd w:val="clear" w:color="auto" w:fill="EBF3FB"/>
+          </w:tcPr>
+          <w:p>
+            <w:pPr>
+              <w:jc w:val="center"/>
+            </w:pPr>
+            <w:r/>
+            <w:r>
+              <w:rPr>
+                <w:color w:val="595959"/>
+                <w:sz w:val="16"/>
+              </w:rPr>
             </w:r>
           </w:p>
         </w:tc>
         <w:tc>
           <w:tcPr>
             <w:tcW w:type="dxa" w:w="1417"/>
-            <w:shd w:val="clear" w:color="auto" w:fill="FFFFFF"/>
-          </w:tcPr>
-          <w:p>
-            <w:pPr>
-              <w:jc w:val="center"/>
-            </w:pPr>
-            <w:r/>
-            <w:r>
-              <w:rPr>
-                <w:color w:val="595959"/>
-                <w:sz w:val="16"/>
-              </w:rPr>
-              <w:t>Tommaso Brini</w:t>
+            <w:shd w:val="clear" w:color="auto" w:fill="EBF3FB"/>
+          </w:tcPr>
+          <w:p>
+            <w:pPr>
+              <w:jc w:val="center"/>
+            </w:pPr>
+            <w:r/>
+            <w:r>
+              <w:rPr>
+                <w:color w:val="595959"/>
+                <w:sz w:val="16"/>
+              </w:rPr>
             </w:r>
           </w:p>
         </w:tc>
         <w:tc>
           <w:tcPr>
             <w:tcW w:type="dxa" w:w="1134"/>
-            <w:shd w:val="clear" w:color="auto" w:fill="FFFFFF"/>
-          </w:tcPr>
-          <w:p>
-            <w:pPr>
-              <w:jc w:val="center"/>
-            </w:pPr>
-            <w:r/>
-            <w:r>
-              <w:rPr>
-                <w:color w:val="595959"/>
-                <w:sz w:val="16"/>
-              </w:rPr>
-              <w:t>02/02/2026</w:t>
+            <w:shd w:val="clear" w:color="auto" w:fill="EBF3FB"/>
+          </w:tcPr>
+          <w:p>
+            <w:pPr>
+              <w:jc w:val="center"/>
+            </w:pPr>
+            <w:r/>
+            <w:r>
+              <w:rPr>
+                <w:color w:val="595959"/>
+                <w:sz w:val="16"/>
+              </w:rPr>
             </w:r>
           </w:p>
         </w:tc>
         <w:tc>
           <w:tcPr>
             <w:tcW w:type="dxa" w:w="1134"/>
-            <w:shd w:val="clear" w:color="auto" w:fill="FFFFFF"/>
-          </w:tcPr>
-          <w:p>
-            <w:pPr>
-              <w:jc w:val="center"/>
-            </w:pPr>
-            <w:r/>
-            <w:r>
-              <w:rPr>
-                <w:color w:val="595959"/>
-                <w:sz w:val="16"/>
-              </w:rPr>
-              <w:t>03/02/2026</w:t>
+            <w:shd w:val="clear" w:color="auto" w:fill="EBF3FB"/>
+          </w:tcPr>
+          <w:p>
+            <w:pPr>
+              <w:jc w:val="center"/>
+            </w:pPr>
+            <w:r/>
+            <w:r>
+              <w:rPr>
+                <w:color w:val="595959"/>
+                <w:sz w:val="16"/>
+              </w:rPr>
             </w:r>
           </w:p>
         </w:tc>
@@ -17725,19 +17883,19 @@
         <w:tc>
           <w:tcPr>
             <w:tcW w:type="dxa" w:w="567"/>
-            <w:shd w:val="clear" w:color="auto" w:fill="EBF3FB"/>
-          </w:tcPr>
-          <w:p>
-            <w:pPr>
-              <w:jc w:val="center"/>
-            </w:pPr>
-            <w:r/>
-            <w:r>
-              <w:rPr>
-                <w:color w:val="595959"/>
-                <w:sz w:val="16"/>
-              </w:rPr>
-              <w:t>109</w:t>
+            <w:shd w:val="clear" w:color="auto" w:fill="FFFFFF"/>
+          </w:tcPr>
+          <w:p>
+            <w:pPr>
+              <w:jc w:val="center"/>
+            </w:pPr>
+            <w:r/>
+            <w:r>
+              <w:rPr>
+                <w:color w:val="595959"/>
+                <w:sz w:val="16"/>
+              </w:rPr>
+              <w:t>110</w:t>
             </w:r>
           </w:p>
         </w:tc>
@@ -17752,7 +17910,7 @@
         <w:tc>
           <w:tcPr>
             <w:tcW w:type="dxa" w:w="4252"/>
-            <w:shd w:val="clear" w:color="auto" w:fill="EBF3FB"/>
+            <w:shd w:val="clear" w:color="auto" w:fill="FFFFFF"/>
           </w:tcPr>
           <w:p>
             <w:pPr>
@@ -17771,7 +17929,7 @@
         <w:tc>
           <w:tcPr>
             <w:tcW w:type="dxa" w:w="907"/>
-            <w:shd w:val="clear" w:color="auto" w:fill="EBF3FB"/>
+            <w:shd w:val="clear" w:color="auto" w:fill="FFFFFF"/>
           </w:tcPr>
           <w:p>
             <w:pPr>
@@ -17790,7 +17948,7 @@
         <w:tc>
           <w:tcPr>
             <w:tcW w:type="dxa" w:w="907"/>
-            <w:shd w:val="clear" w:color="auto" w:fill="EBF3FB"/>
+            <w:shd w:val="clear" w:color="auto" w:fill="FFFFFF"/>
           </w:tcPr>
           <w:p>
             <w:pPr>
@@ -17809,26 +17967,26 @@
         <w:tc>
           <w:tcPr>
             <w:tcW w:type="dxa" w:w="1417"/>
-            <w:shd w:val="clear" w:color="auto" w:fill="EBF3FB"/>
-          </w:tcPr>
-          <w:p>
-            <w:pPr>
-              <w:jc w:val="center"/>
-            </w:pPr>
-            <w:r/>
-            <w:r>
-              <w:rPr>
-                <w:color w:val="595959"/>
-                <w:sz w:val="16"/>
-              </w:rPr>
-              <w:t>108</w:t>
+            <w:shd w:val="clear" w:color="auto" w:fill="FFFFFF"/>
+          </w:tcPr>
+          <w:p>
+            <w:pPr>
+              <w:jc w:val="center"/>
+            </w:pPr>
+            <w:r/>
+            <w:r>
+              <w:rPr>
+                <w:color w:val="595959"/>
+                <w:sz w:val="16"/>
+              </w:rPr>
+              <w:t>109</w:t>
             </w:r>
           </w:p>
         </w:tc>
         <w:tc>
           <w:tcPr>
             <w:tcW w:type="dxa" w:w="1417"/>
-            <w:shd w:val="clear" w:color="auto" w:fill="EBF3FB"/>
+            <w:shd w:val="clear" w:color="auto" w:fill="FFFFFF"/>
           </w:tcPr>
           <w:p>
             <w:pPr>
@@ -17847,7 +18005,7 @@
         <w:tc>
           <w:tcPr>
             <w:tcW w:type="dxa" w:w="1134"/>
-            <w:shd w:val="clear" w:color="auto" w:fill="EBF3FB"/>
+            <w:shd w:val="clear" w:color="auto" w:fill="FFFFFF"/>
           </w:tcPr>
           <w:p>
             <w:pPr>
@@ -17866,7 +18024,7 @@
         <w:tc>
           <w:tcPr>
             <w:tcW w:type="dxa" w:w="1134"/>
-            <w:shd w:val="clear" w:color="auto" w:fill="EBF3FB"/>
+            <w:shd w:val="clear" w:color="auto" w:fill="FFFFFF"/>
           </w:tcPr>
           <w:p>
             <w:pPr>
@@ -17887,19 +18045,19 @@
         <w:tc>
           <w:tcPr>
             <w:tcW w:type="dxa" w:w="567"/>
-            <w:shd w:val="clear" w:color="auto" w:fill="FFFFFF"/>
-          </w:tcPr>
-          <w:p>
-            <w:pPr>
-              <w:jc w:val="center"/>
-            </w:pPr>
-            <w:r/>
-            <w:r>
-              <w:rPr>
-                <w:color w:val="595959"/>
-                <w:sz w:val="16"/>
-              </w:rPr>
-              <w:t>110</w:t>
+            <w:shd w:val="clear" w:color="auto" w:fill="EBF3FB"/>
+          </w:tcPr>
+          <w:p>
+            <w:pPr>
+              <w:jc w:val="center"/>
+            </w:pPr>
+            <w:r/>
+            <w:r>
+              <w:rPr>
+                <w:color w:val="595959"/>
+                <w:sz w:val="16"/>
+              </w:rPr>
+              <w:t>111</w:t>
             </w:r>
           </w:p>
         </w:tc>
@@ -17914,7 +18072,7 @@
         <w:tc>
           <w:tcPr>
             <w:tcW w:type="dxa" w:w="4252"/>
-            <w:shd w:val="clear" w:color="auto" w:fill="FFFFFF"/>
+            <w:shd w:val="clear" w:color="auto" w:fill="EBF3FB"/>
           </w:tcPr>
           <w:p>
             <w:pPr>
@@ -17933,7 +18091,7 @@
         <w:tc>
           <w:tcPr>
             <w:tcW w:type="dxa" w:w="907"/>
-            <w:shd w:val="clear" w:color="auto" w:fill="FFFFFF"/>
+            <w:shd w:val="clear" w:color="auto" w:fill="EBF3FB"/>
           </w:tcPr>
           <w:p>
             <w:pPr>
@@ -17952,7 +18110,7 @@
         <w:tc>
           <w:tcPr>
             <w:tcW w:type="dxa" w:w="907"/>
-            <w:shd w:val="clear" w:color="auto" w:fill="FFFFFF"/>
+            <w:shd w:val="clear" w:color="auto" w:fill="EBF3FB"/>
           </w:tcPr>
           <w:p>
             <w:pPr>
@@ -17971,26 +18129,26 @@
         <w:tc>
           <w:tcPr>
             <w:tcW w:type="dxa" w:w="1417"/>
-            <w:shd w:val="clear" w:color="auto" w:fill="FFFFFF"/>
-          </w:tcPr>
-          <w:p>
-            <w:pPr>
-              <w:jc w:val="center"/>
-            </w:pPr>
-            <w:r/>
-            <w:r>
-              <w:rPr>
-                <w:color w:val="595959"/>
-                <w:sz w:val="16"/>
-              </w:rPr>
-              <w:t>108</w:t>
+            <w:shd w:val="clear" w:color="auto" w:fill="EBF3FB"/>
+          </w:tcPr>
+          <w:p>
+            <w:pPr>
+              <w:jc w:val="center"/>
+            </w:pPr>
+            <w:r/>
+            <w:r>
+              <w:rPr>
+                <w:color w:val="595959"/>
+                <w:sz w:val="16"/>
+              </w:rPr>
+              <w:t>109</w:t>
             </w:r>
           </w:p>
         </w:tc>
         <w:tc>
           <w:tcPr>
             <w:tcW w:type="dxa" w:w="1417"/>
-            <w:shd w:val="clear" w:color="auto" w:fill="FFFFFF"/>
+            <w:shd w:val="clear" w:color="auto" w:fill="EBF3FB"/>
           </w:tcPr>
           <w:p>
             <w:pPr>
@@ -18009,7 +18167,7 @@
         <w:tc>
           <w:tcPr>
             <w:tcW w:type="dxa" w:w="1134"/>
-            <w:shd w:val="clear" w:color="auto" w:fill="FFFFFF"/>
+            <w:shd w:val="clear" w:color="auto" w:fill="EBF3FB"/>
           </w:tcPr>
           <w:p>
             <w:pPr>
@@ -18028,7 +18186,7 @@
         <w:tc>
           <w:tcPr>
             <w:tcW w:type="dxa" w:w="1134"/>
-            <w:shd w:val="clear" w:color="auto" w:fill="FFFFFF"/>
+            <w:shd w:val="clear" w:color="auto" w:fill="EBF3FB"/>
           </w:tcPr>
           <w:p>
             <w:pPr>
@@ -18049,19 +18207,19 @@
         <w:tc>
           <w:tcPr>
             <w:tcW w:type="dxa" w:w="567"/>
-            <w:shd w:val="clear" w:color="auto" w:fill="EBF3FB"/>
-          </w:tcPr>
-          <w:p>
-            <w:pPr>
-              <w:jc w:val="center"/>
-            </w:pPr>
-            <w:r/>
-            <w:r>
-              <w:rPr>
-                <w:color w:val="595959"/>
-                <w:sz w:val="16"/>
-              </w:rPr>
-              <w:t>111</w:t>
+            <w:shd w:val="clear" w:color="auto" w:fill="FFFFFF"/>
+          </w:tcPr>
+          <w:p>
+            <w:pPr>
+              <w:jc w:val="center"/>
+            </w:pPr>
+            <w:r/>
+            <w:r>
+              <w:rPr>
+                <w:color w:val="595959"/>
+                <w:sz w:val="16"/>
+              </w:rPr>
+              <w:t>112</w:t>
             </w:r>
           </w:p>
         </w:tc>
@@ -18076,7 +18234,7 @@
         <w:tc>
           <w:tcPr>
             <w:tcW w:type="dxa" w:w="4252"/>
-            <w:shd w:val="clear" w:color="auto" w:fill="EBF3FB"/>
+            <w:shd w:val="clear" w:color="auto" w:fill="FFFFFF"/>
           </w:tcPr>
           <w:p>
             <w:pPr>
@@ -18095,7 +18253,7 @@
         <w:tc>
           <w:tcPr>
             <w:tcW w:type="dxa" w:w="907"/>
-            <w:shd w:val="clear" w:color="auto" w:fill="EBF3FB"/>
+            <w:shd w:val="clear" w:color="auto" w:fill="FFFFFF"/>
           </w:tcPr>
           <w:p>
             <w:pPr>
@@ -18114,7 +18272,7 @@
         <w:tc>
           <w:tcPr>
             <w:tcW w:type="dxa" w:w="907"/>
-            <w:shd w:val="clear" w:color="auto" w:fill="EBF3FB"/>
+            <w:shd w:val="clear" w:color="auto" w:fill="FFFFFF"/>
           </w:tcPr>
           <w:p>
             <w:pPr>
@@ -18133,7 +18291,7 @@
         <w:tc>
           <w:tcPr>
             <w:tcW w:type="dxa" w:w="1417"/>
-            <w:shd w:val="clear" w:color="auto" w:fill="EBF3FB"/>
+            <w:shd w:val="clear" w:color="auto" w:fill="FFFFFF"/>
           </w:tcPr>
           <w:p>
             <w:pPr>
@@ -18151,7 +18309,7 @@
         <w:tc>
           <w:tcPr>
             <w:tcW w:type="dxa" w:w="1417"/>
-            <w:shd w:val="clear" w:color="auto" w:fill="EBF3FB"/>
+            <w:shd w:val="clear" w:color="auto" w:fill="FFFFFF"/>
           </w:tcPr>
           <w:p>
             <w:pPr>
@@ -18170,7 +18328,7 @@
         <w:tc>
           <w:tcPr>
             <w:tcW w:type="dxa" w:w="1134"/>
-            <w:shd w:val="clear" w:color="auto" w:fill="EBF3FB"/>
+            <w:shd w:val="clear" w:color="auto" w:fill="FFFFFF"/>
           </w:tcPr>
           <w:p>
             <w:pPr>
@@ -18189,7 +18347,7 @@
         <w:tc>
           <w:tcPr>
             <w:tcW w:type="dxa" w:w="1134"/>
-            <w:shd w:val="clear" w:color="auto" w:fill="EBF3FB"/>
+            <w:shd w:val="clear" w:color="auto" w:fill="FFFFFF"/>
           </w:tcPr>
           <w:p>
             <w:pPr>
@@ -18210,19 +18368,19 @@
         <w:tc>
           <w:tcPr>
             <w:tcW w:type="dxa" w:w="567"/>
-            <w:shd w:val="clear" w:color="auto" w:fill="FFFFFF"/>
-          </w:tcPr>
-          <w:p>
-            <w:pPr>
-              <w:jc w:val="center"/>
-            </w:pPr>
-            <w:r/>
-            <w:r>
-              <w:rPr>
-                <w:color w:val="595959"/>
-                <w:sz w:val="16"/>
-              </w:rPr>
-              <w:t>112</w:t>
+            <w:shd w:val="clear" w:color="auto" w:fill="EBF3FB"/>
+          </w:tcPr>
+          <w:p>
+            <w:pPr>
+              <w:jc w:val="center"/>
+            </w:pPr>
+            <w:r/>
+            <w:r>
+              <w:rPr>
+                <w:color w:val="595959"/>
+                <w:sz w:val="16"/>
+              </w:rPr>
+              <w:t>113</w:t>
             </w:r>
           </w:p>
         </w:tc>
@@ -18237,7 +18395,7 @@
         <w:tc>
           <w:tcPr>
             <w:tcW w:type="dxa" w:w="4252"/>
-            <w:shd w:val="clear" w:color="auto" w:fill="FFFFFF"/>
+            <w:shd w:val="clear" w:color="auto" w:fill="EBF3FB"/>
           </w:tcPr>
           <w:p>
             <w:pPr>
@@ -18256,7 +18414,7 @@
         <w:tc>
           <w:tcPr>
             <w:tcW w:type="dxa" w:w="907"/>
-            <w:shd w:val="clear" w:color="auto" w:fill="FFFFFF"/>
+            <w:shd w:val="clear" w:color="auto" w:fill="EBF3FB"/>
           </w:tcPr>
           <w:p>
             <w:pPr>
@@ -18275,7 +18433,7 @@
         <w:tc>
           <w:tcPr>
             <w:tcW w:type="dxa" w:w="907"/>
-            <w:shd w:val="clear" w:color="auto" w:fill="FFFFFF"/>
+            <w:shd w:val="clear" w:color="auto" w:fill="EBF3FB"/>
           </w:tcPr>
           <w:p>
             <w:pPr>
@@ -18294,26 +18452,26 @@
         <w:tc>
           <w:tcPr>
             <w:tcW w:type="dxa" w:w="1417"/>
-            <w:shd w:val="clear" w:color="auto" w:fill="FFFFFF"/>
-          </w:tcPr>
-          <w:p>
-            <w:pPr>
-              <w:jc w:val="center"/>
-            </w:pPr>
-            <w:r/>
-            <w:r>
-              <w:rPr>
-                <w:color w:val="595959"/>
-                <w:sz w:val="16"/>
-              </w:rPr>
-              <w:t>111</w:t>
+            <w:shd w:val="clear" w:color="auto" w:fill="EBF3FB"/>
+          </w:tcPr>
+          <w:p>
+            <w:pPr>
+              <w:jc w:val="center"/>
+            </w:pPr>
+            <w:r/>
+            <w:r>
+              <w:rPr>
+                <w:color w:val="595959"/>
+                <w:sz w:val="16"/>
+              </w:rPr>
+              <w:t>112</w:t>
             </w:r>
           </w:p>
         </w:tc>
         <w:tc>
           <w:tcPr>
             <w:tcW w:type="dxa" w:w="1417"/>
-            <w:shd w:val="clear" w:color="auto" w:fill="FFFFFF"/>
+            <w:shd w:val="clear" w:color="auto" w:fill="EBF3FB"/>
           </w:tcPr>
           <w:p>
             <w:pPr>
@@ -18332,7 +18490,7 @@
         <w:tc>
           <w:tcPr>
             <w:tcW w:type="dxa" w:w="1134"/>
-            <w:shd w:val="clear" w:color="auto" w:fill="FFFFFF"/>
+            <w:shd w:val="clear" w:color="auto" w:fill="EBF3FB"/>
           </w:tcPr>
           <w:p>
             <w:pPr>
@@ -18351,7 +18509,7 @@
         <w:tc>
           <w:tcPr>
             <w:tcW w:type="dxa" w:w="1134"/>
-            <w:shd w:val="clear" w:color="auto" w:fill="FFFFFF"/>
+            <w:shd w:val="clear" w:color="auto" w:fill="EBF3FB"/>
           </w:tcPr>
           <w:p>
             <w:pPr>
@@ -18372,19 +18530,19 @@
         <w:tc>
           <w:tcPr>
             <w:tcW w:type="dxa" w:w="567"/>
-            <w:shd w:val="clear" w:color="auto" w:fill="EBF3FB"/>
-          </w:tcPr>
-          <w:p>
-            <w:pPr>
-              <w:jc w:val="center"/>
-            </w:pPr>
-            <w:r/>
-            <w:r>
-              <w:rPr>
-                <w:color w:val="595959"/>
-                <w:sz w:val="16"/>
-              </w:rPr>
-              <w:t>113</w:t>
+            <w:shd w:val="clear" w:color="auto" w:fill="FFFFFF"/>
+          </w:tcPr>
+          <w:p>
+            <w:pPr>
+              <w:jc w:val="center"/>
+            </w:pPr>
+            <w:r/>
+            <w:r>
+              <w:rPr>
+                <w:color w:val="595959"/>
+                <w:sz w:val="16"/>
+              </w:rPr>
+              <w:t>114</w:t>
             </w:r>
           </w:p>
         </w:tc>
@@ -18399,7 +18557,7 @@
         <w:tc>
           <w:tcPr>
             <w:tcW w:type="dxa" w:w="4252"/>
-            <w:shd w:val="clear" w:color="auto" w:fill="EBF3FB"/>
+            <w:shd w:val="clear" w:color="auto" w:fill="FFFFFF"/>
           </w:tcPr>
           <w:p>
             <w:pPr>
@@ -18418,7 +18576,7 @@
         <w:tc>
           <w:tcPr>
             <w:tcW w:type="dxa" w:w="907"/>
-            <w:shd w:val="clear" w:color="auto" w:fill="EBF3FB"/>
+            <w:shd w:val="clear" w:color="auto" w:fill="FFFFFF"/>
           </w:tcPr>
           <w:p>
             <w:pPr>
@@ -18437,7 +18595,7 @@
         <w:tc>
           <w:tcPr>
             <w:tcW w:type="dxa" w:w="907"/>
-            <w:shd w:val="clear" w:color="auto" w:fill="EBF3FB"/>
+            <w:shd w:val="clear" w:color="auto" w:fill="FFFFFF"/>
           </w:tcPr>
           <w:p>
             <w:pPr>
@@ -18456,26 +18614,26 @@
         <w:tc>
           <w:tcPr>
             <w:tcW w:type="dxa" w:w="1417"/>
-            <w:shd w:val="clear" w:color="auto" w:fill="EBF3FB"/>
-          </w:tcPr>
-          <w:p>
-            <w:pPr>
-              <w:jc w:val="center"/>
-            </w:pPr>
-            <w:r/>
-            <w:r>
-              <w:rPr>
-                <w:color w:val="595959"/>
-                <w:sz w:val="16"/>
-              </w:rPr>
-              <w:t>111</w:t>
+            <w:shd w:val="clear" w:color="auto" w:fill="FFFFFF"/>
+          </w:tcPr>
+          <w:p>
+            <w:pPr>
+              <w:jc w:val="center"/>
+            </w:pPr>
+            <w:r/>
+            <w:r>
+              <w:rPr>
+                <w:color w:val="595959"/>
+                <w:sz w:val="16"/>
+              </w:rPr>
+              <w:t>112</w:t>
             </w:r>
           </w:p>
         </w:tc>
         <w:tc>
           <w:tcPr>
             <w:tcW w:type="dxa" w:w="1417"/>
-            <w:shd w:val="clear" w:color="auto" w:fill="EBF3FB"/>
+            <w:shd w:val="clear" w:color="auto" w:fill="FFFFFF"/>
           </w:tcPr>
           <w:p>
             <w:pPr>
@@ -18494,7 +18652,7 @@
         <w:tc>
           <w:tcPr>
             <w:tcW w:type="dxa" w:w="1134"/>
-            <w:shd w:val="clear" w:color="auto" w:fill="EBF3FB"/>
+            <w:shd w:val="clear" w:color="auto" w:fill="FFFFFF"/>
           </w:tcPr>
           <w:p>
             <w:pPr>
@@ -18513,7 +18671,7 @@
         <w:tc>
           <w:tcPr>
             <w:tcW w:type="dxa" w:w="1134"/>
-            <w:shd w:val="clear" w:color="auto" w:fill="EBF3FB"/>
+            <w:shd w:val="clear" w:color="auto" w:fill="FFFFFF"/>
           </w:tcPr>
           <w:p>
             <w:pPr>
@@ -18534,19 +18692,19 @@
         <w:tc>
           <w:tcPr>
             <w:tcW w:type="dxa" w:w="567"/>
-            <w:shd w:val="clear" w:color="auto" w:fill="FFFFFF"/>
-          </w:tcPr>
-          <w:p>
-            <w:pPr>
-              <w:jc w:val="center"/>
-            </w:pPr>
-            <w:r/>
-            <w:r>
-              <w:rPr>
-                <w:color w:val="595959"/>
-                <w:sz w:val="16"/>
-              </w:rPr>
-              <w:t>114</w:t>
+            <w:shd w:val="clear" w:color="auto" w:fill="EBF3FB"/>
+          </w:tcPr>
+          <w:p>
+            <w:pPr>
+              <w:jc w:val="center"/>
+            </w:pPr>
+            <w:r/>
+            <w:r>
+              <w:rPr>
+                <w:color w:val="595959"/>
+                <w:sz w:val="16"/>
+              </w:rPr>
+              <w:t>115</w:t>
             </w:r>
           </w:p>
         </w:tc>
@@ -18561,7 +18719,7 @@
         <w:tc>
           <w:tcPr>
             <w:tcW w:type="dxa" w:w="4252"/>
-            <w:shd w:val="clear" w:color="auto" w:fill="FFFFFF"/>
+            <w:shd w:val="clear" w:color="auto" w:fill="EBF3FB"/>
           </w:tcPr>
           <w:p>
             <w:pPr>
@@ -18580,7 +18738,7 @@
         <w:tc>
           <w:tcPr>
             <w:tcW w:type="dxa" w:w="907"/>
-            <w:shd w:val="clear" w:color="auto" w:fill="FFFFFF"/>
+            <w:shd w:val="clear" w:color="auto" w:fill="EBF3FB"/>
           </w:tcPr>
           <w:p>
             <w:pPr>
@@ -18599,7 +18757,7 @@
         <w:tc>
           <w:tcPr>
             <w:tcW w:type="dxa" w:w="907"/>
-            <w:shd w:val="clear" w:color="auto" w:fill="FFFFFF"/>
+            <w:shd w:val="clear" w:color="auto" w:fill="EBF3FB"/>
           </w:tcPr>
           <w:p>
             <w:pPr>
@@ -18618,7 +18776,7 @@
         <w:tc>
           <w:tcPr>
             <w:tcW w:type="dxa" w:w="1417"/>
-            <w:shd w:val="clear" w:color="auto" w:fill="FFFFFF"/>
+            <w:shd w:val="clear" w:color="auto" w:fill="EBF3FB"/>
           </w:tcPr>
           <w:p>
             <w:pPr>
@@ -18636,7 +18794,7 @@
         <w:tc>
           <w:tcPr>
             <w:tcW w:type="dxa" w:w="1417"/>
-            <w:shd w:val="clear" w:color="auto" w:fill="FFFFFF"/>
+            <w:shd w:val="clear" w:color="auto" w:fill="EBF3FB"/>
           </w:tcPr>
           <w:p>
             <w:pPr>
@@ -18655,7 +18813,7 @@
         <w:tc>
           <w:tcPr>
             <w:tcW w:type="dxa" w:w="1134"/>
-            <w:shd w:val="clear" w:color="auto" w:fill="FFFFFF"/>
+            <w:shd w:val="clear" w:color="auto" w:fill="EBF3FB"/>
           </w:tcPr>
           <w:p>
             <w:pPr>
@@ -18674,7 +18832,7 @@
         <w:tc>
           <w:tcPr>
             <w:tcW w:type="dxa" w:w="1134"/>
-            <w:shd w:val="clear" w:color="auto" w:fill="FFFFFF"/>
+            <w:shd w:val="clear" w:color="auto" w:fill="EBF3FB"/>
           </w:tcPr>
           <w:p>
             <w:pPr>
@@ -18695,19 +18853,19 @@
         <w:tc>
           <w:tcPr>
             <w:tcW w:type="dxa" w:w="567"/>
-            <w:shd w:val="clear" w:color="auto" w:fill="EBF3FB"/>
-          </w:tcPr>
-          <w:p>
-            <w:pPr>
-              <w:jc w:val="center"/>
-            </w:pPr>
-            <w:r/>
-            <w:r>
-              <w:rPr>
-                <w:color w:val="595959"/>
-                <w:sz w:val="16"/>
-              </w:rPr>
-              <w:t>115</w:t>
+            <w:shd w:val="clear" w:color="auto" w:fill="FFFFFF"/>
+          </w:tcPr>
+          <w:p>
+            <w:pPr>
+              <w:jc w:val="center"/>
+            </w:pPr>
+            <w:r/>
+            <w:r>
+              <w:rPr>
+                <w:color w:val="595959"/>
+                <w:sz w:val="16"/>
+              </w:rPr>
+              <w:t>116</w:t>
             </w:r>
           </w:p>
         </w:tc>
@@ -18722,7 +18880,7 @@
         <w:tc>
           <w:tcPr>
             <w:tcW w:type="dxa" w:w="4252"/>
-            <w:shd w:val="clear" w:color="auto" w:fill="EBF3FB"/>
+            <w:shd w:val="clear" w:color="auto" w:fill="FFFFFF"/>
           </w:tcPr>
           <w:p>
             <w:pPr>
@@ -18741,7 +18899,7 @@
         <w:tc>
           <w:tcPr>
             <w:tcW w:type="dxa" w:w="907"/>
-            <w:shd w:val="clear" w:color="auto" w:fill="EBF3FB"/>
+            <w:shd w:val="clear" w:color="auto" w:fill="FFFFFF"/>
           </w:tcPr>
           <w:p>
             <w:pPr>
@@ -18760,7 +18918,7 @@
         <w:tc>
           <w:tcPr>
             <w:tcW w:type="dxa" w:w="907"/>
-            <w:shd w:val="clear" w:color="auto" w:fill="EBF3FB"/>
+            <w:shd w:val="clear" w:color="auto" w:fill="FFFFFF"/>
           </w:tcPr>
           <w:p>
             <w:pPr>
@@ -18779,26 +18937,26 @@
         <w:tc>
           <w:tcPr>
             <w:tcW w:type="dxa" w:w="1417"/>
-            <w:shd w:val="clear" w:color="auto" w:fill="EBF3FB"/>
-          </w:tcPr>
-          <w:p>
-            <w:pPr>
-              <w:jc w:val="center"/>
-            </w:pPr>
-            <w:r/>
-            <w:r>
-              <w:rPr>
-                <w:color w:val="595959"/>
-                <w:sz w:val="16"/>
-              </w:rPr>
-              <w:t>114</w:t>
+            <w:shd w:val="clear" w:color="auto" w:fill="FFFFFF"/>
+          </w:tcPr>
+          <w:p>
+            <w:pPr>
+              <w:jc w:val="center"/>
+            </w:pPr>
+            <w:r/>
+            <w:r>
+              <w:rPr>
+                <w:color w:val="595959"/>
+                <w:sz w:val="16"/>
+              </w:rPr>
+              <w:t>115</w:t>
             </w:r>
           </w:p>
         </w:tc>
         <w:tc>
           <w:tcPr>
             <w:tcW w:type="dxa" w:w="1417"/>
-            <w:shd w:val="clear" w:color="auto" w:fill="EBF3FB"/>
+            <w:shd w:val="clear" w:color="auto" w:fill="FFFFFF"/>
           </w:tcPr>
           <w:p>
             <w:pPr>
@@ -18817,7 +18975,7 @@
         <w:tc>
           <w:tcPr>
             <w:tcW w:type="dxa" w:w="1134"/>
-            <w:shd w:val="clear" w:color="auto" w:fill="EBF3FB"/>
+            <w:shd w:val="clear" w:color="auto" w:fill="FFFFFF"/>
           </w:tcPr>
           <w:p>
             <w:pPr>
@@ -18836,7 +18994,7 @@
         <w:tc>
           <w:tcPr>
             <w:tcW w:type="dxa" w:w="1134"/>
-            <w:shd w:val="clear" w:color="auto" w:fill="EBF3FB"/>
+            <w:shd w:val="clear" w:color="auto" w:fill="FFFFFF"/>
           </w:tcPr>
           <w:p>
             <w:pPr>
@@ -18857,19 +19015,19 @@
         <w:tc>
           <w:tcPr>
             <w:tcW w:type="dxa" w:w="567"/>
-            <w:shd w:val="clear" w:color="auto" w:fill="FFFFFF"/>
-          </w:tcPr>
-          <w:p>
-            <w:pPr>
-              <w:jc w:val="center"/>
-            </w:pPr>
-            <w:r/>
-            <w:r>
-              <w:rPr>
-                <w:color w:val="595959"/>
-                <w:sz w:val="16"/>
-              </w:rPr>
-              <w:t>116</w:t>
+            <w:shd w:val="clear" w:color="auto" w:fill="EBF3FB"/>
+          </w:tcPr>
+          <w:p>
+            <w:pPr>
+              <w:jc w:val="center"/>
+            </w:pPr>
+            <w:r/>
+            <w:r>
+              <w:rPr>
+                <w:color w:val="595959"/>
+                <w:sz w:val="16"/>
+              </w:rPr>
+              <w:t>117</w:t>
             </w:r>
           </w:p>
         </w:tc>
@@ -18884,7 +19042,7 @@
         <w:tc>
           <w:tcPr>
             <w:tcW w:type="dxa" w:w="4252"/>
-            <w:shd w:val="clear" w:color="auto" w:fill="FFFFFF"/>
+            <w:shd w:val="clear" w:color="auto" w:fill="EBF3FB"/>
           </w:tcPr>
           <w:p>
             <w:pPr>
@@ -18903,7 +19061,7 @@
         <w:tc>
           <w:tcPr>
             <w:tcW w:type="dxa" w:w="907"/>
-            <w:shd w:val="clear" w:color="auto" w:fill="FFFFFF"/>
+            <w:shd w:val="clear" w:color="auto" w:fill="EBF3FB"/>
           </w:tcPr>
           <w:p>
             <w:pPr>
@@ -18922,7 +19080,7 @@
         <w:tc>
           <w:tcPr>
             <w:tcW w:type="dxa" w:w="907"/>
-            <w:shd w:val="clear" w:color="auto" w:fill="FFFFFF"/>
+            <w:shd w:val="clear" w:color="auto" w:fill="EBF3FB"/>
           </w:tcPr>
           <w:p>
             <w:pPr>
@@ -18941,26 +19099,26 @@
         <w:tc>
           <w:tcPr>
             <w:tcW w:type="dxa" w:w="1417"/>
-            <w:shd w:val="clear" w:color="auto" w:fill="FFFFFF"/>
-          </w:tcPr>
-          <w:p>
-            <w:pPr>
-              <w:jc w:val="center"/>
-            </w:pPr>
-            <w:r/>
-            <w:r>
-              <w:rPr>
-                <w:color w:val="595959"/>
-                <w:sz w:val="16"/>
-              </w:rPr>
-              <w:t>114</w:t>
+            <w:shd w:val="clear" w:color="auto" w:fill="EBF3FB"/>
+          </w:tcPr>
+          <w:p>
+            <w:pPr>
+              <w:jc w:val="center"/>
+            </w:pPr>
+            <w:r/>
+            <w:r>
+              <w:rPr>
+                <w:color w:val="595959"/>
+                <w:sz w:val="16"/>
+              </w:rPr>
+              <w:t>115</w:t>
             </w:r>
           </w:p>
         </w:tc>
         <w:tc>
           <w:tcPr>
             <w:tcW w:type="dxa" w:w="1417"/>
-            <w:shd w:val="clear" w:color="auto" w:fill="FFFFFF"/>
+            <w:shd w:val="clear" w:color="auto" w:fill="EBF3FB"/>
           </w:tcPr>
           <w:p>
             <w:pPr>
@@ -18979,7 +19137,7 @@
         <w:tc>
           <w:tcPr>
             <w:tcW w:type="dxa" w:w="1134"/>
-            <w:shd w:val="clear" w:color="auto" w:fill="FFFFFF"/>
+            <w:shd w:val="clear" w:color="auto" w:fill="EBF3FB"/>
           </w:tcPr>
           <w:p>
             <w:pPr>
@@ -18998,7 +19156,7 @@
         <w:tc>
           <w:tcPr>
             <w:tcW w:type="dxa" w:w="1134"/>
-            <w:shd w:val="clear" w:color="auto" w:fill="FFFFFF"/>
+            <w:shd w:val="clear" w:color="auto" w:fill="EBF3FB"/>
           </w:tcPr>
           <w:p>
             <w:pPr>
@@ -19019,19 +19177,19 @@
         <w:tc>
           <w:tcPr>
             <w:tcW w:type="dxa" w:w="567"/>
-            <w:shd w:val="clear" w:color="auto" w:fill="EBF3FB"/>
-          </w:tcPr>
-          <w:p>
-            <w:pPr>
-              <w:jc w:val="center"/>
-            </w:pPr>
-            <w:r/>
-            <w:r>
-              <w:rPr>
-                <w:color w:val="595959"/>
-                <w:sz w:val="16"/>
-              </w:rPr>
-              <w:t>117</w:t>
+            <w:shd w:val="clear" w:color="auto" w:fill="FFFFFF"/>
+          </w:tcPr>
+          <w:p>
+            <w:pPr>
+              <w:jc w:val="center"/>
+            </w:pPr>
+            <w:r/>
+            <w:r>
+              <w:rPr>
+                <w:color w:val="595959"/>
+                <w:sz w:val="16"/>
+              </w:rPr>
+              <w:t>118</w:t>
             </w:r>
           </w:p>
         </w:tc>
@@ -19046,7 +19204,7 @@
         <w:tc>
           <w:tcPr>
             <w:tcW w:type="dxa" w:w="4252"/>
-            <w:shd w:val="clear" w:color="auto" w:fill="EBF3FB"/>
+            <w:shd w:val="clear" w:color="auto" w:fill="FFFFFF"/>
           </w:tcPr>
           <w:p>
             <w:pPr>
@@ -19065,7 +19223,7 @@
         <w:tc>
           <w:tcPr>
             <w:tcW w:type="dxa" w:w="907"/>
-            <w:shd w:val="clear" w:color="auto" w:fill="EBF3FB"/>
+            <w:shd w:val="clear" w:color="auto" w:fill="FFFFFF"/>
           </w:tcPr>
           <w:p>
             <w:pPr>
@@ -19084,7 +19242,7 @@
         <w:tc>
           <w:tcPr>
             <w:tcW w:type="dxa" w:w="907"/>
-            <w:shd w:val="clear" w:color="auto" w:fill="EBF3FB"/>
+            <w:shd w:val="clear" w:color="auto" w:fill="FFFFFF"/>
           </w:tcPr>
           <w:p>
             <w:pPr>
@@ -19103,7 +19261,7 @@
         <w:tc>
           <w:tcPr>
             <w:tcW w:type="dxa" w:w="1417"/>
-            <w:shd w:val="clear" w:color="auto" w:fill="EBF3FB"/>
+            <w:shd w:val="clear" w:color="auto" w:fill="FFFFFF"/>
           </w:tcPr>
           <w:p>
             <w:pPr>
@@ -19121,7 +19279,7 @@
         <w:tc>
           <w:tcPr>
             <w:tcW w:type="dxa" w:w="1417"/>
-            <w:shd w:val="clear" w:color="auto" w:fill="EBF3FB"/>
+            <w:shd w:val="clear" w:color="auto" w:fill="FFFFFF"/>
           </w:tcPr>
           <w:p>
             <w:pPr>
@@ -19140,7 +19298,7 @@
         <w:tc>
           <w:tcPr>
             <w:tcW w:type="dxa" w:w="1134"/>
-            <w:shd w:val="clear" w:color="auto" w:fill="EBF3FB"/>
+            <w:shd w:val="clear" w:color="auto" w:fill="FFFFFF"/>
           </w:tcPr>
           <w:p>
             <w:pPr>
@@ -19159,7 +19317,7 @@
         <w:tc>
           <w:tcPr>
             <w:tcW w:type="dxa" w:w="1134"/>
-            <w:shd w:val="clear" w:color="auto" w:fill="EBF3FB"/>
+            <w:shd w:val="clear" w:color="auto" w:fill="FFFFFF"/>
           </w:tcPr>
           <w:p>
             <w:pPr>
@@ -19180,19 +19338,19 @@
         <w:tc>
           <w:tcPr>
             <w:tcW w:type="dxa" w:w="567"/>
-            <w:shd w:val="clear" w:color="auto" w:fill="FFFFFF"/>
-          </w:tcPr>
-          <w:p>
-            <w:pPr>
-              <w:jc w:val="center"/>
-            </w:pPr>
-            <w:r/>
-            <w:r>
-              <w:rPr>
-                <w:color w:val="595959"/>
-                <w:sz w:val="16"/>
-              </w:rPr>
-              <w:t>118</w:t>
+            <w:shd w:val="clear" w:color="auto" w:fill="EBF3FB"/>
+          </w:tcPr>
+          <w:p>
+            <w:pPr>
+              <w:jc w:val="center"/>
+            </w:pPr>
+            <w:r/>
+            <w:r>
+              <w:rPr>
+                <w:color w:val="595959"/>
+                <w:sz w:val="16"/>
+              </w:rPr>
+              <w:t>119</w:t>
             </w:r>
           </w:p>
         </w:tc>
@@ -19207,7 +19365,7 @@
         <w:tc>
           <w:tcPr>
             <w:tcW w:type="dxa" w:w="4252"/>
-            <w:shd w:val="clear" w:color="auto" w:fill="FFFFFF"/>
+            <w:shd w:val="clear" w:color="auto" w:fill="EBF3FB"/>
           </w:tcPr>
           <w:p>
             <w:pPr>
@@ -19226,7 +19384,7 @@
         <w:tc>
           <w:tcPr>
             <w:tcW w:type="dxa" w:w="907"/>
-            <w:shd w:val="clear" w:color="auto" w:fill="FFFFFF"/>
+            <w:shd w:val="clear" w:color="auto" w:fill="EBF3FB"/>
           </w:tcPr>
           <w:p>
             <w:pPr>
@@ -19245,7 +19403,7 @@
         <w:tc>
           <w:tcPr>
             <w:tcW w:type="dxa" w:w="907"/>
-            <w:shd w:val="clear" w:color="auto" w:fill="FFFFFF"/>
+            <w:shd w:val="clear" w:color="auto" w:fill="EBF3FB"/>
           </w:tcPr>
           <w:p>
             <w:pPr>
@@ -19264,26 +19422,26 @@
         <w:tc>
           <w:tcPr>
             <w:tcW w:type="dxa" w:w="1417"/>
-            <w:shd w:val="clear" w:color="auto" w:fill="FFFFFF"/>
-          </w:tcPr>
-          <w:p>
-            <w:pPr>
-              <w:jc w:val="center"/>
-            </w:pPr>
-            <w:r/>
-            <w:r>
-              <w:rPr>
-                <w:color w:val="595959"/>
-                <w:sz w:val="16"/>
-              </w:rPr>
-              <w:t>117</w:t>
+            <w:shd w:val="clear" w:color="auto" w:fill="EBF3FB"/>
+          </w:tcPr>
+          <w:p>
+            <w:pPr>
+              <w:jc w:val="center"/>
+            </w:pPr>
+            <w:r/>
+            <w:r>
+              <w:rPr>
+                <w:color w:val="595959"/>
+                <w:sz w:val="16"/>
+              </w:rPr>
+              <w:t>118</w:t>
             </w:r>
           </w:p>
         </w:tc>
         <w:tc>
           <w:tcPr>
             <w:tcW w:type="dxa" w:w="1417"/>
-            <w:shd w:val="clear" w:color="auto" w:fill="FFFFFF"/>
+            <w:shd w:val="clear" w:color="auto" w:fill="EBF3FB"/>
           </w:tcPr>
           <w:p>
             <w:pPr>
@@ -19302,7 +19460,7 @@
         <w:tc>
           <w:tcPr>
             <w:tcW w:type="dxa" w:w="1134"/>
-            <w:shd w:val="clear" w:color="auto" w:fill="FFFFFF"/>
+            <w:shd w:val="clear" w:color="auto" w:fill="EBF3FB"/>
           </w:tcPr>
           <w:p>
             <w:pPr>
@@ -19321,7 +19479,7 @@
         <w:tc>
           <w:tcPr>
             <w:tcW w:type="dxa" w:w="1134"/>
-            <w:shd w:val="clear" w:color="auto" w:fill="FFFFFF"/>
+            <w:shd w:val="clear" w:color="auto" w:fill="EBF3FB"/>
           </w:tcPr>
           <w:p>
             <w:pPr>
@@ -19342,19 +19500,19 @@
         <w:tc>
           <w:tcPr>
             <w:tcW w:type="dxa" w:w="567"/>
-            <w:shd w:val="clear" w:color="auto" w:fill="EBF3FB"/>
-          </w:tcPr>
-          <w:p>
-            <w:pPr>
-              <w:jc w:val="center"/>
-            </w:pPr>
-            <w:r/>
-            <w:r>
-              <w:rPr>
-                <w:color w:val="595959"/>
-                <w:sz w:val="16"/>
-              </w:rPr>
-              <w:t>119</w:t>
+            <w:shd w:val="clear" w:color="auto" w:fill="FFFFFF"/>
+          </w:tcPr>
+          <w:p>
+            <w:pPr>
+              <w:jc w:val="center"/>
+            </w:pPr>
+            <w:r/>
+            <w:r>
+              <w:rPr>
+                <w:color w:val="595959"/>
+                <w:sz w:val="16"/>
+              </w:rPr>
+              <w:t>120</w:t>
             </w:r>
           </w:p>
         </w:tc>
@@ -19369,7 +19527,7 @@
         <w:tc>
           <w:tcPr>
             <w:tcW w:type="dxa" w:w="4252"/>
-            <w:shd w:val="clear" w:color="auto" w:fill="EBF3FB"/>
+            <w:shd w:val="clear" w:color="auto" w:fill="FFFFFF"/>
           </w:tcPr>
           <w:p>
             <w:pPr>
@@ -19388,7 +19546,7 @@
         <w:tc>
           <w:tcPr>
             <w:tcW w:type="dxa" w:w="907"/>
-            <w:shd w:val="clear" w:color="auto" w:fill="EBF3FB"/>
+            <w:shd w:val="clear" w:color="auto" w:fill="FFFFFF"/>
           </w:tcPr>
           <w:p>
             <w:pPr>
@@ -19407,7 +19565,7 @@
         <w:tc>
           <w:tcPr>
             <w:tcW w:type="dxa" w:w="907"/>
-            <w:shd w:val="clear" w:color="auto" w:fill="EBF3FB"/>
+            <w:shd w:val="clear" w:color="auto" w:fill="FFFFFF"/>
           </w:tcPr>
           <w:p>
             <w:pPr>
@@ -19426,26 +19584,26 @@
         <w:tc>
           <w:tcPr>
             <w:tcW w:type="dxa" w:w="1417"/>
-            <w:shd w:val="clear" w:color="auto" w:fill="EBF3FB"/>
-          </w:tcPr>
-          <w:p>
-            <w:pPr>
-              <w:jc w:val="center"/>
-            </w:pPr>
-            <w:r/>
-            <w:r>
-              <w:rPr>
-                <w:color w:val="595959"/>
-                <w:sz w:val="16"/>
-              </w:rPr>
-              <w:t>117</w:t>
+            <w:shd w:val="clear" w:color="auto" w:fill="FFFFFF"/>
+          </w:tcPr>
+          <w:p>
+            <w:pPr>
+              <w:jc w:val="center"/>
+            </w:pPr>
+            <w:r/>
+            <w:r>
+              <w:rPr>
+                <w:color w:val="595959"/>
+                <w:sz w:val="16"/>
+              </w:rPr>
+              <w:t>118</w:t>
             </w:r>
           </w:p>
         </w:tc>
         <w:tc>
           <w:tcPr>
             <w:tcW w:type="dxa" w:w="1417"/>
-            <w:shd w:val="clear" w:color="auto" w:fill="EBF3FB"/>
+            <w:shd w:val="clear" w:color="auto" w:fill="FFFFFF"/>
           </w:tcPr>
           <w:p>
             <w:pPr>
@@ -19464,7 +19622,7 @@
         <w:tc>
           <w:tcPr>
             <w:tcW w:type="dxa" w:w="1134"/>
-            <w:shd w:val="clear" w:color="auto" w:fill="EBF3FB"/>
+            <w:shd w:val="clear" w:color="auto" w:fill="FFFFFF"/>
           </w:tcPr>
           <w:p>
             <w:pPr>
@@ -19483,7 +19641,7 @@
         <w:tc>
           <w:tcPr>
             <w:tcW w:type="dxa" w:w="1134"/>
-            <w:shd w:val="clear" w:color="auto" w:fill="EBF3FB"/>
+            <w:shd w:val="clear" w:color="auto" w:fill="FFFFFF"/>
           </w:tcPr>
           <w:p>
             <w:pPr>
@@ -19504,19 +19662,19 @@
         <w:tc>
           <w:tcPr>
             <w:tcW w:type="dxa" w:w="567"/>
-            <w:shd w:val="clear" w:color="auto" w:fill="FFFFFF"/>
-          </w:tcPr>
-          <w:p>
-            <w:pPr>
-              <w:jc w:val="center"/>
-            </w:pPr>
-            <w:r/>
-            <w:r>
-              <w:rPr>
-                <w:color w:val="595959"/>
-                <w:sz w:val="16"/>
-              </w:rPr>
-              <w:t>120</w:t>
+            <w:shd w:val="clear" w:color="auto" w:fill="EBF3FB"/>
+          </w:tcPr>
+          <w:p>
+            <w:pPr>
+              <w:jc w:val="center"/>
+            </w:pPr>
+            <w:r/>
+            <w:r>
+              <w:rPr>
+                <w:color w:val="595959"/>
+                <w:sz w:val="16"/>
+              </w:rPr>
+              <w:t>121</w:t>
             </w:r>
           </w:p>
         </w:tc>
@@ -19531,7 +19689,7 @@
         <w:tc>
           <w:tcPr>
             <w:tcW w:type="dxa" w:w="4252"/>
-            <w:shd w:val="clear" w:color="auto" w:fill="FFFFFF"/>
+            <w:shd w:val="clear" w:color="auto" w:fill="EBF3FB"/>
           </w:tcPr>
           <w:p>
             <w:pPr>
@@ -19550,7 +19708,7 @@
         <w:tc>
           <w:tcPr>
             <w:tcW w:type="dxa" w:w="907"/>
-            <w:shd w:val="clear" w:color="auto" w:fill="FFFFFF"/>
+            <w:shd w:val="clear" w:color="auto" w:fill="EBF3FB"/>
           </w:tcPr>
           <w:p>
             <w:pPr>
@@ -19569,7 +19727,7 @@
         <w:tc>
           <w:tcPr>
             <w:tcW w:type="dxa" w:w="907"/>
-            <w:shd w:val="clear" w:color="auto" w:fill="FFFFFF"/>
+            <w:shd w:val="clear" w:color="auto" w:fill="EBF3FB"/>
           </w:tcPr>
           <w:p>
             <w:pPr>
@@ -19588,7 +19746,7 @@
         <w:tc>
           <w:tcPr>
             <w:tcW w:type="dxa" w:w="1417"/>
-            <w:shd w:val="clear" w:color="auto" w:fill="FFFFFF"/>
+            <w:shd w:val="clear" w:color="auto" w:fill="EBF3FB"/>
           </w:tcPr>
           <w:p>
             <w:pPr>
@@ -19606,7 +19764,7 @@
         <w:tc>
           <w:tcPr>
             <w:tcW w:type="dxa" w:w="1417"/>
-            <w:shd w:val="clear" w:color="auto" w:fill="FFFFFF"/>
+            <w:shd w:val="clear" w:color="auto" w:fill="EBF3FB"/>
           </w:tcPr>
           <w:p>
             <w:pPr>
@@ -19625,7 +19783,7 @@
         <w:tc>
           <w:tcPr>
             <w:tcW w:type="dxa" w:w="1134"/>
-            <w:shd w:val="clear" w:color="auto" w:fill="FFFFFF"/>
+            <w:shd w:val="clear" w:color="auto" w:fill="EBF3FB"/>
           </w:tcPr>
           <w:p>
             <w:pPr>
@@ -19644,7 +19802,7 @@
         <w:tc>
           <w:tcPr>
             <w:tcW w:type="dxa" w:w="1134"/>
-            <w:shd w:val="clear" w:color="auto" w:fill="FFFFFF"/>
+            <w:shd w:val="clear" w:color="auto" w:fill="EBF3FB"/>
           </w:tcPr>
           <w:p>
             <w:pPr>
@@ -19665,19 +19823,19 @@
         <w:tc>
           <w:tcPr>
             <w:tcW w:type="dxa" w:w="567"/>
-            <w:shd w:val="clear" w:color="auto" w:fill="EBF3FB"/>
-          </w:tcPr>
-          <w:p>
-            <w:pPr>
-              <w:jc w:val="center"/>
-            </w:pPr>
-            <w:r/>
-            <w:r>
-              <w:rPr>
-                <w:color w:val="595959"/>
-                <w:sz w:val="16"/>
-              </w:rPr>
-              <w:t>121</w:t>
+            <w:shd w:val="clear" w:color="auto" w:fill="FFFFFF"/>
+          </w:tcPr>
+          <w:p>
+            <w:pPr>
+              <w:jc w:val="center"/>
+            </w:pPr>
+            <w:r/>
+            <w:r>
+              <w:rPr>
+                <w:color w:val="595959"/>
+                <w:sz w:val="16"/>
+              </w:rPr>
+              <w:t>122</w:t>
             </w:r>
           </w:p>
         </w:tc>
@@ -19692,7 +19850,7 @@
         <w:tc>
           <w:tcPr>
             <w:tcW w:type="dxa" w:w="4252"/>
-            <w:shd w:val="clear" w:color="auto" w:fill="EBF3FB"/>
+            <w:shd w:val="clear" w:color="auto" w:fill="FFFFFF"/>
           </w:tcPr>
           <w:p>
             <w:pPr>
@@ -19711,7 +19869,7 @@
         <w:tc>
           <w:tcPr>
             <w:tcW w:type="dxa" w:w="907"/>
-            <w:shd w:val="clear" w:color="auto" w:fill="EBF3FB"/>
+            <w:shd w:val="clear" w:color="auto" w:fill="FFFFFF"/>
           </w:tcPr>
           <w:p>
             <w:pPr>
@@ -19730,7 +19888,7 @@
         <w:tc>
           <w:tcPr>
             <w:tcW w:type="dxa" w:w="907"/>
-            <w:shd w:val="clear" w:color="auto" w:fill="EBF3FB"/>
+            <w:shd w:val="clear" w:color="auto" w:fill="FFFFFF"/>
           </w:tcPr>
           <w:p>
             <w:pPr>
@@ -19749,26 +19907,26 @@
         <w:tc>
           <w:tcPr>
             <w:tcW w:type="dxa" w:w="1417"/>
-            <w:shd w:val="clear" w:color="auto" w:fill="EBF3FB"/>
-          </w:tcPr>
-          <w:p>
-            <w:pPr>
-              <w:jc w:val="center"/>
-            </w:pPr>
-            <w:r/>
-            <w:r>
-              <w:rPr>
-                <w:color w:val="595959"/>
-                <w:sz w:val="16"/>
-              </w:rPr>
-              <w:t>120</w:t>
+            <w:shd w:val="clear" w:color="auto" w:fill="FFFFFF"/>
+          </w:tcPr>
+          <w:p>
+            <w:pPr>
+              <w:jc w:val="center"/>
+            </w:pPr>
+            <w:r/>
+            <w:r>
+              <w:rPr>
+                <w:color w:val="595959"/>
+                <w:sz w:val="16"/>
+              </w:rPr>
+              <w:t>121</w:t>
             </w:r>
           </w:p>
         </w:tc>
         <w:tc>
           <w:tcPr>
             <w:tcW w:type="dxa" w:w="1417"/>
-            <w:shd w:val="clear" w:color="auto" w:fill="EBF3FB"/>
+            <w:shd w:val="clear" w:color="auto" w:fill="FFFFFF"/>
           </w:tcPr>
           <w:p>
             <w:pPr>
@@ -19787,7 +19945,7 @@
         <w:tc>
           <w:tcPr>
             <w:tcW w:type="dxa" w:w="1134"/>
-            <w:shd w:val="clear" w:color="auto" w:fill="EBF3FB"/>
+            <w:shd w:val="clear" w:color="auto" w:fill="FFFFFF"/>
           </w:tcPr>
           <w:p>
             <w:pPr>
@@ -19806,7 +19964,7 @@
         <w:tc>
           <w:tcPr>
             <w:tcW w:type="dxa" w:w="1134"/>
-            <w:shd w:val="clear" w:color="auto" w:fill="EBF3FB"/>
+            <w:shd w:val="clear" w:color="auto" w:fill="FFFFFF"/>
           </w:tcPr>
           <w:p>
             <w:pPr>
@@ -19827,19 +19985,19 @@
         <w:tc>
           <w:tcPr>
             <w:tcW w:type="dxa" w:w="567"/>
-            <w:shd w:val="clear" w:color="auto" w:fill="FFFFFF"/>
-          </w:tcPr>
-          <w:p>
-            <w:pPr>
-              <w:jc w:val="center"/>
-            </w:pPr>
-            <w:r/>
-            <w:r>
-              <w:rPr>
-                <w:color w:val="595959"/>
-                <w:sz w:val="16"/>
-              </w:rPr>
-              <w:t>122</w:t>
+            <w:shd w:val="clear" w:color="auto" w:fill="EBF3FB"/>
+          </w:tcPr>
+          <w:p>
+            <w:pPr>
+              <w:jc w:val="center"/>
+            </w:pPr>
+            <w:r/>
+            <w:r>
+              <w:rPr>
+                <w:color w:val="595959"/>
+                <w:sz w:val="16"/>
+              </w:rPr>
+              <w:t>123</w:t>
             </w:r>
           </w:p>
         </w:tc>
@@ -19854,7 +20012,7 @@
         <w:tc>
           <w:tcPr>
             <w:tcW w:type="dxa" w:w="4252"/>
-            <w:shd w:val="clear" w:color="auto" w:fill="FFFFFF"/>
+            <w:shd w:val="clear" w:color="auto" w:fill="EBF3FB"/>
           </w:tcPr>
           <w:p>
             <w:pPr>
@@ -19873,7 +20031,7 @@
         <w:tc>
           <w:tcPr>
             <w:tcW w:type="dxa" w:w="907"/>
-            <w:shd w:val="clear" w:color="auto" w:fill="FFFFFF"/>
+            <w:shd w:val="clear" w:color="auto" w:fill="EBF3FB"/>
           </w:tcPr>
           <w:p>
             <w:pPr>
@@ -19892,7 +20050,7 @@
         <w:tc>
           <w:tcPr>
             <w:tcW w:type="dxa" w:w="907"/>
-            <w:shd w:val="clear" w:color="auto" w:fill="FFFFFF"/>
+            <w:shd w:val="clear" w:color="auto" w:fill="EBF3FB"/>
           </w:tcPr>
           <w:p>
             <w:pPr>
@@ -19911,26 +20069,26 @@
         <w:tc>
           <w:tcPr>
             <w:tcW w:type="dxa" w:w="1417"/>
-            <w:shd w:val="clear" w:color="auto" w:fill="FFFFFF"/>
-          </w:tcPr>
-          <w:p>
-            <w:pPr>
-              <w:jc w:val="center"/>
-            </w:pPr>
-            <w:r/>
-            <w:r>
-              <w:rPr>
-                <w:color w:val="595959"/>
-                <w:sz w:val="16"/>
-              </w:rPr>
-              <w:t>120</w:t>
+            <w:shd w:val="clear" w:color="auto" w:fill="EBF3FB"/>
+          </w:tcPr>
+          <w:p>
+            <w:pPr>
+              <w:jc w:val="center"/>
+            </w:pPr>
+            <w:r/>
+            <w:r>
+              <w:rPr>
+                <w:color w:val="595959"/>
+                <w:sz w:val="16"/>
+              </w:rPr>
+              <w:t>121</w:t>
             </w:r>
           </w:p>
         </w:tc>
         <w:tc>
           <w:tcPr>
             <w:tcW w:type="dxa" w:w="1417"/>
-            <w:shd w:val="clear" w:color="auto" w:fill="FFFFFF"/>
+            <w:shd w:val="clear" w:color="auto" w:fill="EBF3FB"/>
           </w:tcPr>
           <w:p>
             <w:pPr>
@@ -19949,7 +20107,7 @@
         <w:tc>
           <w:tcPr>
             <w:tcW w:type="dxa" w:w="1134"/>
-            <w:shd w:val="clear" w:color="auto" w:fill="FFFFFF"/>
+            <w:shd w:val="clear" w:color="auto" w:fill="EBF3FB"/>
           </w:tcPr>
           <w:p>
             <w:pPr>
@@ -19968,7 +20126,7 @@
         <w:tc>
           <w:tcPr>
             <w:tcW w:type="dxa" w:w="1134"/>
-            <w:shd w:val="clear" w:color="auto" w:fill="FFFFFF"/>
+            <w:shd w:val="clear" w:color="auto" w:fill="EBF3FB"/>
           </w:tcPr>
           <w:p>
             <w:pPr>
@@ -19989,19 +20147,19 @@
         <w:tc>
           <w:tcPr>
             <w:tcW w:type="dxa" w:w="567"/>
-            <w:shd w:val="clear" w:color="auto" w:fill="EBF3FB"/>
-          </w:tcPr>
-          <w:p>
-            <w:pPr>
-              <w:jc w:val="center"/>
-            </w:pPr>
-            <w:r/>
-            <w:r>
-              <w:rPr>
-                <w:color w:val="595959"/>
-                <w:sz w:val="16"/>
-              </w:rPr>
-              <w:t>123</w:t>
+            <w:shd w:val="clear" w:color="auto" w:fill="FFFFFF"/>
+          </w:tcPr>
+          <w:p>
+            <w:pPr>
+              <w:jc w:val="center"/>
+            </w:pPr>
+            <w:r/>
+            <w:r>
+              <w:rPr>
+                <w:color w:val="595959"/>
+                <w:sz w:val="16"/>
+              </w:rPr>
+              <w:t>124</w:t>
             </w:r>
           </w:p>
         </w:tc>
@@ -20016,7 +20174,7 @@
         <w:tc>
           <w:tcPr>
             <w:tcW w:type="dxa" w:w="4252"/>
-            <w:shd w:val="clear" w:color="auto" w:fill="EBF3FB"/>
+            <w:shd w:val="clear" w:color="auto" w:fill="FFFFFF"/>
           </w:tcPr>
           <w:p>
             <w:pPr>
@@ -20035,7 +20193,7 @@
         <w:tc>
           <w:tcPr>
             <w:tcW w:type="dxa" w:w="907"/>
-            <w:shd w:val="clear" w:color="auto" w:fill="EBF3FB"/>
+            <w:shd w:val="clear" w:color="auto" w:fill="FFFFFF"/>
           </w:tcPr>
           <w:p>
             <w:pPr>
@@ -20054,7 +20212,7 @@
         <w:tc>
           <w:tcPr>
             <w:tcW w:type="dxa" w:w="907"/>
-            <w:shd w:val="clear" w:color="auto" w:fill="EBF3FB"/>
+            <w:shd w:val="clear" w:color="auto" w:fill="FFFFFF"/>
           </w:tcPr>
           <w:p>
             <w:pPr>
@@ -20073,7 +20231,7 @@
         <w:tc>
           <w:tcPr>
             <w:tcW w:type="dxa" w:w="1417"/>
-            <w:shd w:val="clear" w:color="auto" w:fill="EBF3FB"/>
+            <w:shd w:val="clear" w:color="auto" w:fill="FFFFFF"/>
           </w:tcPr>
           <w:p>
             <w:pPr>
@@ -20091,7 +20249,7 @@
         <w:tc>
           <w:tcPr>
             <w:tcW w:type="dxa" w:w="1417"/>
-            <w:shd w:val="clear" w:color="auto" w:fill="EBF3FB"/>
+            <w:shd w:val="clear" w:color="auto" w:fill="FFFFFF"/>
           </w:tcPr>
           <w:p>
             <w:pPr>
@@ -20110,7 +20268,7 @@
         <w:tc>
           <w:tcPr>
             <w:tcW w:type="dxa" w:w="1134"/>
-            <w:shd w:val="clear" w:color="auto" w:fill="EBF3FB"/>
+            <w:shd w:val="clear" w:color="auto" w:fill="FFFFFF"/>
           </w:tcPr>
           <w:p>
             <w:pPr>
@@ -20129,7 +20287,7 @@
         <w:tc>
           <w:tcPr>
             <w:tcW w:type="dxa" w:w="1134"/>
-            <w:shd w:val="clear" w:color="auto" w:fill="EBF3FB"/>
+            <w:shd w:val="clear" w:color="auto" w:fill="FFFFFF"/>
           </w:tcPr>
           <w:p>
             <w:pPr>
@@ -20150,19 +20308,19 @@
         <w:tc>
           <w:tcPr>
             <w:tcW w:type="dxa" w:w="567"/>
-            <w:shd w:val="clear" w:color="auto" w:fill="FFFFFF"/>
-          </w:tcPr>
-          <w:p>
-            <w:pPr>
-              <w:jc w:val="center"/>
-            </w:pPr>
-            <w:r/>
-            <w:r>
-              <w:rPr>
-                <w:color w:val="595959"/>
-                <w:sz w:val="16"/>
-              </w:rPr>
-              <w:t>124</w:t>
+            <w:shd w:val="clear" w:color="auto" w:fill="EBF3FB"/>
+          </w:tcPr>
+          <w:p>
+            <w:pPr>
+              <w:jc w:val="center"/>
+            </w:pPr>
+            <w:r/>
+            <w:r>
+              <w:rPr>
+                <w:color w:val="595959"/>
+                <w:sz w:val="16"/>
+              </w:rPr>
+              <w:t>125</w:t>
             </w:r>
           </w:p>
         </w:tc>
@@ -20177,7 +20335,7 @@
         <w:tc>
           <w:tcPr>
             <w:tcW w:type="dxa" w:w="4252"/>
-            <w:shd w:val="clear" w:color="auto" w:fill="FFFFFF"/>
+            <w:shd w:val="clear" w:color="auto" w:fill="EBF3FB"/>
           </w:tcPr>
           <w:p>
             <w:pPr>
@@ -20196,7 +20354,7 @@
         <w:tc>
           <w:tcPr>
             <w:tcW w:type="dxa" w:w="907"/>
-            <w:shd w:val="clear" w:color="auto" w:fill="FFFFFF"/>
+            <w:shd w:val="clear" w:color="auto" w:fill="EBF3FB"/>
           </w:tcPr>
           <w:p>
             <w:pPr>
@@ -20215,7 +20373,7 @@
         <w:tc>
           <w:tcPr>
             <w:tcW w:type="dxa" w:w="907"/>
-            <w:shd w:val="clear" w:color="auto" w:fill="FFFFFF"/>
+            <w:shd w:val="clear" w:color="auto" w:fill="EBF3FB"/>
           </w:tcPr>
           <w:p>
             <w:pPr>
@@ -20234,26 +20392,26 @@
         <w:tc>
           <w:tcPr>
             <w:tcW w:type="dxa" w:w="1417"/>
-            <w:shd w:val="clear" w:color="auto" w:fill="FFFFFF"/>
-          </w:tcPr>
-          <w:p>
-            <w:pPr>
-              <w:jc w:val="center"/>
-            </w:pPr>
-            <w:r/>
-            <w:r>
-              <w:rPr>
-                <w:color w:val="595959"/>
-                <w:sz w:val="16"/>
-              </w:rPr>
-              <w:t>123</w:t>
+            <w:shd w:val="clear" w:color="auto" w:fill="EBF3FB"/>
+          </w:tcPr>
+          <w:p>
+            <w:pPr>
+              <w:jc w:val="center"/>
+            </w:pPr>
+            <w:r/>
+            <w:r>
+              <w:rPr>
+                <w:color w:val="595959"/>
+                <w:sz w:val="16"/>
+              </w:rPr>
+              <w:t>124</w:t>
             </w:r>
           </w:p>
         </w:tc>
         <w:tc>
           <w:tcPr>
             <w:tcW w:type="dxa" w:w="1417"/>
-            <w:shd w:val="clear" w:color="auto" w:fill="FFFFFF"/>
+            <w:shd w:val="clear" w:color="auto" w:fill="EBF3FB"/>
           </w:tcPr>
           <w:p>
             <w:pPr>
@@ -20272,7 +20430,7 @@
         <w:tc>
           <w:tcPr>
             <w:tcW w:type="dxa" w:w="1134"/>
-            <w:shd w:val="clear" w:color="auto" w:fill="FFFFFF"/>
+            <w:shd w:val="clear" w:color="auto" w:fill="EBF3FB"/>
           </w:tcPr>
           <w:p>
             <w:pPr>
@@ -20291,7 +20449,7 @@
         <w:tc>
           <w:tcPr>
             <w:tcW w:type="dxa" w:w="1134"/>
-            <w:shd w:val="clear" w:color="auto" w:fill="FFFFFF"/>
+            <w:shd w:val="clear" w:color="auto" w:fill="EBF3FB"/>
           </w:tcPr>
           <w:p>
             <w:pPr>
@@ -20312,19 +20470,19 @@
         <w:tc>
           <w:tcPr>
             <w:tcW w:type="dxa" w:w="567"/>
-            <w:shd w:val="clear" w:color="auto" w:fill="EBF3FB"/>
-          </w:tcPr>
-          <w:p>
-            <w:pPr>
-              <w:jc w:val="center"/>
-            </w:pPr>
-            <w:r/>
-            <w:r>
-              <w:rPr>
-                <w:color w:val="595959"/>
-                <w:sz w:val="16"/>
-              </w:rPr>
-              <w:t>125</w:t>
+            <w:shd w:val="clear" w:color="auto" w:fill="FFFFFF"/>
+          </w:tcPr>
+          <w:p>
+            <w:pPr>
+              <w:jc w:val="center"/>
+            </w:pPr>
+            <w:r/>
+            <w:r>
+              <w:rPr>
+                <w:color w:val="595959"/>
+                <w:sz w:val="16"/>
+              </w:rPr>
+              <w:t>126</w:t>
             </w:r>
           </w:p>
         </w:tc>
@@ -20339,7 +20497,7 @@
         <w:tc>
           <w:tcPr>
             <w:tcW w:type="dxa" w:w="4252"/>
-            <w:shd w:val="clear" w:color="auto" w:fill="EBF3FB"/>
+            <w:shd w:val="clear" w:color="auto" w:fill="FFFFFF"/>
           </w:tcPr>
           <w:p>
             <w:pPr>
@@ -20358,7 +20516,7 @@
         <w:tc>
           <w:tcPr>
             <w:tcW w:type="dxa" w:w="907"/>
-            <w:shd w:val="clear" w:color="auto" w:fill="EBF3FB"/>
+            <w:shd w:val="clear" w:color="auto" w:fill="FFFFFF"/>
           </w:tcPr>
           <w:p>
             <w:pPr>
@@ -20377,7 +20535,7 @@
         <w:tc>
           <w:tcPr>
             <w:tcW w:type="dxa" w:w="907"/>
-            <w:shd w:val="clear" w:color="auto" w:fill="EBF3FB"/>
+            <w:shd w:val="clear" w:color="auto" w:fill="FFFFFF"/>
           </w:tcPr>
           <w:p>
             <w:pPr>
@@ -20396,26 +20554,26 @@
         <w:tc>
           <w:tcPr>
             <w:tcW w:type="dxa" w:w="1417"/>
-            <w:shd w:val="clear" w:color="auto" w:fill="EBF3FB"/>
-          </w:tcPr>
-          <w:p>
-            <w:pPr>
-              <w:jc w:val="center"/>
-            </w:pPr>
-            <w:r/>
-            <w:r>
-              <w:rPr>
-                <w:color w:val="595959"/>
-                <w:sz w:val="16"/>
-              </w:rPr>
-              <w:t>123</w:t>
+            <w:shd w:val="clear" w:color="auto" w:fill="FFFFFF"/>
+          </w:tcPr>
+          <w:p>
+            <w:pPr>
+              <w:jc w:val="center"/>
+            </w:pPr>
+            <w:r/>
+            <w:r>
+              <w:rPr>
+                <w:color w:val="595959"/>
+                <w:sz w:val="16"/>
+              </w:rPr>
+              <w:t>124</w:t>
             </w:r>
           </w:p>
         </w:tc>
         <w:tc>
           <w:tcPr>
             <w:tcW w:type="dxa" w:w="1417"/>
-            <w:shd w:val="clear" w:color="auto" w:fill="EBF3FB"/>
+            <w:shd w:val="clear" w:color="auto" w:fill="FFFFFF"/>
           </w:tcPr>
           <w:p>
             <w:pPr>
@@ -20434,7 +20592,7 @@
         <w:tc>
           <w:tcPr>
             <w:tcW w:type="dxa" w:w="1134"/>
-            <w:shd w:val="clear" w:color="auto" w:fill="EBF3FB"/>
+            <w:shd w:val="clear" w:color="auto" w:fill="FFFFFF"/>
           </w:tcPr>
           <w:p>
             <w:pPr>
@@ -20453,7 +20611,7 @@
         <w:tc>
           <w:tcPr>
             <w:tcW w:type="dxa" w:w="1134"/>
-            <w:shd w:val="clear" w:color="auto" w:fill="EBF3FB"/>
+            <w:shd w:val="clear" w:color="auto" w:fill="FFFFFF"/>
           </w:tcPr>
           <w:p>
             <w:pPr>
@@ -20474,19 +20632,19 @@
         <w:tc>
           <w:tcPr>
             <w:tcW w:type="dxa" w:w="567"/>
-            <w:shd w:val="clear" w:color="auto" w:fill="FFFFFF"/>
-          </w:tcPr>
-          <w:p>
-            <w:pPr>
-              <w:jc w:val="center"/>
-            </w:pPr>
-            <w:r/>
-            <w:r>
-              <w:rPr>
-                <w:color w:val="595959"/>
-                <w:sz w:val="16"/>
-              </w:rPr>
-              <w:t>126</w:t>
+            <w:shd w:val="clear" w:color="auto" w:fill="EBF3FB"/>
+          </w:tcPr>
+          <w:p>
+            <w:pPr>
+              <w:jc w:val="center"/>
+            </w:pPr>
+            <w:r/>
+            <w:r>
+              <w:rPr>
+                <w:color w:val="595959"/>
+                <w:sz w:val="16"/>
+              </w:rPr>
+              <w:t>127</w:t>
             </w:r>
           </w:p>
         </w:tc>
@@ -20501,7 +20659,7 @@
         <w:tc>
           <w:tcPr>
             <w:tcW w:type="dxa" w:w="4252"/>
-            <w:shd w:val="clear" w:color="auto" w:fill="FFFFFF"/>
+            <w:shd w:val="clear" w:color="auto" w:fill="EBF3FB"/>
           </w:tcPr>
           <w:p>
             <w:pPr>
@@ -20520,7 +20678,7 @@
         <w:tc>
           <w:tcPr>
             <w:tcW w:type="dxa" w:w="907"/>
-            <w:shd w:val="clear" w:color="auto" w:fill="FFFFFF"/>
+            <w:shd w:val="clear" w:color="auto" w:fill="EBF3FB"/>
           </w:tcPr>
           <w:p>
             <w:pPr>
@@ -20539,7 +20697,7 @@
         <w:tc>
           <w:tcPr>
             <w:tcW w:type="dxa" w:w="907"/>
-            <w:shd w:val="clear" w:color="auto" w:fill="FFFFFF"/>
+            <w:shd w:val="clear" w:color="auto" w:fill="EBF3FB"/>
           </w:tcPr>
           <w:p>
             <w:pPr>
@@ -20558,7 +20716,7 @@
         <w:tc>
           <w:tcPr>
             <w:tcW w:type="dxa" w:w="1417"/>
-            <w:shd w:val="clear" w:color="auto" w:fill="FFFFFF"/>
+            <w:shd w:val="clear" w:color="auto" w:fill="EBF3FB"/>
           </w:tcPr>
           <w:p>
             <w:pPr>
@@ -20576,7 +20734,7 @@
         <w:tc>
           <w:tcPr>
             <w:tcW w:type="dxa" w:w="1417"/>
-            <w:shd w:val="clear" w:color="auto" w:fill="FFFFFF"/>
+            <w:shd w:val="clear" w:color="auto" w:fill="EBF3FB"/>
           </w:tcPr>
           <w:p>
             <w:pPr>
@@ -20595,7 +20753,7 @@
         <w:tc>
           <w:tcPr>
             <w:tcW w:type="dxa" w:w="1134"/>
-            <w:shd w:val="clear" w:color="auto" w:fill="FFFFFF"/>
+            <w:shd w:val="clear" w:color="auto" w:fill="EBF3FB"/>
           </w:tcPr>
           <w:p>
             <w:pPr>
@@ -20614,7 +20772,7 @@
         <w:tc>
           <w:tcPr>
             <w:tcW w:type="dxa" w:w="1134"/>
-            <w:shd w:val="clear" w:color="auto" w:fill="FFFFFF"/>
+            <w:shd w:val="clear" w:color="auto" w:fill="EBF3FB"/>
           </w:tcPr>
           <w:p>
             <w:pPr>
@@ -20635,19 +20793,19 @@
         <w:tc>
           <w:tcPr>
             <w:tcW w:type="dxa" w:w="567"/>
-            <w:shd w:val="clear" w:color="auto" w:fill="EBF3FB"/>
-          </w:tcPr>
-          <w:p>
-            <w:pPr>
-              <w:jc w:val="center"/>
-            </w:pPr>
-            <w:r/>
-            <w:r>
-              <w:rPr>
-                <w:color w:val="595959"/>
-                <w:sz w:val="16"/>
-              </w:rPr>
-              <w:t>127</w:t>
+            <w:shd w:val="clear" w:color="auto" w:fill="FFFFFF"/>
+          </w:tcPr>
+          <w:p>
+            <w:pPr>
+              <w:jc w:val="center"/>
+            </w:pPr>
+            <w:r/>
+            <w:r>
+              <w:rPr>
+                <w:color w:val="595959"/>
+                <w:sz w:val="16"/>
+              </w:rPr>
+              <w:t>128</w:t>
             </w:r>
           </w:p>
         </w:tc>
@@ -20662,7 +20820,7 @@
         <w:tc>
           <w:tcPr>
             <w:tcW w:type="dxa" w:w="4252"/>
-            <w:shd w:val="clear" w:color="auto" w:fill="EBF3FB"/>
+            <w:shd w:val="clear" w:color="auto" w:fill="FFFFFF"/>
           </w:tcPr>
           <w:p>
             <w:pPr>
@@ -20681,7 +20839,7 @@
         <w:tc>
           <w:tcPr>
             <w:tcW w:type="dxa" w:w="907"/>
-            <w:shd w:val="clear" w:color="auto" w:fill="EBF3FB"/>
+            <w:shd w:val="clear" w:color="auto" w:fill="FFFFFF"/>
           </w:tcPr>
           <w:p>
             <w:pPr>
@@ -20700,7 +20858,7 @@
         <w:tc>
           <w:tcPr>
             <w:tcW w:type="dxa" w:w="907"/>
-            <w:shd w:val="clear" w:color="auto" w:fill="EBF3FB"/>
+            <w:shd w:val="clear" w:color="auto" w:fill="FFFFFF"/>
           </w:tcPr>
           <w:p>
             <w:pPr>
@@ -20719,26 +20877,26 @@
         <w:tc>
           <w:tcPr>
             <w:tcW w:type="dxa" w:w="1417"/>
-            <w:shd w:val="clear" w:color="auto" w:fill="EBF3FB"/>
-          </w:tcPr>
-          <w:p>
-            <w:pPr>
-              <w:jc w:val="center"/>
-            </w:pPr>
-            <w:r/>
-            <w:r>
-              <w:rPr>
-                <w:color w:val="595959"/>
-                <w:sz w:val="16"/>
-              </w:rPr>
-              <w:t>126</w:t>
+            <w:shd w:val="clear" w:color="auto" w:fill="FFFFFF"/>
+          </w:tcPr>
+          <w:p>
+            <w:pPr>
+              <w:jc w:val="center"/>
+            </w:pPr>
+            <w:r/>
+            <w:r>
+              <w:rPr>
+                <w:color w:val="595959"/>
+                <w:sz w:val="16"/>
+              </w:rPr>
+              <w:t>127</w:t>
             </w:r>
           </w:p>
         </w:tc>
         <w:tc>
           <w:tcPr>
             <w:tcW w:type="dxa" w:w="1417"/>
-            <w:shd w:val="clear" w:color="auto" w:fill="EBF3FB"/>
+            <w:shd w:val="clear" w:color="auto" w:fill="FFFFFF"/>
           </w:tcPr>
           <w:p>
             <w:pPr>
@@ -20757,7 +20915,7 @@
         <w:tc>
           <w:tcPr>
             <w:tcW w:type="dxa" w:w="1134"/>
-            <w:shd w:val="clear" w:color="auto" w:fill="EBF3FB"/>
+            <w:shd w:val="clear" w:color="auto" w:fill="FFFFFF"/>
           </w:tcPr>
           <w:p>
             <w:pPr>
@@ -20776,7 +20934,7 @@
         <w:tc>
           <w:tcPr>
             <w:tcW w:type="dxa" w:w="1134"/>
-            <w:shd w:val="clear" w:color="auto" w:fill="EBF3FB"/>
+            <w:shd w:val="clear" w:color="auto" w:fill="FFFFFF"/>
           </w:tcPr>
           <w:p>
             <w:pPr>
@@ -20797,19 +20955,19 @@
         <w:tc>
           <w:tcPr>
             <w:tcW w:type="dxa" w:w="567"/>
-            <w:shd w:val="clear" w:color="auto" w:fill="FFFFFF"/>
-          </w:tcPr>
-          <w:p>
-            <w:pPr>
-              <w:jc w:val="center"/>
-            </w:pPr>
-            <w:r/>
-            <w:r>
-              <w:rPr>
-                <w:color w:val="595959"/>
-                <w:sz w:val="16"/>
-              </w:rPr>
-              <w:t>128</w:t>
+            <w:shd w:val="clear" w:color="auto" w:fill="EBF3FB"/>
+          </w:tcPr>
+          <w:p>
+            <w:pPr>
+              <w:jc w:val="center"/>
+            </w:pPr>
+            <w:r/>
+            <w:r>
+              <w:rPr>
+                <w:color w:val="595959"/>
+                <w:sz w:val="16"/>
+              </w:rPr>
+              <w:t>129</w:t>
             </w:r>
           </w:p>
         </w:tc>
@@ -20824,7 +20982,7 @@
         <w:tc>
           <w:tcPr>
             <w:tcW w:type="dxa" w:w="4252"/>
-            <w:shd w:val="clear" w:color="auto" w:fill="FFFFFF"/>
+            <w:shd w:val="clear" w:color="auto" w:fill="EBF3FB"/>
           </w:tcPr>
           <w:p>
             <w:pPr>
@@ -20843,7 +21001,7 @@
         <w:tc>
           <w:tcPr>
             <w:tcW w:type="dxa" w:w="907"/>
-            <w:shd w:val="clear" w:color="auto" w:fill="FFFFFF"/>
+            <w:shd w:val="clear" w:color="auto" w:fill="EBF3FB"/>
           </w:tcPr>
           <w:p>
             <w:pPr>
@@ -20862,7 +21020,7 @@
         <w:tc>
           <w:tcPr>
             <w:tcW w:type="dxa" w:w="907"/>
-            <w:shd w:val="clear" w:color="auto" w:fill="FFFFFF"/>
+            <w:shd w:val="clear" w:color="auto" w:fill="EBF3FB"/>
           </w:tcPr>
           <w:p>
             <w:pPr>
@@ -20881,26 +21039,26 @@
         <w:tc>
           <w:tcPr>
             <w:tcW w:type="dxa" w:w="1417"/>
-            <w:shd w:val="clear" w:color="auto" w:fill="FFFFFF"/>
-          </w:tcPr>
-          <w:p>
-            <w:pPr>
-              <w:jc w:val="center"/>
-            </w:pPr>
-            <w:r/>
-            <w:r>
-              <w:rPr>
-                <w:color w:val="595959"/>
-                <w:sz w:val="16"/>
-              </w:rPr>
-              <w:t>126</w:t>
+            <w:shd w:val="clear" w:color="auto" w:fill="EBF3FB"/>
+          </w:tcPr>
+          <w:p>
+            <w:pPr>
+              <w:jc w:val="center"/>
+            </w:pPr>
+            <w:r/>
+            <w:r>
+              <w:rPr>
+                <w:color w:val="595959"/>
+                <w:sz w:val="16"/>
+              </w:rPr>
+              <w:t>127</w:t>
             </w:r>
           </w:p>
         </w:tc>
         <w:tc>
           <w:tcPr>
             <w:tcW w:type="dxa" w:w="1417"/>
-            <w:shd w:val="clear" w:color="auto" w:fill="FFFFFF"/>
+            <w:shd w:val="clear" w:color="auto" w:fill="EBF3FB"/>
           </w:tcPr>
           <w:p>
             <w:pPr>
@@ -20919,7 +21077,7 @@
         <w:tc>
           <w:tcPr>
             <w:tcW w:type="dxa" w:w="1134"/>
-            <w:shd w:val="clear" w:color="auto" w:fill="FFFFFF"/>
+            <w:shd w:val="clear" w:color="auto" w:fill="EBF3FB"/>
           </w:tcPr>
           <w:p>
             <w:pPr>
@@ -20938,7 +21096,7 @@
         <w:tc>
           <w:tcPr>
             <w:tcW w:type="dxa" w:w="1134"/>
-            <w:shd w:val="clear" w:color="auto" w:fill="FFFFFF"/>
+            <w:shd w:val="clear" w:color="auto" w:fill="EBF3FB"/>
           </w:tcPr>
           <w:p>
             <w:pPr>
@@ -20959,19 +21117,19 @@
         <w:tc>
           <w:tcPr>
             <w:tcW w:type="dxa" w:w="567"/>
-            <w:shd w:val="clear" w:color="auto" w:fill="EBF3FB"/>
-          </w:tcPr>
-          <w:p>
-            <w:pPr>
-              <w:jc w:val="center"/>
-            </w:pPr>
-            <w:r/>
-            <w:r>
-              <w:rPr>
-                <w:color w:val="595959"/>
-                <w:sz w:val="16"/>
-              </w:rPr>
-              <w:t>129</w:t>
+            <w:shd w:val="clear" w:color="auto" w:fill="FFFFFF"/>
+          </w:tcPr>
+          <w:p>
+            <w:pPr>
+              <w:jc w:val="center"/>
+            </w:pPr>
+            <w:r/>
+            <w:r>
+              <w:rPr>
+                <w:color w:val="595959"/>
+                <w:sz w:val="16"/>
+              </w:rPr>
+              <w:t>130</w:t>
             </w:r>
           </w:p>
         </w:tc>
@@ -20986,7 +21144,7 @@
         <w:tc>
           <w:tcPr>
             <w:tcW w:type="dxa" w:w="4252"/>
-            <w:shd w:val="clear" w:color="auto" w:fill="EBF3FB"/>
+            <w:shd w:val="clear" w:color="auto" w:fill="FFFFFF"/>
           </w:tcPr>
           <w:p>
             <w:pPr>
@@ -21005,7 +21163,7 @@
         <w:tc>
           <w:tcPr>
             <w:tcW w:type="dxa" w:w="907"/>
-            <w:shd w:val="clear" w:color="auto" w:fill="EBF3FB"/>
+            <w:shd w:val="clear" w:color="auto" w:fill="FFFFFF"/>
           </w:tcPr>
           <w:p>
             <w:pPr>
@@ -21024,7 +21182,7 @@
         <w:tc>
           <w:tcPr>
             <w:tcW w:type="dxa" w:w="907"/>
-            <w:shd w:val="clear" w:color="auto" w:fill="EBF3FB"/>
+            <w:shd w:val="clear" w:color="auto" w:fill="FFFFFF"/>
           </w:tcPr>
           <w:p>
             <w:pPr>
@@ -21043,7 +21201,7 @@
         <w:tc>
           <w:tcPr>
             <w:tcW w:type="dxa" w:w="1417"/>
-            <w:shd w:val="clear" w:color="auto" w:fill="EBF3FB"/>
+            <w:shd w:val="clear" w:color="auto" w:fill="FFFFFF"/>
           </w:tcPr>
           <w:p>
             <w:pPr>
@@ -21061,7 +21219,7 @@
         <w:tc>
           <w:tcPr>
             <w:tcW w:type="dxa" w:w="1417"/>
-            <w:shd w:val="clear" w:color="auto" w:fill="EBF3FB"/>
+            <w:shd w:val="clear" w:color="auto" w:fill="FFFFFF"/>
           </w:tcPr>
           <w:p>
             <w:pPr>
@@ -21080,7 +21238,7 @@
         <w:tc>
           <w:tcPr>
             <w:tcW w:type="dxa" w:w="1134"/>
-            <w:shd w:val="clear" w:color="auto" w:fill="EBF3FB"/>
+            <w:shd w:val="clear" w:color="auto" w:fill="FFFFFF"/>
           </w:tcPr>
           <w:p>
             <w:pPr>
@@ -21099,7 +21257,7 @@
         <w:tc>
           <w:tcPr>
             <w:tcW w:type="dxa" w:w="1134"/>
-            <w:shd w:val="clear" w:color="auto" w:fill="EBF3FB"/>
+            <w:shd w:val="clear" w:color="auto" w:fill="FFFFFF"/>
           </w:tcPr>
           <w:p>
             <w:pPr>
@@ -21120,19 +21278,19 @@
         <w:tc>
           <w:tcPr>
             <w:tcW w:type="dxa" w:w="567"/>
-            <w:shd w:val="clear" w:color="auto" w:fill="FFFFFF"/>
-          </w:tcPr>
-          <w:p>
-            <w:pPr>
-              <w:jc w:val="center"/>
-            </w:pPr>
-            <w:r/>
-            <w:r>
-              <w:rPr>
-                <w:color w:val="595959"/>
-                <w:sz w:val="16"/>
-              </w:rPr>
-              <w:t>130</w:t>
+            <w:shd w:val="clear" w:color="auto" w:fill="EBF3FB"/>
+          </w:tcPr>
+          <w:p>
+            <w:pPr>
+              <w:jc w:val="center"/>
+            </w:pPr>
+            <w:r/>
+            <w:r>
+              <w:rPr>
+                <w:color w:val="595959"/>
+                <w:sz w:val="16"/>
+              </w:rPr>
+              <w:t>131</w:t>
             </w:r>
           </w:p>
         </w:tc>
@@ -21147,7 +21305,7 @@
         <w:tc>
           <w:tcPr>
             <w:tcW w:type="dxa" w:w="4252"/>
-            <w:shd w:val="clear" w:color="auto" w:fill="FFFFFF"/>
+            <w:shd w:val="clear" w:color="auto" w:fill="EBF3FB"/>
           </w:tcPr>
           <w:p>
             <w:pPr>
@@ -21166,7 +21324,7 @@
         <w:tc>
           <w:tcPr>
             <w:tcW w:type="dxa" w:w="907"/>
-            <w:shd w:val="clear" w:color="auto" w:fill="FFFFFF"/>
+            <w:shd w:val="clear" w:color="auto" w:fill="EBF3FB"/>
           </w:tcPr>
           <w:p>
             <w:pPr>
@@ -21185,7 +21343,7 @@
         <w:tc>
           <w:tcPr>
             <w:tcW w:type="dxa" w:w="907"/>
-            <w:shd w:val="clear" w:color="auto" w:fill="FFFFFF"/>
+            <w:shd w:val="clear" w:color="auto" w:fill="EBF3FB"/>
           </w:tcPr>
           <w:p>
             <w:pPr>
@@ -21204,26 +21362,26 @@
         <w:tc>
           <w:tcPr>
             <w:tcW w:type="dxa" w:w="1417"/>
-            <w:shd w:val="clear" w:color="auto" w:fill="FFFFFF"/>
-          </w:tcPr>
-          <w:p>
-            <w:pPr>
-              <w:jc w:val="center"/>
-            </w:pPr>
-            <w:r/>
-            <w:r>
-              <w:rPr>
-                <w:color w:val="595959"/>
-                <w:sz w:val="16"/>
-              </w:rPr>
-              <w:t>129</w:t>
+            <w:shd w:val="clear" w:color="auto" w:fill="EBF3FB"/>
+          </w:tcPr>
+          <w:p>
+            <w:pPr>
+              <w:jc w:val="center"/>
+            </w:pPr>
+            <w:r/>
+            <w:r>
+              <w:rPr>
+                <w:color w:val="595959"/>
+                <w:sz w:val="16"/>
+              </w:rPr>
+              <w:t>130</w:t>
             </w:r>
           </w:p>
         </w:tc>
         <w:tc>
           <w:tcPr>
             <w:tcW w:type="dxa" w:w="1417"/>
-            <w:shd w:val="clear" w:color="auto" w:fill="FFFFFF"/>
+            <w:shd w:val="clear" w:color="auto" w:fill="EBF3FB"/>
           </w:tcPr>
           <w:p>
             <w:pPr>
@@ -21242,7 +21400,7 @@
         <w:tc>
           <w:tcPr>
             <w:tcW w:type="dxa" w:w="1134"/>
-            <w:shd w:val="clear" w:color="auto" w:fill="FFFFFF"/>
+            <w:shd w:val="clear" w:color="auto" w:fill="EBF3FB"/>
           </w:tcPr>
           <w:p>
             <w:pPr>
@@ -21261,7 +21419,7 @@
         <w:tc>
           <w:tcPr>
             <w:tcW w:type="dxa" w:w="1134"/>
-            <w:shd w:val="clear" w:color="auto" w:fill="FFFFFF"/>
+            <w:shd w:val="clear" w:color="auto" w:fill="EBF3FB"/>
           </w:tcPr>
           <w:p>
             <w:pPr>
@@ -21282,19 +21440,19 @@
         <w:tc>
           <w:tcPr>
             <w:tcW w:type="dxa" w:w="567"/>
-            <w:shd w:val="clear" w:color="auto" w:fill="EBF3FB"/>
-          </w:tcPr>
-          <w:p>
-            <w:pPr>
-              <w:jc w:val="center"/>
-            </w:pPr>
-            <w:r/>
-            <w:r>
-              <w:rPr>
-                <w:color w:val="595959"/>
-                <w:sz w:val="16"/>
-              </w:rPr>
-              <w:t>131</w:t>
+            <w:shd w:val="clear" w:color="auto" w:fill="FFFFFF"/>
+          </w:tcPr>
+          <w:p>
+            <w:pPr>
+              <w:jc w:val="center"/>
+            </w:pPr>
+            <w:r/>
+            <w:r>
+              <w:rPr>
+                <w:color w:val="595959"/>
+                <w:sz w:val="16"/>
+              </w:rPr>
+              <w:t>132</w:t>
             </w:r>
           </w:p>
         </w:tc>
@@ -21309,7 +21467,7 @@
         <w:tc>
           <w:tcPr>
             <w:tcW w:type="dxa" w:w="4252"/>
-            <w:shd w:val="clear" w:color="auto" w:fill="EBF3FB"/>
+            <w:shd w:val="clear" w:color="auto" w:fill="FFFFFF"/>
           </w:tcPr>
           <w:p>
             <w:pPr>
@@ -21328,7 +21486,7 @@
         <w:tc>
           <w:tcPr>
             <w:tcW w:type="dxa" w:w="907"/>
-            <w:shd w:val="clear" w:color="auto" w:fill="EBF3FB"/>
+            <w:shd w:val="clear" w:color="auto" w:fill="FFFFFF"/>
           </w:tcPr>
           <w:p>
             <w:pPr>
@@ -21347,7 +21505,7 @@
         <w:tc>
           <w:tcPr>
             <w:tcW w:type="dxa" w:w="907"/>
-            <w:shd w:val="clear" w:color="auto" w:fill="EBF3FB"/>
+            <w:shd w:val="clear" w:color="auto" w:fill="FFFFFF"/>
           </w:tcPr>
           <w:p>
             <w:pPr>
@@ -21366,26 +21524,26 @@
         <w:tc>
           <w:tcPr>
             <w:tcW w:type="dxa" w:w="1417"/>
-            <w:shd w:val="clear" w:color="auto" w:fill="EBF3FB"/>
-          </w:tcPr>
-          <w:p>
-            <w:pPr>
-              <w:jc w:val="center"/>
-            </w:pPr>
-            <w:r/>
-            <w:r>
-              <w:rPr>
-                <w:color w:val="595959"/>
-                <w:sz w:val="16"/>
-              </w:rPr>
-              <w:t>129</w:t>
+            <w:shd w:val="clear" w:color="auto" w:fill="FFFFFF"/>
+          </w:tcPr>
+          <w:p>
+            <w:pPr>
+              <w:jc w:val="center"/>
+            </w:pPr>
+            <w:r/>
+            <w:r>
+              <w:rPr>
+                <w:color w:val="595959"/>
+                <w:sz w:val="16"/>
+              </w:rPr>
+              <w:t>130</w:t>
             </w:r>
           </w:p>
         </w:tc>
         <w:tc>
           <w:tcPr>
             <w:tcW w:type="dxa" w:w="1417"/>
-            <w:shd w:val="clear" w:color="auto" w:fill="EBF3FB"/>
+            <w:shd w:val="clear" w:color="auto" w:fill="FFFFFF"/>
           </w:tcPr>
           <w:p>
             <w:pPr>
@@ -21404,7 +21562,7 @@
         <w:tc>
           <w:tcPr>
             <w:tcW w:type="dxa" w:w="1134"/>
-            <w:shd w:val="clear" w:color="auto" w:fill="EBF3FB"/>
+            <w:shd w:val="clear" w:color="auto" w:fill="FFFFFF"/>
           </w:tcPr>
           <w:p>
             <w:pPr>
@@ -21423,7 +21581,7 @@
         <w:tc>
           <w:tcPr>
             <w:tcW w:type="dxa" w:w="1134"/>
-            <w:shd w:val="clear" w:color="auto" w:fill="EBF3FB"/>
+            <w:shd w:val="clear" w:color="auto" w:fill="FFFFFF"/>
           </w:tcPr>
           <w:p>
             <w:pPr>
@@ -21444,19 +21602,19 @@
         <w:tc>
           <w:tcPr>
             <w:tcW w:type="dxa" w:w="567"/>
-            <w:shd w:val="clear" w:color="auto" w:fill="FFFFFF"/>
-          </w:tcPr>
-          <w:p>
-            <w:pPr>
-              <w:jc w:val="center"/>
-            </w:pPr>
-            <w:r/>
-            <w:r>
-              <w:rPr>
-                <w:color w:val="595959"/>
-                <w:sz w:val="16"/>
-              </w:rPr>
-              <w:t>132</w:t>
+            <w:shd w:val="clear" w:color="auto" w:fill="EBF3FB"/>
+          </w:tcPr>
+          <w:p>
+            <w:pPr>
+              <w:jc w:val="center"/>
+            </w:pPr>
+            <w:r/>
+            <w:r>
+              <w:rPr>
+                <w:color w:val="595959"/>
+                <w:sz w:val="16"/>
+              </w:rPr>
+              <w:t>133</w:t>
             </w:r>
           </w:p>
         </w:tc>
@@ -21471,7 +21629,7 @@
         <w:tc>
           <w:tcPr>
             <w:tcW w:type="dxa" w:w="4252"/>
-            <w:shd w:val="clear" w:color="auto" w:fill="FFFFFF"/>
+            <w:shd w:val="clear" w:color="auto" w:fill="EBF3FB"/>
           </w:tcPr>
           <w:p>
             <w:pPr>
@@ -21490,7 +21648,7 @@
         <w:tc>
           <w:tcPr>
             <w:tcW w:type="dxa" w:w="907"/>
-            <w:shd w:val="clear" w:color="auto" w:fill="FFFFFF"/>
+            <w:shd w:val="clear" w:color="auto" w:fill="EBF3FB"/>
           </w:tcPr>
           <w:p>
             <w:pPr>
@@ -21509,7 +21667,7 @@
         <w:tc>
           <w:tcPr>
             <w:tcW w:type="dxa" w:w="907"/>
-            <w:shd w:val="clear" w:color="auto" w:fill="FFFFFF"/>
+            <w:shd w:val="clear" w:color="auto" w:fill="EBF3FB"/>
           </w:tcPr>
           <w:p>
             <w:pPr>
@@ -21528,7 +21686,7 @@
         <w:tc>
           <w:tcPr>
             <w:tcW w:type="dxa" w:w="1417"/>
-            <w:shd w:val="clear" w:color="auto" w:fill="FFFFFF"/>
+            <w:shd w:val="clear" w:color="auto" w:fill="EBF3FB"/>
           </w:tcPr>
           <w:p>
             <w:pPr>
@@ -21546,7 +21704,7 @@
         <w:tc>
           <w:tcPr>
             <w:tcW w:type="dxa" w:w="1417"/>
-            <w:shd w:val="clear" w:color="auto" w:fill="FFFFFF"/>
+            <w:shd w:val="clear" w:color="auto" w:fill="EBF3FB"/>
           </w:tcPr>
           <w:p>
             <w:pPr>
@@ -21565,7 +21723,7 @@
         <w:tc>
           <w:tcPr>
             <w:tcW w:type="dxa" w:w="1134"/>
-            <w:shd w:val="clear" w:color="auto" w:fill="FFFFFF"/>
+            <w:shd w:val="clear" w:color="auto" w:fill="EBF3FB"/>
           </w:tcPr>
           <w:p>
             <w:pPr>
@@ -21584,7 +21742,7 @@
         <w:tc>
           <w:tcPr>
             <w:tcW w:type="dxa" w:w="1134"/>
-            <w:shd w:val="clear" w:color="auto" w:fill="FFFFFF"/>
+            <w:shd w:val="clear" w:color="auto" w:fill="EBF3FB"/>
           </w:tcPr>
           <w:p>
             <w:pPr>
@@ -21605,19 +21763,19 @@
         <w:tc>
           <w:tcPr>
             <w:tcW w:type="dxa" w:w="567"/>
-            <w:shd w:val="clear" w:color="auto" w:fill="EBF3FB"/>
-          </w:tcPr>
-          <w:p>
-            <w:pPr>
-              <w:jc w:val="center"/>
-            </w:pPr>
-            <w:r/>
-            <w:r>
-              <w:rPr>
-                <w:color w:val="595959"/>
-                <w:sz w:val="16"/>
-              </w:rPr>
-              <w:t>133</w:t>
+            <w:shd w:val="clear" w:color="auto" w:fill="FFFFFF"/>
+          </w:tcPr>
+          <w:p>
+            <w:pPr>
+              <w:jc w:val="center"/>
+            </w:pPr>
+            <w:r/>
+            <w:r>
+              <w:rPr>
+                <w:color w:val="595959"/>
+                <w:sz w:val="16"/>
+              </w:rPr>
+              <w:t>134</w:t>
             </w:r>
           </w:p>
         </w:tc>
@@ -21632,7 +21790,7 @@
         <w:tc>
           <w:tcPr>
             <w:tcW w:type="dxa" w:w="4252"/>
-            <w:shd w:val="clear" w:color="auto" w:fill="EBF3FB"/>
+            <w:shd w:val="clear" w:color="auto" w:fill="FFFFFF"/>
           </w:tcPr>
           <w:p>
             <w:pPr>
@@ -21651,7 +21809,7 @@
         <w:tc>
           <w:tcPr>
             <w:tcW w:type="dxa" w:w="907"/>
-            <w:shd w:val="clear" w:color="auto" w:fill="EBF3FB"/>
+            <w:shd w:val="clear" w:color="auto" w:fill="FFFFFF"/>
           </w:tcPr>
           <w:p>
             <w:pPr>
@@ -21670,7 +21828,7 @@
         <w:tc>
           <w:tcPr>
             <w:tcW w:type="dxa" w:w="907"/>
-            <w:shd w:val="clear" w:color="auto" w:fill="EBF3FB"/>
+            <w:shd w:val="clear" w:color="auto" w:fill="FFFFFF"/>
           </w:tcPr>
           <w:p>
             <w:pPr>
@@ -21689,26 +21847,26 @@
         <w:tc>
           <w:tcPr>
             <w:tcW w:type="dxa" w:w="1417"/>
-            <w:shd w:val="clear" w:color="auto" w:fill="EBF3FB"/>
-          </w:tcPr>
-          <w:p>
-            <w:pPr>
-              <w:jc w:val="center"/>
-            </w:pPr>
-            <w:r/>
-            <w:r>
-              <w:rPr>
-                <w:color w:val="595959"/>
-                <w:sz w:val="16"/>
-              </w:rPr>
-              <w:t>132</w:t>
+            <w:shd w:val="clear" w:color="auto" w:fill="FFFFFF"/>
+          </w:tcPr>
+          <w:p>
+            <w:pPr>
+              <w:jc w:val="center"/>
+            </w:pPr>
+            <w:r/>
+            <w:r>
+              <w:rPr>
+                <w:color w:val="595959"/>
+                <w:sz w:val="16"/>
+              </w:rPr>
+              <w:t>133</w:t>
             </w:r>
           </w:p>
         </w:tc>
         <w:tc>
           <w:tcPr>
             <w:tcW w:type="dxa" w:w="1417"/>
-            <w:shd w:val="clear" w:color="auto" w:fill="EBF3FB"/>
+            <w:shd w:val="clear" w:color="auto" w:fill="FFFFFF"/>
           </w:tcPr>
           <w:p>
             <w:pPr>
@@ -21727,7 +21885,7 @@
         <w:tc>
           <w:tcPr>
             <w:tcW w:type="dxa" w:w="1134"/>
-            <w:shd w:val="clear" w:color="auto" w:fill="EBF3FB"/>
+            <w:shd w:val="clear" w:color="auto" w:fill="FFFFFF"/>
           </w:tcPr>
           <w:p>
             <w:pPr>
@@ -21746,7 +21904,7 @@
         <w:tc>
           <w:tcPr>
             <w:tcW w:type="dxa" w:w="1134"/>
-            <w:shd w:val="clear" w:color="auto" w:fill="EBF3FB"/>
+            <w:shd w:val="clear" w:color="auto" w:fill="FFFFFF"/>
           </w:tcPr>
           <w:p>
             <w:pPr>
@@ -21767,19 +21925,19 @@
         <w:tc>
           <w:tcPr>
             <w:tcW w:type="dxa" w:w="567"/>
-            <w:shd w:val="clear" w:color="auto" w:fill="FFFFFF"/>
-          </w:tcPr>
-          <w:p>
-            <w:pPr>
-              <w:jc w:val="center"/>
-            </w:pPr>
-            <w:r/>
-            <w:r>
-              <w:rPr>
-                <w:color w:val="595959"/>
-                <w:sz w:val="16"/>
-              </w:rPr>
-              <w:t>134</w:t>
+            <w:shd w:val="clear" w:color="auto" w:fill="EBF3FB"/>
+          </w:tcPr>
+          <w:p>
+            <w:pPr>
+              <w:jc w:val="center"/>
+            </w:pPr>
+            <w:r/>
+            <w:r>
+              <w:rPr>
+                <w:color w:val="595959"/>
+                <w:sz w:val="16"/>
+              </w:rPr>
+              <w:t>135</w:t>
             </w:r>
           </w:p>
         </w:tc>
@@ -21794,7 +21952,7 @@
         <w:tc>
           <w:tcPr>
             <w:tcW w:type="dxa" w:w="4252"/>
-            <w:shd w:val="clear" w:color="auto" w:fill="FFFFFF"/>
+            <w:shd w:val="clear" w:color="auto" w:fill="EBF3FB"/>
           </w:tcPr>
           <w:p>
             <w:pPr>
@@ -21813,7 +21971,7 @@
         <w:tc>
           <w:tcPr>
             <w:tcW w:type="dxa" w:w="907"/>
-            <w:shd w:val="clear" w:color="auto" w:fill="FFFFFF"/>
+            <w:shd w:val="clear" w:color="auto" w:fill="EBF3FB"/>
           </w:tcPr>
           <w:p>
             <w:pPr>
@@ -21832,7 +21990,7 @@
         <w:tc>
           <w:tcPr>
             <w:tcW w:type="dxa" w:w="907"/>
-            <w:shd w:val="clear" w:color="auto" w:fill="FFFFFF"/>
+            <w:shd w:val="clear" w:color="auto" w:fill="EBF3FB"/>
           </w:tcPr>
           <w:p>
             <w:pPr>
@@ -21851,26 +22009,26 @@
         <w:tc>
           <w:tcPr>
             <w:tcW w:type="dxa" w:w="1417"/>
-            <w:shd w:val="clear" w:color="auto" w:fill="FFFFFF"/>
-          </w:tcPr>
-          <w:p>
-            <w:pPr>
-              <w:jc w:val="center"/>
-            </w:pPr>
-            <w:r/>
-            <w:r>
-              <w:rPr>
-                <w:color w:val="595959"/>
-                <w:sz w:val="16"/>
-              </w:rPr>
-              <w:t>132</w:t>
+            <w:shd w:val="clear" w:color="auto" w:fill="EBF3FB"/>
+          </w:tcPr>
+          <w:p>
+            <w:pPr>
+              <w:jc w:val="center"/>
+            </w:pPr>
+            <w:r/>
+            <w:r>
+              <w:rPr>
+                <w:color w:val="595959"/>
+                <w:sz w:val="16"/>
+              </w:rPr>
+              <w:t>133</w:t>
             </w:r>
           </w:p>
         </w:tc>
         <w:tc>
           <w:tcPr>
             <w:tcW w:type="dxa" w:w="1417"/>
-            <w:shd w:val="clear" w:color="auto" w:fill="FFFFFF"/>
+            <w:shd w:val="clear" w:color="auto" w:fill="EBF3FB"/>
           </w:tcPr>
           <w:p>
             <w:pPr>
@@ -21889,7 +22047,7 @@
         <w:tc>
           <w:tcPr>
             <w:tcW w:type="dxa" w:w="1134"/>
-            <w:shd w:val="clear" w:color="auto" w:fill="FFFFFF"/>
+            <w:shd w:val="clear" w:color="auto" w:fill="EBF3FB"/>
           </w:tcPr>
           <w:p>
             <w:pPr>
@@ -21908,7 +22066,7 @@
         <w:tc>
           <w:tcPr>
             <w:tcW w:type="dxa" w:w="1134"/>
-            <w:shd w:val="clear" w:color="auto" w:fill="FFFFFF"/>
+            <w:shd w:val="clear" w:color="auto" w:fill="EBF3FB"/>
           </w:tcPr>
           <w:p>
             <w:pPr>
@@ -21929,19 +22087,19 @@
         <w:tc>
           <w:tcPr>
             <w:tcW w:type="dxa" w:w="567"/>
-            <w:shd w:val="clear" w:color="auto" w:fill="EBF3FB"/>
-          </w:tcPr>
-          <w:p>
-            <w:pPr>
-              <w:jc w:val="center"/>
-            </w:pPr>
-            <w:r/>
-            <w:r>
-              <w:rPr>
-                <w:color w:val="595959"/>
-                <w:sz w:val="16"/>
-              </w:rPr>
-              <w:t>135</w:t>
+            <w:shd w:val="clear" w:color="auto" w:fill="FFFFFF"/>
+          </w:tcPr>
+          <w:p>
+            <w:pPr>
+              <w:jc w:val="center"/>
+            </w:pPr>
+            <w:r/>
+            <w:r>
+              <w:rPr>
+                <w:color w:val="595959"/>
+                <w:sz w:val="16"/>
+              </w:rPr>
+              <w:t>136</w:t>
             </w:r>
           </w:p>
         </w:tc>
@@ -21956,7 +22114,7 @@
         <w:tc>
           <w:tcPr>
             <w:tcW w:type="dxa" w:w="4252"/>
-            <w:shd w:val="clear" w:color="auto" w:fill="EBF3FB"/>
+            <w:shd w:val="clear" w:color="auto" w:fill="FFFFFF"/>
           </w:tcPr>
           <w:p>
             <w:pPr>
@@ -21975,7 +22133,7 @@
         <w:tc>
           <w:tcPr>
             <w:tcW w:type="dxa" w:w="907"/>
-            <w:shd w:val="clear" w:color="auto" w:fill="EBF3FB"/>
+            <w:shd w:val="clear" w:color="auto" w:fill="FFFFFF"/>
           </w:tcPr>
           <w:p>
             <w:pPr>
@@ -21994,7 +22152,7 @@
         <w:tc>
           <w:tcPr>
             <w:tcW w:type="dxa" w:w="907"/>
-            <w:shd w:val="clear" w:color="auto" w:fill="EBF3FB"/>
+            <w:shd w:val="clear" w:color="auto" w:fill="FFFFFF"/>
           </w:tcPr>
           <w:p>
             <w:pPr>
@@ -22013,7 +22171,7 @@
         <w:tc>
           <w:tcPr>
             <w:tcW w:type="dxa" w:w="1417"/>
-            <w:shd w:val="clear" w:color="auto" w:fill="EBF3FB"/>
+            <w:shd w:val="clear" w:color="auto" w:fill="FFFFFF"/>
           </w:tcPr>
           <w:p>
             <w:pPr>
@@ -22031,7 +22189,7 @@
         <w:tc>
           <w:tcPr>
             <w:tcW w:type="dxa" w:w="1417"/>
-            <w:shd w:val="clear" w:color="auto" w:fill="EBF3FB"/>
+            <w:shd w:val="clear" w:color="auto" w:fill="FFFFFF"/>
           </w:tcPr>
           <w:p>
             <w:pPr>
@@ -22050,7 +22208,7 @@
         <w:tc>
           <w:tcPr>
             <w:tcW w:type="dxa" w:w="1134"/>
-            <w:shd w:val="clear" w:color="auto" w:fill="EBF3FB"/>
+            <w:shd w:val="clear" w:color="auto" w:fill="FFFFFF"/>
           </w:tcPr>
           <w:p>
             <w:pPr>
@@ -22069,7 +22227,7 @@
         <w:tc>
           <w:tcPr>
             <w:tcW w:type="dxa" w:w="1134"/>
-            <w:shd w:val="clear" w:color="auto" w:fill="EBF3FB"/>
+            <w:shd w:val="clear" w:color="auto" w:fill="FFFFFF"/>
           </w:tcPr>
           <w:p>
             <w:pPr>
@@ -22090,19 +22248,19 @@
         <w:tc>
           <w:tcPr>
             <w:tcW w:type="dxa" w:w="567"/>
-            <w:shd w:val="clear" w:color="auto" w:fill="FFFFFF"/>
-          </w:tcPr>
-          <w:p>
-            <w:pPr>
-              <w:jc w:val="center"/>
-            </w:pPr>
-            <w:r/>
-            <w:r>
-              <w:rPr>
-                <w:color w:val="595959"/>
-                <w:sz w:val="16"/>
-              </w:rPr>
-              <w:t>136</w:t>
+            <w:shd w:val="clear" w:color="auto" w:fill="EBF3FB"/>
+          </w:tcPr>
+          <w:p>
+            <w:pPr>
+              <w:jc w:val="center"/>
+            </w:pPr>
+            <w:r/>
+            <w:r>
+              <w:rPr>
+                <w:color w:val="595959"/>
+                <w:sz w:val="16"/>
+              </w:rPr>
+              <w:t>137</w:t>
             </w:r>
           </w:p>
         </w:tc>
@@ -22117,7 +22275,7 @@
         <w:tc>
           <w:tcPr>
             <w:tcW w:type="dxa" w:w="4252"/>
-            <w:shd w:val="clear" w:color="auto" w:fill="FFFFFF"/>
+            <w:shd w:val="clear" w:color="auto" w:fill="EBF3FB"/>
           </w:tcPr>
           <w:p>
             <w:pPr>
@@ -22136,7 +22294,7 @@
         <w:tc>
           <w:tcPr>
             <w:tcW w:type="dxa" w:w="907"/>
-            <w:shd w:val="clear" w:color="auto" w:fill="FFFFFF"/>
+            <w:shd w:val="clear" w:color="auto" w:fill="EBF3FB"/>
           </w:tcPr>
           <w:p>
             <w:pPr>
@@ -22155,7 +22313,7 @@
         <w:tc>
           <w:tcPr>
             <w:tcW w:type="dxa" w:w="907"/>
-            <w:shd w:val="clear" w:color="auto" w:fill="FFFFFF"/>
+            <w:shd w:val="clear" w:color="auto" w:fill="EBF3FB"/>
           </w:tcPr>
           <w:p>
             <w:pPr>
@@ -22174,26 +22332,26 @@
         <w:tc>
           <w:tcPr>
             <w:tcW w:type="dxa" w:w="1417"/>
-            <w:shd w:val="clear" w:color="auto" w:fill="FFFFFF"/>
-          </w:tcPr>
-          <w:p>
-            <w:pPr>
-              <w:jc w:val="center"/>
-            </w:pPr>
-            <w:r/>
-            <w:r>
-              <w:rPr>
-                <w:color w:val="595959"/>
-                <w:sz w:val="16"/>
-              </w:rPr>
-              <w:t>135</w:t>
+            <w:shd w:val="clear" w:color="auto" w:fill="EBF3FB"/>
+          </w:tcPr>
+          <w:p>
+            <w:pPr>
+              <w:jc w:val="center"/>
+            </w:pPr>
+            <w:r/>
+            <w:r>
+              <w:rPr>
+                <w:color w:val="595959"/>
+                <w:sz w:val="16"/>
+              </w:rPr>
+              <w:t>136</w:t>
             </w:r>
           </w:p>
         </w:tc>
         <w:tc>
           <w:tcPr>
             <w:tcW w:type="dxa" w:w="1417"/>
-            <w:shd w:val="clear" w:color="auto" w:fill="FFFFFF"/>
+            <w:shd w:val="clear" w:color="auto" w:fill="EBF3FB"/>
           </w:tcPr>
           <w:p>
             <w:pPr>
@@ -22212,7 +22370,7 @@
         <w:tc>
           <w:tcPr>
             <w:tcW w:type="dxa" w:w="1134"/>
-            <w:shd w:val="clear" w:color="auto" w:fill="FFFFFF"/>
+            <w:shd w:val="clear" w:color="auto" w:fill="EBF3FB"/>
           </w:tcPr>
           <w:p>
             <w:pPr>
@@ -22231,7 +22389,7 @@
         <w:tc>
           <w:tcPr>
             <w:tcW w:type="dxa" w:w="1134"/>
-            <w:shd w:val="clear" w:color="auto" w:fill="FFFFFF"/>
+            <w:shd w:val="clear" w:color="auto" w:fill="EBF3FB"/>
           </w:tcPr>
           <w:p>
             <w:pPr>
@@ -22252,19 +22410,19 @@
         <w:tc>
           <w:tcPr>
             <w:tcW w:type="dxa" w:w="567"/>
-            <w:shd w:val="clear" w:color="auto" w:fill="EBF3FB"/>
-          </w:tcPr>
-          <w:p>
-            <w:pPr>
-              <w:jc w:val="center"/>
-            </w:pPr>
-            <w:r/>
-            <w:r>
-              <w:rPr>
-                <w:color w:val="595959"/>
-                <w:sz w:val="16"/>
-              </w:rPr>
-              <w:t>137</w:t>
+            <w:shd w:val="clear" w:color="auto" w:fill="FFFFFF"/>
+          </w:tcPr>
+          <w:p>
+            <w:pPr>
+              <w:jc w:val="center"/>
+            </w:pPr>
+            <w:r/>
+            <w:r>
+              <w:rPr>
+                <w:color w:val="595959"/>
+                <w:sz w:val="16"/>
+              </w:rPr>
+              <w:t>138</w:t>
             </w:r>
           </w:p>
         </w:tc>
@@ -22279,7 +22437,7 @@
         <w:tc>
           <w:tcPr>
             <w:tcW w:type="dxa" w:w="4252"/>
-            <w:shd w:val="clear" w:color="auto" w:fill="EBF3FB"/>
+            <w:shd w:val="clear" w:color="auto" w:fill="FFFFFF"/>
           </w:tcPr>
           <w:p>
             <w:pPr>
@@ -22298,7 +22456,7 @@
         <w:tc>
           <w:tcPr>
             <w:tcW w:type="dxa" w:w="907"/>
-            <w:shd w:val="clear" w:color="auto" w:fill="EBF3FB"/>
+            <w:shd w:val="clear" w:color="auto" w:fill="FFFFFF"/>
           </w:tcPr>
           <w:p>
             <w:pPr>
@@ -22317,7 +22475,7 @@
         <w:tc>
           <w:tcPr>
             <w:tcW w:type="dxa" w:w="907"/>
-            <w:shd w:val="clear" w:color="auto" w:fill="EBF3FB"/>
+            <w:shd w:val="clear" w:color="auto" w:fill="FFFFFF"/>
           </w:tcPr>
           <w:p>
             <w:pPr>
@@ -22336,26 +22494,26 @@
         <w:tc>
           <w:tcPr>
             <w:tcW w:type="dxa" w:w="1417"/>
-            <w:shd w:val="clear" w:color="auto" w:fill="EBF3FB"/>
-          </w:tcPr>
-          <w:p>
-            <w:pPr>
-              <w:jc w:val="center"/>
-            </w:pPr>
-            <w:r/>
-            <w:r>
-              <w:rPr>
-                <w:color w:val="595959"/>
-                <w:sz w:val="16"/>
-              </w:rPr>
-              <w:t>135</w:t>
+            <w:shd w:val="clear" w:color="auto" w:fill="FFFFFF"/>
+          </w:tcPr>
+          <w:p>
+            <w:pPr>
+              <w:jc w:val="center"/>
+            </w:pPr>
+            <w:r/>
+            <w:r>
+              <w:rPr>
+                <w:color w:val="595959"/>
+                <w:sz w:val="16"/>
+              </w:rPr>
+              <w:t>136</w:t>
             </w:r>
           </w:p>
         </w:tc>
         <w:tc>
           <w:tcPr>
             <w:tcW w:type="dxa" w:w="1417"/>
-            <w:shd w:val="clear" w:color="auto" w:fill="EBF3FB"/>
+            <w:shd w:val="clear" w:color="auto" w:fill="FFFFFF"/>
           </w:tcPr>
           <w:p>
             <w:pPr>
@@ -22374,7 +22532,7 @@
         <w:tc>
           <w:tcPr>
             <w:tcW w:type="dxa" w:w="1134"/>
-            <w:shd w:val="clear" w:color="auto" w:fill="EBF3FB"/>
+            <w:shd w:val="clear" w:color="auto" w:fill="FFFFFF"/>
           </w:tcPr>
           <w:p>
             <w:pPr>
@@ -22393,7 +22551,7 @@
         <w:tc>
           <w:tcPr>
             <w:tcW w:type="dxa" w:w="1134"/>
-            <w:shd w:val="clear" w:color="auto" w:fill="EBF3FB"/>
+            <w:shd w:val="clear" w:color="auto" w:fill="FFFFFF"/>
           </w:tcPr>
           <w:p>
             <w:pPr>
@@ -22414,19 +22572,19 @@
         <w:tc>
           <w:tcPr>
             <w:tcW w:type="dxa" w:w="567"/>
-            <w:shd w:val="clear" w:color="auto" w:fill="FFFFFF"/>
-          </w:tcPr>
-          <w:p>
-            <w:pPr>
-              <w:jc w:val="center"/>
-            </w:pPr>
-            <w:r/>
-            <w:r>
-              <w:rPr>
-                <w:color w:val="595959"/>
-                <w:sz w:val="16"/>
-              </w:rPr>
-              <w:t>138</w:t>
+            <w:shd w:val="clear" w:color="auto" w:fill="EBF3FB"/>
+          </w:tcPr>
+          <w:p>
+            <w:pPr>
+              <w:jc w:val="center"/>
+            </w:pPr>
+            <w:r/>
+            <w:r>
+              <w:rPr>
+                <w:color w:val="595959"/>
+                <w:sz w:val="16"/>
+              </w:rPr>
+              <w:t>139</w:t>
             </w:r>
           </w:p>
         </w:tc>
@@ -22441,7 +22599,7 @@
         <w:tc>
           <w:tcPr>
             <w:tcW w:type="dxa" w:w="4252"/>
-            <w:shd w:val="clear" w:color="auto" w:fill="FFFFFF"/>
+            <w:shd w:val="clear" w:color="auto" w:fill="EBF3FB"/>
           </w:tcPr>
           <w:p>
             <w:pPr>
@@ -22460,7 +22618,7 @@
         <w:tc>
           <w:tcPr>
             <w:tcW w:type="dxa" w:w="907"/>
-            <w:shd w:val="clear" w:color="auto" w:fill="FFFFFF"/>
+            <w:shd w:val="clear" w:color="auto" w:fill="EBF3FB"/>
           </w:tcPr>
           <w:p>
             <w:pPr>
@@ -22479,7 +22637,7 @@
         <w:tc>
           <w:tcPr>
             <w:tcW w:type="dxa" w:w="907"/>
-            <w:shd w:val="clear" w:color="auto" w:fill="FFFFFF"/>
+            <w:shd w:val="clear" w:color="auto" w:fill="EBF3FB"/>
           </w:tcPr>
           <w:p>
             <w:pPr>
@@ -22498,26 +22656,26 @@
         <w:tc>
           <w:tcPr>
             <w:tcW w:type="dxa" w:w="1417"/>
-            <w:shd w:val="clear" w:color="auto" w:fill="FFFFFF"/>
-          </w:tcPr>
-          <w:p>
-            <w:pPr>
-              <w:jc w:val="center"/>
-            </w:pPr>
-            <w:r/>
-            <w:r>
-              <w:rPr>
-                <w:color w:val="595959"/>
-                <w:sz w:val="16"/>
-              </w:rPr>
-              <w:t>135</w:t>
+            <w:shd w:val="clear" w:color="auto" w:fill="EBF3FB"/>
+          </w:tcPr>
+          <w:p>
+            <w:pPr>
+              <w:jc w:val="center"/>
+            </w:pPr>
+            <w:r/>
+            <w:r>
+              <w:rPr>
+                <w:color w:val="595959"/>
+                <w:sz w:val="16"/>
+              </w:rPr>
+              <w:t>136</w:t>
             </w:r>
           </w:p>
         </w:tc>
         <w:tc>
           <w:tcPr>
             <w:tcW w:type="dxa" w:w="1417"/>
-            <w:shd w:val="clear" w:color="auto" w:fill="FFFFFF"/>
+            <w:shd w:val="clear" w:color="auto" w:fill="EBF3FB"/>
           </w:tcPr>
           <w:p>
             <w:pPr>
@@ -22536,7 +22694,7 @@
         <w:tc>
           <w:tcPr>
             <w:tcW w:type="dxa" w:w="1134"/>
-            <w:shd w:val="clear" w:color="auto" w:fill="FFFFFF"/>
+            <w:shd w:val="clear" w:color="auto" w:fill="EBF3FB"/>
           </w:tcPr>
           <w:p>
             <w:pPr>
@@ -22555,7 +22713,7 @@
         <w:tc>
           <w:tcPr>
             <w:tcW w:type="dxa" w:w="1134"/>
-            <w:shd w:val="clear" w:color="auto" w:fill="FFFFFF"/>
+            <w:shd w:val="clear" w:color="auto" w:fill="EBF3FB"/>
           </w:tcPr>
           <w:p>
             <w:pPr>
@@ -22576,19 +22734,19 @@
         <w:tc>
           <w:tcPr>
             <w:tcW w:type="dxa" w:w="567"/>
-            <w:shd w:val="clear" w:color="auto" w:fill="EBF3FB"/>
-          </w:tcPr>
-          <w:p>
-            <w:pPr>
-              <w:jc w:val="center"/>
-            </w:pPr>
-            <w:r/>
-            <w:r>
-              <w:rPr>
-                <w:color w:val="595959"/>
-                <w:sz w:val="16"/>
-              </w:rPr>
-              <w:t>139</w:t>
+            <w:shd w:val="clear" w:color="auto" w:fill="FFFFFF"/>
+          </w:tcPr>
+          <w:p>
+            <w:pPr>
+              <w:jc w:val="center"/>
+            </w:pPr>
+            <w:r/>
+            <w:r>
+              <w:rPr>
+                <w:color w:val="595959"/>
+                <w:sz w:val="16"/>
+              </w:rPr>
+              <w:t>140</w:t>
             </w:r>
           </w:p>
         </w:tc>
@@ -22603,7 +22761,7 @@
         <w:tc>
           <w:tcPr>
             <w:tcW w:type="dxa" w:w="4252"/>
-            <w:shd w:val="clear" w:color="auto" w:fill="EBF3FB"/>
+            <w:shd w:val="clear" w:color="auto" w:fill="FFFFFF"/>
           </w:tcPr>
           <w:p>
             <w:pPr>
@@ -22622,7 +22780,7 @@
         <w:tc>
           <w:tcPr>
             <w:tcW w:type="dxa" w:w="907"/>
-            <w:shd w:val="clear" w:color="auto" w:fill="EBF3FB"/>
+            <w:shd w:val="clear" w:color="auto" w:fill="FFFFFF"/>
           </w:tcPr>
           <w:p>
             <w:pPr>
@@ -22641,7 +22799,7 @@
         <w:tc>
           <w:tcPr>
             <w:tcW w:type="dxa" w:w="907"/>
-            <w:shd w:val="clear" w:color="auto" w:fill="EBF3FB"/>
+            <w:shd w:val="clear" w:color="auto" w:fill="FFFFFF"/>
           </w:tcPr>
           <w:p>
             <w:pPr>
@@ -22660,7 +22818,7 @@
         <w:tc>
           <w:tcPr>
             <w:tcW w:type="dxa" w:w="1417"/>
-            <w:shd w:val="clear" w:color="auto" w:fill="EBF3FB"/>
+            <w:shd w:val="clear" w:color="auto" w:fill="FFFFFF"/>
           </w:tcPr>
           <w:p>
             <w:pPr>
@@ -22678,7 +22836,7 @@
         <w:tc>
           <w:tcPr>
             <w:tcW w:type="dxa" w:w="1417"/>
-            <w:shd w:val="clear" w:color="auto" w:fill="EBF3FB"/>
+            <w:shd w:val="clear" w:color="auto" w:fill="FFFFFF"/>
           </w:tcPr>
           <w:p>
             <w:pPr>
@@ -22697,7 +22855,7 @@
         <w:tc>
           <w:tcPr>
             <w:tcW w:type="dxa" w:w="1134"/>
-            <w:shd w:val="clear" w:color="auto" w:fill="EBF3FB"/>
+            <w:shd w:val="clear" w:color="auto" w:fill="FFFFFF"/>
           </w:tcPr>
           <w:p>
             <w:pPr>
@@ -22716,7 +22874,7 @@
         <w:tc>
           <w:tcPr>
             <w:tcW w:type="dxa" w:w="1134"/>
-            <w:shd w:val="clear" w:color="auto" w:fill="EBF3FB"/>
+            <w:shd w:val="clear" w:color="auto" w:fill="FFFFFF"/>
           </w:tcPr>
           <w:p>
             <w:pPr>
@@ -22737,19 +22895,19 @@
         <w:tc>
           <w:tcPr>
             <w:tcW w:type="dxa" w:w="567"/>
-            <w:shd w:val="clear" w:color="auto" w:fill="FFFFFF"/>
-          </w:tcPr>
-          <w:p>
-            <w:pPr>
-              <w:jc w:val="center"/>
-            </w:pPr>
-            <w:r/>
-            <w:r>
-              <w:rPr>
-                <w:color w:val="595959"/>
-                <w:sz w:val="16"/>
-              </w:rPr>
-              <w:t>140</w:t>
+            <w:shd w:val="clear" w:color="auto" w:fill="EBF3FB"/>
+          </w:tcPr>
+          <w:p>
+            <w:pPr>
+              <w:jc w:val="center"/>
+            </w:pPr>
+            <w:r/>
+            <w:r>
+              <w:rPr>
+                <w:color w:val="595959"/>
+                <w:sz w:val="16"/>
+              </w:rPr>
+              <w:t>141</w:t>
             </w:r>
           </w:p>
         </w:tc>
@@ -22764,7 +22922,7 @@
         <w:tc>
           <w:tcPr>
             <w:tcW w:type="dxa" w:w="4252"/>
-            <w:shd w:val="clear" w:color="auto" w:fill="FFFFFF"/>
+            <w:shd w:val="clear" w:color="auto" w:fill="EBF3FB"/>
           </w:tcPr>
           <w:p>
             <w:pPr>
@@ -22783,7 +22941,7 @@
         <w:tc>
           <w:tcPr>
             <w:tcW w:type="dxa" w:w="907"/>
-            <w:shd w:val="clear" w:color="auto" w:fill="FFFFFF"/>
+            <w:shd w:val="clear" w:color="auto" w:fill="EBF3FB"/>
           </w:tcPr>
           <w:p>
             <w:pPr>
@@ -22802,7 +22960,7 @@
         <w:tc>
           <w:tcPr>
             <w:tcW w:type="dxa" w:w="907"/>
-            <w:shd w:val="clear" w:color="auto" w:fill="FFFFFF"/>
+            <w:shd w:val="clear" w:color="auto" w:fill="EBF3FB"/>
           </w:tcPr>
           <w:p>
             <w:pPr>
@@ -22821,26 +22979,26 @@
         <w:tc>
           <w:tcPr>
             <w:tcW w:type="dxa" w:w="1417"/>
-            <w:shd w:val="clear" w:color="auto" w:fill="FFFFFF"/>
-          </w:tcPr>
-          <w:p>
-            <w:pPr>
-              <w:jc w:val="center"/>
-            </w:pPr>
-            <w:r/>
-            <w:r>
-              <w:rPr>
-                <w:color w:val="595959"/>
-                <w:sz w:val="16"/>
-              </w:rPr>
-              <w:t>139</w:t>
+            <w:shd w:val="clear" w:color="auto" w:fill="EBF3FB"/>
+          </w:tcPr>
+          <w:p>
+            <w:pPr>
+              <w:jc w:val="center"/>
+            </w:pPr>
+            <w:r/>
+            <w:r>
+              <w:rPr>
+                <w:color w:val="595959"/>
+                <w:sz w:val="16"/>
+              </w:rPr>
+              <w:t>140</w:t>
             </w:r>
           </w:p>
         </w:tc>
         <w:tc>
           <w:tcPr>
             <w:tcW w:type="dxa" w:w="1417"/>
-            <w:shd w:val="clear" w:color="auto" w:fill="FFFFFF"/>
+            <w:shd w:val="clear" w:color="auto" w:fill="EBF3FB"/>
           </w:tcPr>
           <w:p>
             <w:pPr>
@@ -22859,7 +23017,7 @@
         <w:tc>
           <w:tcPr>
             <w:tcW w:type="dxa" w:w="1134"/>
-            <w:shd w:val="clear" w:color="auto" w:fill="FFFFFF"/>
+            <w:shd w:val="clear" w:color="auto" w:fill="EBF3FB"/>
           </w:tcPr>
           <w:p>
             <w:pPr>
@@ -22878,7 +23036,7 @@
         <w:tc>
           <w:tcPr>
             <w:tcW w:type="dxa" w:w="1134"/>
-            <w:shd w:val="clear" w:color="auto" w:fill="FFFFFF"/>
+            <w:shd w:val="clear" w:color="auto" w:fill="EBF3FB"/>
           </w:tcPr>
           <w:p>
             <w:pPr>
@@ -22899,19 +23057,19 @@
         <w:tc>
           <w:tcPr>
             <w:tcW w:type="dxa" w:w="567"/>
-            <w:shd w:val="clear" w:color="auto" w:fill="EBF3FB"/>
-          </w:tcPr>
-          <w:p>
-            <w:pPr>
-              <w:jc w:val="center"/>
-            </w:pPr>
-            <w:r/>
-            <w:r>
-              <w:rPr>
-                <w:color w:val="595959"/>
-                <w:sz w:val="16"/>
-              </w:rPr>
-              <w:t>141</w:t>
+            <w:shd w:val="clear" w:color="auto" w:fill="FFFFFF"/>
+          </w:tcPr>
+          <w:p>
+            <w:pPr>
+              <w:jc w:val="center"/>
+            </w:pPr>
+            <w:r/>
+            <w:r>
+              <w:rPr>
+                <w:color w:val="595959"/>
+                <w:sz w:val="16"/>
+              </w:rPr>
+              <w:t>142</w:t>
             </w:r>
           </w:p>
         </w:tc>
@@ -22926,7 +23084,7 @@
         <w:tc>
           <w:tcPr>
             <w:tcW w:type="dxa" w:w="4252"/>
-            <w:shd w:val="clear" w:color="auto" w:fill="EBF3FB"/>
+            <w:shd w:val="clear" w:color="auto" w:fill="FFFFFF"/>
           </w:tcPr>
           <w:p>
             <w:pPr>
@@ -22945,7 +23103,7 @@
         <w:tc>
           <w:tcPr>
             <w:tcW w:type="dxa" w:w="907"/>
-            <w:shd w:val="clear" w:color="auto" w:fill="EBF3FB"/>
+            <w:shd w:val="clear" w:color="auto" w:fill="FFFFFF"/>
           </w:tcPr>
           <w:p>
             <w:pPr>
@@ -22964,7 +23122,7 @@
         <w:tc>
           <w:tcPr>
             <w:tcW w:type="dxa" w:w="907"/>
-            <w:shd w:val="clear" w:color="auto" w:fill="EBF3FB"/>
+            <w:shd w:val="clear" w:color="auto" w:fill="FFFFFF"/>
           </w:tcPr>
           <w:p>
             <w:pPr>
@@ -22983,26 +23141,26 @@
         <w:tc>
           <w:tcPr>
             <w:tcW w:type="dxa" w:w="1417"/>
-            <w:shd w:val="clear" w:color="auto" w:fill="EBF3FB"/>
-          </w:tcPr>
-          <w:p>
-            <w:pPr>
-              <w:jc w:val="center"/>
-            </w:pPr>
-            <w:r/>
-            <w:r>
-              <w:rPr>
-                <w:color w:val="595959"/>
-                <w:sz w:val="16"/>
-              </w:rPr>
-              <w:t>139</w:t>
+            <w:shd w:val="clear" w:color="auto" w:fill="FFFFFF"/>
+          </w:tcPr>
+          <w:p>
+            <w:pPr>
+              <w:jc w:val="center"/>
+            </w:pPr>
+            <w:r/>
+            <w:r>
+              <w:rPr>
+                <w:color w:val="595959"/>
+                <w:sz w:val="16"/>
+              </w:rPr>
+              <w:t>140</w:t>
             </w:r>
           </w:p>
         </w:tc>
         <w:tc>
           <w:tcPr>
             <w:tcW w:type="dxa" w:w="1417"/>
-            <w:shd w:val="clear" w:color="auto" w:fill="EBF3FB"/>
+            <w:shd w:val="clear" w:color="auto" w:fill="FFFFFF"/>
           </w:tcPr>
           <w:p>
             <w:pPr>
@@ -23021,7 +23179,7 @@
         <w:tc>
           <w:tcPr>
             <w:tcW w:type="dxa" w:w="1134"/>
-            <w:shd w:val="clear" w:color="auto" w:fill="EBF3FB"/>
+            <w:shd w:val="clear" w:color="auto" w:fill="FFFFFF"/>
           </w:tcPr>
           <w:p>
             <w:pPr>
@@ -23040,7 +23198,7 @@
         <w:tc>
           <w:tcPr>
             <w:tcW w:type="dxa" w:w="1134"/>
-            <w:shd w:val="clear" w:color="auto" w:fill="EBF3FB"/>
+            <w:shd w:val="clear" w:color="auto" w:fill="FFFFFF"/>
           </w:tcPr>
           <w:p>
             <w:pPr>
@@ -23061,19 +23219,19 @@
         <w:tc>
           <w:tcPr>
             <w:tcW w:type="dxa" w:w="567"/>
-            <w:shd w:val="clear" w:color="auto" w:fill="FFFFFF"/>
-          </w:tcPr>
-          <w:p>
-            <w:pPr>
-              <w:jc w:val="center"/>
-            </w:pPr>
-            <w:r/>
-            <w:r>
-              <w:rPr>
-                <w:color w:val="595959"/>
-                <w:sz w:val="16"/>
-              </w:rPr>
-              <w:t>142</w:t>
+            <w:shd w:val="clear" w:color="auto" w:fill="EBF3FB"/>
+          </w:tcPr>
+          <w:p>
+            <w:pPr>
+              <w:jc w:val="center"/>
+            </w:pPr>
+            <w:r/>
+            <w:r>
+              <w:rPr>
+                <w:color w:val="595959"/>
+                <w:sz w:val="16"/>
+              </w:rPr>
+              <w:t>143</w:t>
             </w:r>
           </w:p>
         </w:tc>
@@ -23088,7 +23246,7 @@
         <w:tc>
           <w:tcPr>
             <w:tcW w:type="dxa" w:w="4252"/>
-            <w:shd w:val="clear" w:color="auto" w:fill="FFFFFF"/>
+            <w:shd w:val="clear" w:color="auto" w:fill="EBF3FB"/>
           </w:tcPr>
           <w:p>
             <w:pPr>
@@ -23107,7 +23265,7 @@
         <w:tc>
           <w:tcPr>
             <w:tcW w:type="dxa" w:w="907"/>
-            <w:shd w:val="clear" w:color="auto" w:fill="FFFFFF"/>
+            <w:shd w:val="clear" w:color="auto" w:fill="EBF3FB"/>
           </w:tcPr>
           <w:p>
             <w:pPr>
@@ -23126,7 +23284,7 @@
         <w:tc>
           <w:tcPr>
             <w:tcW w:type="dxa" w:w="907"/>
-            <w:shd w:val="clear" w:color="auto" w:fill="FFFFFF"/>
+            <w:shd w:val="clear" w:color="auto" w:fill="EBF3FB"/>
           </w:tcPr>
           <w:p>
             <w:pPr>
@@ -23145,7 +23303,7 @@
         <w:tc>
           <w:tcPr>
             <w:tcW w:type="dxa" w:w="1417"/>
-            <w:shd w:val="clear" w:color="auto" w:fill="FFFFFF"/>
+            <w:shd w:val="clear" w:color="auto" w:fill="EBF3FB"/>
           </w:tcPr>
           <w:p>
             <w:pPr>
@@ -23163,7 +23321,7 @@
         <w:tc>
           <w:tcPr>
             <w:tcW w:type="dxa" w:w="1417"/>
-            <w:shd w:val="clear" w:color="auto" w:fill="FFFFFF"/>
+            <w:shd w:val="clear" w:color="auto" w:fill="EBF3FB"/>
           </w:tcPr>
           <w:p>
             <w:pPr>
@@ -23182,7 +23340,7 @@
         <w:tc>
           <w:tcPr>
             <w:tcW w:type="dxa" w:w="1134"/>
-            <w:shd w:val="clear" w:color="auto" w:fill="FFFFFF"/>
+            <w:shd w:val="clear" w:color="auto" w:fill="EBF3FB"/>
           </w:tcPr>
           <w:p>
             <w:pPr>
@@ -23201,7 +23359,7 @@
         <w:tc>
           <w:tcPr>
             <w:tcW w:type="dxa" w:w="1134"/>
-            <w:shd w:val="clear" w:color="auto" w:fill="FFFFFF"/>
+            <w:shd w:val="clear" w:color="auto" w:fill="EBF3FB"/>
           </w:tcPr>
           <w:p>
             <w:pPr>
@@ -23222,19 +23380,19 @@
         <w:tc>
           <w:tcPr>
             <w:tcW w:type="dxa" w:w="567"/>
-            <w:shd w:val="clear" w:color="auto" w:fill="EBF3FB"/>
-          </w:tcPr>
-          <w:p>
-            <w:pPr>
-              <w:jc w:val="center"/>
-            </w:pPr>
-            <w:r/>
-            <w:r>
-              <w:rPr>
-                <w:color w:val="595959"/>
-                <w:sz w:val="16"/>
-              </w:rPr>
-              <w:t>143</w:t>
+            <w:shd w:val="clear" w:color="auto" w:fill="FFFFFF"/>
+          </w:tcPr>
+          <w:p>
+            <w:pPr>
+              <w:jc w:val="center"/>
+            </w:pPr>
+            <w:r/>
+            <w:r>
+              <w:rPr>
+                <w:color w:val="595959"/>
+                <w:sz w:val="16"/>
+              </w:rPr>
+              <w:t>144</w:t>
             </w:r>
           </w:p>
         </w:tc>
@@ -23249,7 +23407,7 @@
         <w:tc>
           <w:tcPr>
             <w:tcW w:type="dxa" w:w="4252"/>
-            <w:shd w:val="clear" w:color="auto" w:fill="EBF3FB"/>
+            <w:shd w:val="clear" w:color="auto" w:fill="FFFFFF"/>
           </w:tcPr>
           <w:p>
             <w:pPr>
@@ -23268,7 +23426,7 @@
         <w:tc>
           <w:tcPr>
             <w:tcW w:type="dxa" w:w="907"/>
-            <w:shd w:val="clear" w:color="auto" w:fill="EBF3FB"/>
+            <w:shd w:val="clear" w:color="auto" w:fill="FFFFFF"/>
           </w:tcPr>
           <w:p>
             <w:pPr>
@@ -23287,7 +23445,7 @@
         <w:tc>
           <w:tcPr>
             <w:tcW w:type="dxa" w:w="907"/>
-            <w:shd w:val="clear" w:color="auto" w:fill="EBF3FB"/>
+            <w:shd w:val="clear" w:color="auto" w:fill="FFFFFF"/>
           </w:tcPr>
           <w:p>
             <w:pPr>
@@ -23306,26 +23464,26 @@
         <w:tc>
           <w:tcPr>
             <w:tcW w:type="dxa" w:w="1417"/>
-            <w:shd w:val="clear" w:color="auto" w:fill="EBF3FB"/>
-          </w:tcPr>
-          <w:p>
-            <w:pPr>
-              <w:jc w:val="center"/>
-            </w:pPr>
-            <w:r/>
-            <w:r>
-              <w:rPr>
-                <w:color w:val="595959"/>
-                <w:sz w:val="16"/>
-              </w:rPr>
-              <w:t>142</w:t>
+            <w:shd w:val="clear" w:color="auto" w:fill="FFFFFF"/>
+          </w:tcPr>
+          <w:p>
+            <w:pPr>
+              <w:jc w:val="center"/>
+            </w:pPr>
+            <w:r/>
+            <w:r>
+              <w:rPr>
+                <w:color w:val="595959"/>
+                <w:sz w:val="16"/>
+              </w:rPr>
+              <w:t>143</w:t>
             </w:r>
           </w:p>
         </w:tc>
         <w:tc>
           <w:tcPr>
             <w:tcW w:type="dxa" w:w="1417"/>
-            <w:shd w:val="clear" w:color="auto" w:fill="EBF3FB"/>
+            <w:shd w:val="clear" w:color="auto" w:fill="FFFFFF"/>
           </w:tcPr>
           <w:p>
             <w:pPr>
@@ -23344,7 +23502,7 @@
         <w:tc>
           <w:tcPr>
             <w:tcW w:type="dxa" w:w="1134"/>
-            <w:shd w:val="clear" w:color="auto" w:fill="EBF3FB"/>
+            <w:shd w:val="clear" w:color="auto" w:fill="FFFFFF"/>
           </w:tcPr>
           <w:p>
             <w:pPr>
@@ -23363,7 +23521,7 @@
         <w:tc>
           <w:tcPr>
             <w:tcW w:type="dxa" w:w="1134"/>
-            <w:shd w:val="clear" w:color="auto" w:fill="EBF3FB"/>
+            <w:shd w:val="clear" w:color="auto" w:fill="FFFFFF"/>
           </w:tcPr>
           <w:p>
             <w:pPr>
@@ -23384,19 +23542,19 @@
         <w:tc>
           <w:tcPr>
             <w:tcW w:type="dxa" w:w="567"/>
-            <w:shd w:val="clear" w:color="auto" w:fill="FFFFFF"/>
-          </w:tcPr>
-          <w:p>
-            <w:pPr>
-              <w:jc w:val="center"/>
-            </w:pPr>
-            <w:r/>
-            <w:r>
-              <w:rPr>
-                <w:color w:val="595959"/>
-                <w:sz w:val="16"/>
-              </w:rPr>
-              <w:t>144</w:t>
+            <w:shd w:val="clear" w:color="auto" w:fill="EBF3FB"/>
+          </w:tcPr>
+          <w:p>
+            <w:pPr>
+              <w:jc w:val="center"/>
+            </w:pPr>
+            <w:r/>
+            <w:r>
+              <w:rPr>
+                <w:color w:val="595959"/>
+                <w:sz w:val="16"/>
+              </w:rPr>
+              <w:t>145</w:t>
             </w:r>
           </w:p>
         </w:tc>
@@ -23411,7 +23569,7 @@
         <w:tc>
           <w:tcPr>
             <w:tcW w:type="dxa" w:w="4252"/>
-            <w:shd w:val="clear" w:color="auto" w:fill="FFFFFF"/>
+            <w:shd w:val="clear" w:color="auto" w:fill="EBF3FB"/>
           </w:tcPr>
           <w:p>
             <w:pPr>
@@ -23430,7 +23588,7 @@
         <w:tc>
           <w:tcPr>
             <w:tcW w:type="dxa" w:w="907"/>
-            <w:shd w:val="clear" w:color="auto" w:fill="FFFFFF"/>
+            <w:shd w:val="clear" w:color="auto" w:fill="EBF3FB"/>
           </w:tcPr>
           <w:p>
             <w:pPr>
@@ -23449,7 +23607,7 @@
         <w:tc>
           <w:tcPr>
             <w:tcW w:type="dxa" w:w="907"/>
-            <w:shd w:val="clear" w:color="auto" w:fill="FFFFFF"/>
+            <w:shd w:val="clear" w:color="auto" w:fill="EBF3FB"/>
           </w:tcPr>
           <w:p>
             <w:pPr>
@@ -23468,26 +23626,26 @@
         <w:tc>
           <w:tcPr>
             <w:tcW w:type="dxa" w:w="1417"/>
-            <w:shd w:val="clear" w:color="auto" w:fill="FFFFFF"/>
-          </w:tcPr>
-          <w:p>
-            <w:pPr>
-              <w:jc w:val="center"/>
-            </w:pPr>
-            <w:r/>
-            <w:r>
-              <w:rPr>
-                <w:color w:val="595959"/>
-                <w:sz w:val="16"/>
-              </w:rPr>
-              <w:t>142</w:t>
+            <w:shd w:val="clear" w:color="auto" w:fill="EBF3FB"/>
+          </w:tcPr>
+          <w:p>
+            <w:pPr>
+              <w:jc w:val="center"/>
+            </w:pPr>
+            <w:r/>
+            <w:r>
+              <w:rPr>
+                <w:color w:val="595959"/>
+                <w:sz w:val="16"/>
+              </w:rPr>
+              <w:t>143</w:t>
             </w:r>
           </w:p>
         </w:tc>
         <w:tc>
           <w:tcPr>
             <w:tcW w:type="dxa" w:w="1417"/>
-            <w:shd w:val="clear" w:color="auto" w:fill="FFFFFF"/>
+            <w:shd w:val="clear" w:color="auto" w:fill="EBF3FB"/>
           </w:tcPr>
           <w:p>
             <w:pPr>
@@ -23506,7 +23664,7 @@
         <w:tc>
           <w:tcPr>
             <w:tcW w:type="dxa" w:w="1134"/>
-            <w:shd w:val="clear" w:color="auto" w:fill="FFFFFF"/>
+            <w:shd w:val="clear" w:color="auto" w:fill="EBF3FB"/>
           </w:tcPr>
           <w:p>
             <w:pPr>
@@ -23525,7 +23683,7 @@
         <w:tc>
           <w:tcPr>
             <w:tcW w:type="dxa" w:w="1134"/>
-            <w:shd w:val="clear" w:color="auto" w:fill="FFFFFF"/>
+            <w:shd w:val="clear" w:color="auto" w:fill="EBF3FB"/>
           </w:tcPr>
           <w:p>
             <w:pPr>
@@ -23546,19 +23704,19 @@
         <w:tc>
           <w:tcPr>
             <w:tcW w:type="dxa" w:w="567"/>
-            <w:shd w:val="clear" w:color="auto" w:fill="EBF3FB"/>
-          </w:tcPr>
-          <w:p>
-            <w:pPr>
-              <w:jc w:val="center"/>
-            </w:pPr>
-            <w:r/>
-            <w:r>
-              <w:rPr>
-                <w:color w:val="595959"/>
-                <w:sz w:val="16"/>
-              </w:rPr>
-              <w:t>145</w:t>
+            <w:shd w:val="clear" w:color="auto" w:fill="FFFFFF"/>
+          </w:tcPr>
+          <w:p>
+            <w:pPr>
+              <w:jc w:val="center"/>
+            </w:pPr>
+            <w:r/>
+            <w:r>
+              <w:rPr>
+                <w:color w:val="595959"/>
+                <w:sz w:val="16"/>
+              </w:rPr>
+              <w:t>146</w:t>
             </w:r>
           </w:p>
         </w:tc>
@@ -23573,7 +23731,7 @@
         <w:tc>
           <w:tcPr>
             <w:tcW w:type="dxa" w:w="4252"/>
-            <w:shd w:val="clear" w:color="auto" w:fill="EBF3FB"/>
+            <w:shd w:val="clear" w:color="auto" w:fill="FFFFFF"/>
           </w:tcPr>
           <w:p>
             <w:pPr>
@@ -23592,7 +23750,7 @@
         <w:tc>
           <w:tcPr>
             <w:tcW w:type="dxa" w:w="907"/>
-            <w:shd w:val="clear" w:color="auto" w:fill="EBF3FB"/>
+            <w:shd w:val="clear" w:color="auto" w:fill="FFFFFF"/>
           </w:tcPr>
           <w:p>
             <w:pPr>
@@ -23611,7 +23769,7 @@
         <w:tc>
           <w:tcPr>
             <w:tcW w:type="dxa" w:w="907"/>
-            <w:shd w:val="clear" w:color="auto" w:fill="EBF3FB"/>
+            <w:shd w:val="clear" w:color="auto" w:fill="FFFFFF"/>
           </w:tcPr>
           <w:p>
             <w:pPr>
@@ -23630,7 +23788,7 @@
         <w:tc>
           <w:tcPr>
             <w:tcW w:type="dxa" w:w="1417"/>
-            <w:shd w:val="clear" w:color="auto" w:fill="EBF3FB"/>
+            <w:shd w:val="clear" w:color="auto" w:fill="FFFFFF"/>
           </w:tcPr>
           <w:p>
             <w:pPr>
@@ -23648,7 +23806,7 @@
         <w:tc>
           <w:tcPr>
             <w:tcW w:type="dxa" w:w="1417"/>
-            <w:shd w:val="clear" w:color="auto" w:fill="EBF3FB"/>
+            <w:shd w:val="clear" w:color="auto" w:fill="FFFFFF"/>
           </w:tcPr>
           <w:p>
             <w:pPr>
@@ -23667,7 +23825,7 @@
         <w:tc>
           <w:tcPr>
             <w:tcW w:type="dxa" w:w="1134"/>
-            <w:shd w:val="clear" w:color="auto" w:fill="EBF3FB"/>
+            <w:shd w:val="clear" w:color="auto" w:fill="FFFFFF"/>
           </w:tcPr>
           <w:p>
             <w:pPr>
@@ -23686,7 +23844,7 @@
         <w:tc>
           <w:tcPr>
             <w:tcW w:type="dxa" w:w="1134"/>
-            <w:shd w:val="clear" w:color="auto" w:fill="EBF3FB"/>
+            <w:shd w:val="clear" w:color="auto" w:fill="FFFFFF"/>
           </w:tcPr>
           <w:p>
             <w:pPr>
@@ -23707,19 +23865,19 @@
         <w:tc>
           <w:tcPr>
             <w:tcW w:type="dxa" w:w="567"/>
-            <w:shd w:val="clear" w:color="auto" w:fill="FFFFFF"/>
-          </w:tcPr>
-          <w:p>
-            <w:pPr>
-              <w:jc w:val="center"/>
-            </w:pPr>
-            <w:r/>
-            <w:r>
-              <w:rPr>
-                <w:color w:val="595959"/>
-                <w:sz w:val="16"/>
-              </w:rPr>
-              <w:t>146</w:t>
+            <w:shd w:val="clear" w:color="auto" w:fill="EBF3FB"/>
+          </w:tcPr>
+          <w:p>
+            <w:pPr>
+              <w:jc w:val="center"/>
+            </w:pPr>
+            <w:r/>
+            <w:r>
+              <w:rPr>
+                <w:color w:val="595959"/>
+                <w:sz w:val="16"/>
+              </w:rPr>
+              <w:t>147</w:t>
             </w:r>
           </w:p>
         </w:tc>
@@ -23734,7 +23892,7 @@
         <w:tc>
           <w:tcPr>
             <w:tcW w:type="dxa" w:w="4252"/>
-            <w:shd w:val="clear" w:color="auto" w:fill="FFFFFF"/>
+            <w:shd w:val="clear" w:color="auto" w:fill="EBF3FB"/>
           </w:tcPr>
           <w:p>
             <w:pPr>
@@ -23753,7 +23911,7 @@
         <w:tc>
           <w:tcPr>
             <w:tcW w:type="dxa" w:w="907"/>
-            <w:shd w:val="clear" w:color="auto" w:fill="FFFFFF"/>
+            <w:shd w:val="clear" w:color="auto" w:fill="EBF3FB"/>
           </w:tcPr>
           <w:p>
             <w:pPr>
@@ -23772,7 +23930,7 @@
         <w:tc>
           <w:tcPr>
             <w:tcW w:type="dxa" w:w="907"/>
-            <w:shd w:val="clear" w:color="auto" w:fill="FFFFFF"/>
+            <w:shd w:val="clear" w:color="auto" w:fill="EBF3FB"/>
           </w:tcPr>
           <w:p>
             <w:pPr>
@@ -23791,26 +23949,26 @@
         <w:tc>
           <w:tcPr>
             <w:tcW w:type="dxa" w:w="1417"/>
-            <w:shd w:val="clear" w:color="auto" w:fill="FFFFFF"/>
-          </w:tcPr>
-          <w:p>
-            <w:pPr>
-              <w:jc w:val="center"/>
-            </w:pPr>
-            <w:r/>
-            <w:r>
-              <w:rPr>
-                <w:color w:val="595959"/>
-                <w:sz w:val="16"/>
-              </w:rPr>
-              <w:t>145</w:t>
+            <w:shd w:val="clear" w:color="auto" w:fill="EBF3FB"/>
+          </w:tcPr>
+          <w:p>
+            <w:pPr>
+              <w:jc w:val="center"/>
+            </w:pPr>
+            <w:r/>
+            <w:r>
+              <w:rPr>
+                <w:color w:val="595959"/>
+                <w:sz w:val="16"/>
+              </w:rPr>
+              <w:t>146</w:t>
             </w:r>
           </w:p>
         </w:tc>
         <w:tc>
           <w:tcPr>
             <w:tcW w:type="dxa" w:w="1417"/>
-            <w:shd w:val="clear" w:color="auto" w:fill="FFFFFF"/>
+            <w:shd w:val="clear" w:color="auto" w:fill="EBF3FB"/>
           </w:tcPr>
           <w:p>
             <w:pPr>
@@ -23829,7 +23987,7 @@
         <w:tc>
           <w:tcPr>
             <w:tcW w:type="dxa" w:w="1134"/>
-            <w:shd w:val="clear" w:color="auto" w:fill="FFFFFF"/>
+            <w:shd w:val="clear" w:color="auto" w:fill="EBF3FB"/>
           </w:tcPr>
           <w:p>
             <w:pPr>
@@ -23848,7 +24006,7 @@
         <w:tc>
           <w:tcPr>
             <w:tcW w:type="dxa" w:w="1134"/>
-            <w:shd w:val="clear" w:color="auto" w:fill="FFFFFF"/>
+            <w:shd w:val="clear" w:color="auto" w:fill="EBF3FB"/>
           </w:tcPr>
           <w:p>
             <w:pPr>
@@ -23869,19 +24027,19 @@
         <w:tc>
           <w:tcPr>
             <w:tcW w:type="dxa" w:w="567"/>
-            <w:shd w:val="clear" w:color="auto" w:fill="EBF3FB"/>
-          </w:tcPr>
-          <w:p>
-            <w:pPr>
-              <w:jc w:val="center"/>
-            </w:pPr>
-            <w:r/>
-            <w:r>
-              <w:rPr>
-                <w:color w:val="595959"/>
-                <w:sz w:val="16"/>
-              </w:rPr>
-              <w:t>147</w:t>
+            <w:shd w:val="clear" w:color="auto" w:fill="FFFFFF"/>
+          </w:tcPr>
+          <w:p>
+            <w:pPr>
+              <w:jc w:val="center"/>
+            </w:pPr>
+            <w:r/>
+            <w:r>
+              <w:rPr>
+                <w:color w:val="595959"/>
+                <w:sz w:val="16"/>
+              </w:rPr>
+              <w:t>148</w:t>
             </w:r>
           </w:p>
         </w:tc>
@@ -23896,7 +24054,7 @@
         <w:tc>
           <w:tcPr>
             <w:tcW w:type="dxa" w:w="4252"/>
-            <w:shd w:val="clear" w:color="auto" w:fill="EBF3FB"/>
+            <w:shd w:val="clear" w:color="auto" w:fill="FFFFFF"/>
           </w:tcPr>
           <w:p>
             <w:pPr>
@@ -23915,7 +24073,7 @@
         <w:tc>
           <w:tcPr>
             <w:tcW w:type="dxa" w:w="907"/>
-            <w:shd w:val="clear" w:color="auto" w:fill="EBF3FB"/>
+            <w:shd w:val="clear" w:color="auto" w:fill="FFFFFF"/>
           </w:tcPr>
           <w:p>
             <w:pPr>
@@ -23934,7 +24092,7 @@
         <w:tc>
           <w:tcPr>
             <w:tcW w:type="dxa" w:w="907"/>
-            <w:shd w:val="clear" w:color="auto" w:fill="EBF3FB"/>
+            <w:shd w:val="clear" w:color="auto" w:fill="FFFFFF"/>
           </w:tcPr>
           <w:p>
             <w:pPr>
@@ -23953,26 +24111,26 @@
         <w:tc>
           <w:tcPr>
             <w:tcW w:type="dxa" w:w="1417"/>
-            <w:shd w:val="clear" w:color="auto" w:fill="EBF3FB"/>
-          </w:tcPr>
-          <w:p>
-            <w:pPr>
-              <w:jc w:val="center"/>
-            </w:pPr>
-            <w:r/>
-            <w:r>
-              <w:rPr>
-                <w:color w:val="595959"/>
-                <w:sz w:val="16"/>
-              </w:rPr>
-              <w:t>145</w:t>
+            <w:shd w:val="clear" w:color="auto" w:fill="FFFFFF"/>
+          </w:tcPr>
+          <w:p>
+            <w:pPr>
+              <w:jc w:val="center"/>
+            </w:pPr>
+            <w:r/>
+            <w:r>
+              <w:rPr>
+                <w:color w:val="595959"/>
+                <w:sz w:val="16"/>
+              </w:rPr>
+              <w:t>146</w:t>
             </w:r>
           </w:p>
         </w:tc>
         <w:tc>
           <w:tcPr>
             <w:tcW w:type="dxa" w:w="1417"/>
-            <w:shd w:val="clear" w:color="auto" w:fill="EBF3FB"/>
+            <w:shd w:val="clear" w:color="auto" w:fill="FFFFFF"/>
           </w:tcPr>
           <w:p>
             <w:pPr>
@@ -23991,7 +24149,7 @@
         <w:tc>
           <w:tcPr>
             <w:tcW w:type="dxa" w:w="1134"/>
-            <w:shd w:val="clear" w:color="auto" w:fill="EBF3FB"/>
+            <w:shd w:val="clear" w:color="auto" w:fill="FFFFFF"/>
           </w:tcPr>
           <w:p>
             <w:pPr>
@@ -24010,7 +24168,7 @@
         <w:tc>
           <w:tcPr>
             <w:tcW w:type="dxa" w:w="1134"/>
-            <w:shd w:val="clear" w:color="auto" w:fill="EBF3FB"/>
+            <w:shd w:val="clear" w:color="auto" w:fill="FFFFFF"/>
           </w:tcPr>
           <w:p>
             <w:pPr>
@@ -24031,19 +24189,19 @@
         <w:tc>
           <w:tcPr>
             <w:tcW w:type="dxa" w:w="567"/>
-            <w:shd w:val="clear" w:color="auto" w:fill="FFFFFF"/>
-          </w:tcPr>
-          <w:p>
-            <w:pPr>
-              <w:jc w:val="center"/>
-            </w:pPr>
-            <w:r/>
-            <w:r>
-              <w:rPr>
-                <w:color w:val="595959"/>
-                <w:sz w:val="16"/>
-              </w:rPr>
-              <w:t>148</w:t>
+            <w:shd w:val="clear" w:color="auto" w:fill="EBF3FB"/>
+          </w:tcPr>
+          <w:p>
+            <w:pPr>
+              <w:jc w:val="center"/>
+            </w:pPr>
+            <w:r/>
+            <w:r>
+              <w:rPr>
+                <w:color w:val="595959"/>
+                <w:sz w:val="16"/>
+              </w:rPr>
+              <w:t>149</w:t>
             </w:r>
           </w:p>
         </w:tc>
@@ -24058,7 +24216,7 @@
         <w:tc>
           <w:tcPr>
             <w:tcW w:type="dxa" w:w="4252"/>
-            <w:shd w:val="clear" w:color="auto" w:fill="FFFFFF"/>
+            <w:shd w:val="clear" w:color="auto" w:fill="EBF3FB"/>
           </w:tcPr>
           <w:p>
             <w:pPr>
@@ -24077,7 +24235,7 @@
         <w:tc>
           <w:tcPr>
             <w:tcW w:type="dxa" w:w="907"/>
-            <w:shd w:val="clear" w:color="auto" w:fill="FFFFFF"/>
+            <w:shd w:val="clear" w:color="auto" w:fill="EBF3FB"/>
           </w:tcPr>
           <w:p>
             <w:pPr>
@@ -24096,7 +24254,7 @@
         <w:tc>
           <w:tcPr>
             <w:tcW w:type="dxa" w:w="907"/>
-            <w:shd w:val="clear" w:color="auto" w:fill="FFFFFF"/>
+            <w:shd w:val="clear" w:color="auto" w:fill="EBF3FB"/>
           </w:tcPr>
           <w:p>
             <w:pPr>
@@ -24115,26 +24273,26 @@
         <w:tc>
           <w:tcPr>
             <w:tcW w:type="dxa" w:w="1417"/>
-            <w:shd w:val="clear" w:color="auto" w:fill="FFFFFF"/>
-          </w:tcPr>
-          <w:p>
-            <w:pPr>
-              <w:jc w:val="center"/>
-            </w:pPr>
-            <w:r/>
-            <w:r>
-              <w:rPr>
-                <w:color w:val="595959"/>
-                <w:sz w:val="16"/>
-              </w:rPr>
-              <w:t>102</w:t>
+            <w:shd w:val="clear" w:color="auto" w:fill="EBF3FB"/>
+          </w:tcPr>
+          <w:p>
+            <w:pPr>
+              <w:jc w:val="center"/>
+            </w:pPr>
+            <w:r/>
+            <w:r>
+              <w:rPr>
+                <w:color w:val="595959"/>
+                <w:sz w:val="16"/>
+              </w:rPr>
+              <w:t>103</w:t>
             </w:r>
           </w:p>
         </w:tc>
         <w:tc>
           <w:tcPr>
             <w:tcW w:type="dxa" w:w="1417"/>
-            <w:shd w:val="clear" w:color="auto" w:fill="FFFFFF"/>
+            <w:shd w:val="clear" w:color="auto" w:fill="EBF3FB"/>
           </w:tcPr>
           <w:p>
             <w:pPr>
@@ -24153,7 +24311,7 @@
         <w:tc>
           <w:tcPr>
             <w:tcW w:type="dxa" w:w="1134"/>
-            <w:shd w:val="clear" w:color="auto" w:fill="FFFFFF"/>
+            <w:shd w:val="clear" w:color="auto" w:fill="EBF3FB"/>
           </w:tcPr>
           <w:p>
             <w:pPr>
@@ -24172,7 +24330,7 @@
         <w:tc>
           <w:tcPr>
             <w:tcW w:type="dxa" w:w="1134"/>
-            <w:shd w:val="clear" w:color="auto" w:fill="FFFFFF"/>
+            <w:shd w:val="clear" w:color="auto" w:fill="EBF3FB"/>
           </w:tcPr>
           <w:p>
             <w:pPr>
@@ -24193,19 +24351,19 @@
         <w:tc>
           <w:tcPr>
             <w:tcW w:type="dxa" w:w="567"/>
-            <w:shd w:val="clear" w:color="auto" w:fill="EBF3FB"/>
-          </w:tcPr>
-          <w:p>
-            <w:pPr>
-              <w:jc w:val="center"/>
-            </w:pPr>
-            <w:r/>
-            <w:r>
-              <w:rPr>
-                <w:color w:val="595959"/>
-                <w:sz w:val="16"/>
-              </w:rPr>
-              <w:t>149</w:t>
+            <w:shd w:val="clear" w:color="auto" w:fill="FFFFFF"/>
+          </w:tcPr>
+          <w:p>
+            <w:pPr>
+              <w:jc w:val="center"/>
+            </w:pPr>
+            <w:r/>
+            <w:r>
+              <w:rPr>
+                <w:color w:val="595959"/>
+                <w:sz w:val="16"/>
+              </w:rPr>
+              <w:t>150</w:t>
             </w:r>
           </w:p>
         </w:tc>
@@ -24220,7 +24378,7 @@
         <w:tc>
           <w:tcPr>
             <w:tcW w:type="dxa" w:w="4252"/>
-            <w:shd w:val="clear" w:color="auto" w:fill="EBF3FB"/>
+            <w:shd w:val="clear" w:color="auto" w:fill="FFFFFF"/>
           </w:tcPr>
           <w:p>
             <w:pPr>
@@ -24239,7 +24397,7 @@
         <w:tc>
           <w:tcPr>
             <w:tcW w:type="dxa" w:w="907"/>
-            <w:shd w:val="clear" w:color="auto" w:fill="EBF3FB"/>
+            <w:shd w:val="clear" w:color="auto" w:fill="FFFFFF"/>
           </w:tcPr>
           <w:p>
             <w:pPr>
@@ -24258,7 +24416,7 @@
         <w:tc>
           <w:tcPr>
             <w:tcW w:type="dxa" w:w="907"/>
-            <w:shd w:val="clear" w:color="auto" w:fill="EBF3FB"/>
+            <w:shd w:val="clear" w:color="auto" w:fill="FFFFFF"/>
           </w:tcPr>
           <w:p>
             <w:pPr>
@@ -24277,26 +24435,26 @@
         <w:tc>
           <w:tcPr>
             <w:tcW w:type="dxa" w:w="1417"/>
-            <w:shd w:val="clear" w:color="auto" w:fill="EBF3FB"/>
-          </w:tcPr>
-          <w:p>
-            <w:pPr>
-              <w:jc w:val="center"/>
-            </w:pPr>
-            <w:r/>
-            <w:r>
-              <w:rPr>
-                <w:color w:val="595959"/>
-                <w:sz w:val="16"/>
-              </w:rPr>
-              <w:t>105, 109</w:t>
+            <w:shd w:val="clear" w:color="auto" w:fill="FFFFFF"/>
+          </w:tcPr>
+          <w:p>
+            <w:pPr>
+              <w:jc w:val="center"/>
+            </w:pPr>
+            <w:r/>
+            <w:r>
+              <w:rPr>
+                <w:color w:val="595959"/>
+                <w:sz w:val="16"/>
+              </w:rPr>
+              <w:t>106, 110</w:t>
             </w:r>
           </w:p>
         </w:tc>
         <w:tc>
           <w:tcPr>
             <w:tcW w:type="dxa" w:w="1417"/>
-            <w:shd w:val="clear" w:color="auto" w:fill="EBF3FB"/>
+            <w:shd w:val="clear" w:color="auto" w:fill="FFFFFF"/>
           </w:tcPr>
           <w:p>
             <w:pPr>
@@ -24315,7 +24473,7 @@
         <w:tc>
           <w:tcPr>
             <w:tcW w:type="dxa" w:w="1134"/>
-            <w:shd w:val="clear" w:color="auto" w:fill="EBF3FB"/>
+            <w:shd w:val="clear" w:color="auto" w:fill="FFFFFF"/>
           </w:tcPr>
           <w:p>
             <w:pPr>
@@ -24334,7 +24492,7 @@
         <w:tc>
           <w:tcPr>
             <w:tcW w:type="dxa" w:w="1134"/>
-            <w:shd w:val="clear" w:color="auto" w:fill="EBF3FB"/>
+            <w:shd w:val="clear" w:color="auto" w:fill="FFFFFF"/>
           </w:tcPr>
           <w:p>
             <w:pPr>
@@ -24355,19 +24513,19 @@
         <w:tc>
           <w:tcPr>
             <w:tcW w:type="dxa" w:w="567"/>
-            <w:shd w:val="clear" w:color="auto" w:fill="FFFFFF"/>
-          </w:tcPr>
-          <w:p>
-            <w:pPr>
-              <w:jc w:val="center"/>
-            </w:pPr>
-            <w:r/>
-            <w:r>
-              <w:rPr>
-                <w:color w:val="595959"/>
-                <w:sz w:val="16"/>
-              </w:rPr>
-              <w:t>150</w:t>
+            <w:shd w:val="clear" w:color="auto" w:fill="EBF3FB"/>
+          </w:tcPr>
+          <w:p>
+            <w:pPr>
+              <w:jc w:val="center"/>
+            </w:pPr>
+            <w:r/>
+            <w:r>
+              <w:rPr>
+                <w:color w:val="595959"/>
+                <w:sz w:val="16"/>
+              </w:rPr>
+              <w:t>151</w:t>
             </w:r>
           </w:p>
         </w:tc>
@@ -24382,7 +24540,7 @@
         <w:tc>
           <w:tcPr>
             <w:tcW w:type="dxa" w:w="4252"/>
-            <w:shd w:val="clear" w:color="auto" w:fill="FFFFFF"/>
+            <w:shd w:val="clear" w:color="auto" w:fill="EBF3FB"/>
           </w:tcPr>
           <w:p>
             <w:pPr>
@@ -24401,7 +24559,7 @@
         <w:tc>
           <w:tcPr>
             <w:tcW w:type="dxa" w:w="907"/>
-            <w:shd w:val="clear" w:color="auto" w:fill="FFFFFF"/>
+            <w:shd w:val="clear" w:color="auto" w:fill="EBF3FB"/>
           </w:tcPr>
           <w:p>
             <w:pPr>
@@ -24420,7 +24578,7 @@
         <w:tc>
           <w:tcPr>
             <w:tcW w:type="dxa" w:w="907"/>
-            <w:shd w:val="clear" w:color="auto" w:fill="FFFFFF"/>
+            <w:shd w:val="clear" w:color="auto" w:fill="EBF3FB"/>
           </w:tcPr>
           <w:p>
             <w:pPr>
@@ -24439,26 +24597,26 @@
         <w:tc>
           <w:tcPr>
             <w:tcW w:type="dxa" w:w="1417"/>
-            <w:shd w:val="clear" w:color="auto" w:fill="FFFFFF"/>
-          </w:tcPr>
-          <w:p>
-            <w:pPr>
-              <w:jc w:val="center"/>
-            </w:pPr>
-            <w:r/>
-            <w:r>
-              <w:rPr>
-                <w:color w:val="595959"/>
-                <w:sz w:val="16"/>
-              </w:rPr>
-              <w:t>112, 115, 118, 121, 124, 127, 130, 133</w:t>
+            <w:shd w:val="clear" w:color="auto" w:fill="EBF3FB"/>
+          </w:tcPr>
+          <w:p>
+            <w:pPr>
+              <w:jc w:val="center"/>
+            </w:pPr>
+            <w:r/>
+            <w:r>
+              <w:rPr>
+                <w:color w:val="595959"/>
+                <w:sz w:val="16"/>
+              </w:rPr>
+              <w:t>113, 116, 119, 122, 125, 128, 131, 134</w:t>
             </w:r>
           </w:p>
         </w:tc>
         <w:tc>
           <w:tcPr>
             <w:tcW w:type="dxa" w:w="1417"/>
-            <w:shd w:val="clear" w:color="auto" w:fill="FFFFFF"/>
+            <w:shd w:val="clear" w:color="auto" w:fill="EBF3FB"/>
           </w:tcPr>
           <w:p>
             <w:pPr>
@@ -24477,7 +24635,7 @@
         <w:tc>
           <w:tcPr>
             <w:tcW w:type="dxa" w:w="1134"/>
-            <w:shd w:val="clear" w:color="auto" w:fill="FFFFFF"/>
+            <w:shd w:val="clear" w:color="auto" w:fill="EBF3FB"/>
           </w:tcPr>
           <w:p>
             <w:pPr>
@@ -24496,7 +24654,7 @@
         <w:tc>
           <w:tcPr>
             <w:tcW w:type="dxa" w:w="1134"/>
-            <w:shd w:val="clear" w:color="auto" w:fill="FFFFFF"/>
+            <w:shd w:val="clear" w:color="auto" w:fill="EBF3FB"/>
           </w:tcPr>
           <w:p>
             <w:pPr>
@@ -24517,19 +24675,19 @@
         <w:tc>
           <w:tcPr>
             <w:tcW w:type="dxa" w:w="567"/>
-            <w:shd w:val="clear" w:color="auto" w:fill="EBF3FB"/>
-          </w:tcPr>
-          <w:p>
-            <w:pPr>
-              <w:jc w:val="center"/>
-            </w:pPr>
-            <w:r/>
-            <w:r>
-              <w:rPr>
-                <w:color w:val="595959"/>
-                <w:sz w:val="16"/>
-              </w:rPr>
-              <w:t>151</w:t>
+            <w:shd w:val="clear" w:color="auto" w:fill="FFFFFF"/>
+          </w:tcPr>
+          <w:p>
+            <w:pPr>
+              <w:jc w:val="center"/>
+            </w:pPr>
+            <w:r/>
+            <w:r>
+              <w:rPr>
+                <w:color w:val="595959"/>
+                <w:sz w:val="16"/>
+              </w:rPr>
+              <w:t>152</w:t>
             </w:r>
           </w:p>
         </w:tc>
@@ -24544,7 +24702,7 @@
         <w:tc>
           <w:tcPr>
             <w:tcW w:type="dxa" w:w="4252"/>
-            <w:shd w:val="clear" w:color="auto" w:fill="EBF3FB"/>
+            <w:shd w:val="clear" w:color="auto" w:fill="FFFFFF"/>
           </w:tcPr>
           <w:p>
             <w:pPr>
@@ -24563,7 +24721,7 @@
         <w:tc>
           <w:tcPr>
             <w:tcW w:type="dxa" w:w="907"/>
-            <w:shd w:val="clear" w:color="auto" w:fill="EBF3FB"/>
+            <w:shd w:val="clear" w:color="auto" w:fill="FFFFFF"/>
           </w:tcPr>
           <w:p>
             <w:pPr>
@@ -24582,7 +24740,7 @@
         <w:tc>
           <w:tcPr>
             <w:tcW w:type="dxa" w:w="907"/>
-            <w:shd w:val="clear" w:color="auto" w:fill="EBF3FB"/>
+            <w:shd w:val="clear" w:color="auto" w:fill="FFFFFF"/>
           </w:tcPr>
           <w:p>
             <w:pPr>
@@ -24601,26 +24759,26 @@
         <w:tc>
           <w:tcPr>
             <w:tcW w:type="dxa" w:w="1417"/>
-            <w:shd w:val="clear" w:color="auto" w:fill="EBF3FB"/>
-          </w:tcPr>
-          <w:p>
-            <w:pPr>
-              <w:jc w:val="center"/>
-            </w:pPr>
-            <w:r/>
-            <w:r>
-              <w:rPr>
-                <w:color w:val="595959"/>
-                <w:sz w:val="16"/>
-              </w:rPr>
-              <w:t>143</w:t>
+            <w:shd w:val="clear" w:color="auto" w:fill="FFFFFF"/>
+          </w:tcPr>
+          <w:p>
+            <w:pPr>
+              <w:jc w:val="center"/>
+            </w:pPr>
+            <w:r/>
+            <w:r>
+              <w:rPr>
+                <w:color w:val="595959"/>
+                <w:sz w:val="16"/>
+              </w:rPr>
+              <w:t>144</w:t>
             </w:r>
           </w:p>
         </w:tc>
         <w:tc>
           <w:tcPr>
             <w:tcW w:type="dxa" w:w="1417"/>
-            <w:shd w:val="clear" w:color="auto" w:fill="EBF3FB"/>
+            <w:shd w:val="clear" w:color="auto" w:fill="FFFFFF"/>
           </w:tcPr>
           <w:p>
             <w:pPr>
@@ -24639,7 +24797,7 @@
         <w:tc>
           <w:tcPr>
             <w:tcW w:type="dxa" w:w="1134"/>
-            <w:shd w:val="clear" w:color="auto" w:fill="EBF3FB"/>
+            <w:shd w:val="clear" w:color="auto" w:fill="FFFFFF"/>
           </w:tcPr>
           <w:p>
             <w:pPr>
@@ -24658,7 +24816,7 @@
         <w:tc>
           <w:tcPr>
             <w:tcW w:type="dxa" w:w="1134"/>
-            <w:shd w:val="clear" w:color="auto" w:fill="EBF3FB"/>
+            <w:shd w:val="clear" w:color="auto" w:fill="FFFFFF"/>
           </w:tcPr>
           <w:p>
             <w:pPr>
@@ -24679,19 +24837,19 @@
         <w:tc>
           <w:tcPr>
             <w:tcW w:type="dxa" w:w="567"/>
-            <w:shd w:val="clear" w:color="auto" w:fill="FFFFFF"/>
-          </w:tcPr>
-          <w:p>
-            <w:pPr>
-              <w:jc w:val="center"/>
-            </w:pPr>
-            <w:r/>
-            <w:r>
-              <w:rPr>
-                <w:color w:val="595959"/>
-                <w:sz w:val="16"/>
-              </w:rPr>
-              <w:t>152</w:t>
+            <w:shd w:val="clear" w:color="auto" w:fill="EBF3FB"/>
+          </w:tcPr>
+          <w:p>
+            <w:pPr>
+              <w:jc w:val="center"/>
+            </w:pPr>
+            <w:r/>
+            <w:r>
+              <w:rPr>
+                <w:color w:val="595959"/>
+                <w:sz w:val="16"/>
+              </w:rPr>
+              <w:t>153</w:t>
             </w:r>
           </w:p>
         </w:tc>
@@ -24706,7 +24864,7 @@
         <w:tc>
           <w:tcPr>
             <w:tcW w:type="dxa" w:w="4252"/>
-            <w:shd w:val="clear" w:color="auto" w:fill="FFFFFF"/>
+            <w:shd w:val="clear" w:color="auto" w:fill="EBF3FB"/>
           </w:tcPr>
           <w:p>
             <w:pPr>
@@ -24725,7 +24883,7 @@
         <w:tc>
           <w:tcPr>
             <w:tcW w:type="dxa" w:w="907"/>
-            <w:shd w:val="clear" w:color="auto" w:fill="FFFFFF"/>
+            <w:shd w:val="clear" w:color="auto" w:fill="EBF3FB"/>
           </w:tcPr>
           <w:p>
             <w:pPr>
@@ -24744,7 +24902,7 @@
         <w:tc>
           <w:tcPr>
             <w:tcW w:type="dxa" w:w="907"/>
-            <w:shd w:val="clear" w:color="auto" w:fill="FFFFFF"/>
+            <w:shd w:val="clear" w:color="auto" w:fill="EBF3FB"/>
           </w:tcPr>
           <w:p>
             <w:pPr>
@@ -24763,7 +24921,7 @@
         <w:tc>
           <w:tcPr>
             <w:tcW w:type="dxa" w:w="1417"/>
-            <w:shd w:val="clear" w:color="auto" w:fill="FFFFFF"/>
+            <w:shd w:val="clear" w:color="auto" w:fill="EBF3FB"/>
           </w:tcPr>
           <w:p>
             <w:pPr>
@@ -24781,7 +24939,7 @@
         <w:tc>
           <w:tcPr>
             <w:tcW w:type="dxa" w:w="1417"/>
-            <w:shd w:val="clear" w:color="auto" w:fill="FFFFFF"/>
+            <w:shd w:val="clear" w:color="auto" w:fill="EBF3FB"/>
           </w:tcPr>
           <w:p>
             <w:pPr>
@@ -24800,7 +24958,7 @@
         <w:tc>
           <w:tcPr>
             <w:tcW w:type="dxa" w:w="1134"/>
-            <w:shd w:val="clear" w:color="auto" w:fill="FFFFFF"/>
+            <w:shd w:val="clear" w:color="auto" w:fill="EBF3FB"/>
           </w:tcPr>
           <w:p>
             <w:pPr>
@@ -24819,7 +24977,7 @@
         <w:tc>
           <w:tcPr>
             <w:tcW w:type="dxa" w:w="1134"/>
-            <w:shd w:val="clear" w:color="auto" w:fill="FFFFFF"/>
+            <w:shd w:val="clear" w:color="auto" w:fill="EBF3FB"/>
           </w:tcPr>
           <w:p>
             <w:pPr>
@@ -24840,19 +24998,19 @@
         <w:tc>
           <w:tcPr>
             <w:tcW w:type="dxa" w:w="567"/>
-            <w:shd w:val="clear" w:color="auto" w:fill="EBF3FB"/>
-          </w:tcPr>
-          <w:p>
-            <w:pPr>
-              <w:jc w:val="center"/>
-            </w:pPr>
-            <w:r/>
-            <w:r>
-              <w:rPr>
-                <w:color w:val="595959"/>
-                <w:sz w:val="16"/>
-              </w:rPr>
-              <w:t>153</w:t>
+            <w:shd w:val="clear" w:color="auto" w:fill="FFFFFF"/>
+          </w:tcPr>
+          <w:p>
+            <w:pPr>
+              <w:jc w:val="center"/>
+            </w:pPr>
+            <w:r/>
+            <w:r>
+              <w:rPr>
+                <w:color w:val="595959"/>
+                <w:sz w:val="16"/>
+              </w:rPr>
+              <w:t>154</w:t>
             </w:r>
           </w:p>
         </w:tc>
@@ -24867,7 +25025,7 @@
         <w:tc>
           <w:tcPr>
             <w:tcW w:type="dxa" w:w="4252"/>
-            <w:shd w:val="clear" w:color="auto" w:fill="EBF3FB"/>
+            <w:shd w:val="clear" w:color="auto" w:fill="FFFFFF"/>
           </w:tcPr>
           <w:p>
             <w:pPr>
@@ -24886,7 +25044,7 @@
         <w:tc>
           <w:tcPr>
             <w:tcW w:type="dxa" w:w="907"/>
-            <w:shd w:val="clear" w:color="auto" w:fill="EBF3FB"/>
+            <w:shd w:val="clear" w:color="auto" w:fill="FFFFFF"/>
           </w:tcPr>
           <w:p>
             <w:pPr>
@@ -24905,7 +25063,7 @@
         <w:tc>
           <w:tcPr>
             <w:tcW w:type="dxa" w:w="907"/>
-            <w:shd w:val="clear" w:color="auto" w:fill="EBF3FB"/>
+            <w:shd w:val="clear" w:color="auto" w:fill="FFFFFF"/>
           </w:tcPr>
           <w:p>
             <w:pPr>
@@ -24924,26 +25082,26 @@
         <w:tc>
           <w:tcPr>
             <w:tcW w:type="dxa" w:w="1417"/>
-            <w:shd w:val="clear" w:color="auto" w:fill="EBF3FB"/>
-          </w:tcPr>
-          <w:p>
-            <w:pPr>
-              <w:jc w:val="center"/>
-            </w:pPr>
-            <w:r/>
-            <w:r>
-              <w:rPr>
-                <w:color w:val="595959"/>
-                <w:sz w:val="16"/>
-              </w:rPr>
-              <w:t>137, 152</w:t>
+            <w:shd w:val="clear" w:color="auto" w:fill="FFFFFF"/>
+          </w:tcPr>
+          <w:p>
+            <w:pPr>
+              <w:jc w:val="center"/>
+            </w:pPr>
+            <w:r/>
+            <w:r>
+              <w:rPr>
+                <w:color w:val="595959"/>
+                <w:sz w:val="16"/>
+              </w:rPr>
+              <w:t>138, 153</w:t>
             </w:r>
           </w:p>
         </w:tc>
         <w:tc>
           <w:tcPr>
             <w:tcW w:type="dxa" w:w="1417"/>
-            <w:shd w:val="clear" w:color="auto" w:fill="EBF3FB"/>
+            <w:shd w:val="clear" w:color="auto" w:fill="FFFFFF"/>
           </w:tcPr>
           <w:p>
             <w:pPr>
@@ -24962,7 +25120,7 @@
         <w:tc>
           <w:tcPr>
             <w:tcW w:type="dxa" w:w="1134"/>
-            <w:shd w:val="clear" w:color="auto" w:fill="EBF3FB"/>
+            <w:shd w:val="clear" w:color="auto" w:fill="FFFFFF"/>
           </w:tcPr>
           <w:p>
             <w:pPr>
@@ -24981,7 +25139,7 @@
         <w:tc>
           <w:tcPr>
             <w:tcW w:type="dxa" w:w="1134"/>
-            <w:shd w:val="clear" w:color="auto" w:fill="EBF3FB"/>
+            <w:shd w:val="clear" w:color="auto" w:fill="FFFFFF"/>
           </w:tcPr>
           <w:p>
             <w:pPr>
@@ -25002,19 +25160,19 @@
         <w:tc>
           <w:tcPr>
             <w:tcW w:type="dxa" w:w="567"/>
-            <w:shd w:val="clear" w:color="auto" w:fill="FFFFFF"/>
-          </w:tcPr>
-          <w:p>
-            <w:pPr>
-              <w:jc w:val="center"/>
-            </w:pPr>
-            <w:r/>
-            <w:r>
-              <w:rPr>
-                <w:color w:val="595959"/>
-                <w:sz w:val="16"/>
-              </w:rPr>
-              <w:t>154</w:t>
+            <w:shd w:val="clear" w:color="auto" w:fill="EBF3FB"/>
+          </w:tcPr>
+          <w:p>
+            <w:pPr>
+              <w:jc w:val="center"/>
+            </w:pPr>
+            <w:r/>
+            <w:r>
+              <w:rPr>
+                <w:color w:val="595959"/>
+                <w:sz w:val="16"/>
+              </w:rPr>
+              <w:t>155</w:t>
             </w:r>
           </w:p>
         </w:tc>
@@ -25029,7 +25187,7 @@
         <w:tc>
           <w:tcPr>
             <w:tcW w:type="dxa" w:w="4252"/>
-            <w:shd w:val="clear" w:color="auto" w:fill="FFFFFF"/>
+            <w:shd w:val="clear" w:color="auto" w:fill="EBF3FB"/>
           </w:tcPr>
           <w:p>
             <w:pPr>
@@ -25048,7 +25206,7 @@
         <w:tc>
           <w:tcPr>
             <w:tcW w:type="dxa" w:w="907"/>
-            <w:shd w:val="clear" w:color="auto" w:fill="FFFFFF"/>
+            <w:shd w:val="clear" w:color="auto" w:fill="EBF3FB"/>
           </w:tcPr>
           <w:p>
             <w:pPr>
@@ -25067,7 +25225,7 @@
         <w:tc>
           <w:tcPr>
             <w:tcW w:type="dxa" w:w="907"/>
-            <w:shd w:val="clear" w:color="auto" w:fill="FFFFFF"/>
+            <w:shd w:val="clear" w:color="auto" w:fill="EBF3FB"/>
           </w:tcPr>
           <w:p>
             <w:pPr>
@@ -25086,26 +25244,26 @@
         <w:tc>
           <w:tcPr>
             <w:tcW w:type="dxa" w:w="1417"/>
-            <w:shd w:val="clear" w:color="auto" w:fill="FFFFFF"/>
-          </w:tcPr>
-          <w:p>
-            <w:pPr>
-              <w:jc w:val="center"/>
-            </w:pPr>
-            <w:r/>
-            <w:r>
-              <w:rPr>
-                <w:color w:val="595959"/>
-                <w:sz w:val="16"/>
-              </w:rPr>
-              <w:t>137</w:t>
+            <w:shd w:val="clear" w:color="auto" w:fill="EBF3FB"/>
+          </w:tcPr>
+          <w:p>
+            <w:pPr>
+              <w:jc w:val="center"/>
+            </w:pPr>
+            <w:r/>
+            <w:r>
+              <w:rPr>
+                <w:color w:val="595959"/>
+                <w:sz w:val="16"/>
+              </w:rPr>
+              <w:t>138</w:t>
             </w:r>
           </w:p>
         </w:tc>
         <w:tc>
           <w:tcPr>
             <w:tcW w:type="dxa" w:w="1417"/>
-            <w:shd w:val="clear" w:color="auto" w:fill="FFFFFF"/>
+            <w:shd w:val="clear" w:color="auto" w:fill="EBF3FB"/>
           </w:tcPr>
           <w:p>
             <w:pPr>
@@ -25124,7 +25282,7 @@
         <w:tc>
           <w:tcPr>
             <w:tcW w:type="dxa" w:w="1134"/>
-            <w:shd w:val="clear" w:color="auto" w:fill="FFFFFF"/>
+            <w:shd w:val="clear" w:color="auto" w:fill="EBF3FB"/>
           </w:tcPr>
           <w:p>
             <w:pPr>
@@ -25143,7 +25301,7 @@
         <w:tc>
           <w:tcPr>
             <w:tcW w:type="dxa" w:w="1134"/>
-            <w:shd w:val="clear" w:color="auto" w:fill="FFFFFF"/>
+            <w:shd w:val="clear" w:color="auto" w:fill="EBF3FB"/>
           </w:tcPr>
           <w:p>
             <w:pPr>
@@ -25164,19 +25322,19 @@
         <w:tc>
           <w:tcPr>
             <w:tcW w:type="dxa" w:w="567"/>
-            <w:shd w:val="clear" w:color="auto" w:fill="EBF3FB"/>
-          </w:tcPr>
-          <w:p>
-            <w:pPr>
-              <w:jc w:val="center"/>
-            </w:pPr>
-            <w:r/>
-            <w:r>
-              <w:rPr>
-                <w:color w:val="595959"/>
-                <w:sz w:val="16"/>
-              </w:rPr>
-              <w:t>155</w:t>
+            <w:shd w:val="clear" w:color="auto" w:fill="FFFFFF"/>
+          </w:tcPr>
+          <w:p>
+            <w:pPr>
+              <w:jc w:val="center"/>
+            </w:pPr>
+            <w:r/>
+            <w:r>
+              <w:rPr>
+                <w:color w:val="595959"/>
+                <w:sz w:val="16"/>
+              </w:rPr>
+              <w:t>156</w:t>
             </w:r>
           </w:p>
         </w:tc>
@@ -25191,7 +25349,7 @@
         <w:tc>
           <w:tcPr>
             <w:tcW w:type="dxa" w:w="4252"/>
-            <w:shd w:val="clear" w:color="auto" w:fill="EBF3FB"/>
+            <w:shd w:val="clear" w:color="auto" w:fill="FFFFFF"/>
           </w:tcPr>
           <w:p>
             <w:pPr>
@@ -25210,7 +25368,7 @@
         <w:tc>
           <w:tcPr>
             <w:tcW w:type="dxa" w:w="907"/>
-            <w:shd w:val="clear" w:color="auto" w:fill="EBF3FB"/>
+            <w:shd w:val="clear" w:color="auto" w:fill="FFFFFF"/>
           </w:tcPr>
           <w:p>
             <w:pPr>
@@ -25229,7 +25387,7 @@
         <w:tc>
           <w:tcPr>
             <w:tcW w:type="dxa" w:w="907"/>
-            <w:shd w:val="clear" w:color="auto" w:fill="EBF3FB"/>
+            <w:shd w:val="clear" w:color="auto" w:fill="FFFFFF"/>
           </w:tcPr>
           <w:p>
             <w:pPr>
@@ -25248,7 +25406,7 @@
         <w:tc>
           <w:tcPr>
             <w:tcW w:type="dxa" w:w="1417"/>
-            <w:shd w:val="clear" w:color="auto" w:fill="EBF3FB"/>
+            <w:shd w:val="clear" w:color="auto" w:fill="FFFFFF"/>
           </w:tcPr>
           <w:p>
             <w:pPr>
@@ -25266,7 +25424,7 @@
         <w:tc>
           <w:tcPr>
             <w:tcW w:type="dxa" w:w="1417"/>
-            <w:shd w:val="clear" w:color="auto" w:fill="EBF3FB"/>
+            <w:shd w:val="clear" w:color="auto" w:fill="FFFFFF"/>
           </w:tcPr>
           <w:p>
             <w:pPr>
@@ -25285,7 +25443,7 @@
         <w:tc>
           <w:tcPr>
             <w:tcW w:type="dxa" w:w="1134"/>
-            <w:shd w:val="clear" w:color="auto" w:fill="EBF3FB"/>
+            <w:shd w:val="clear" w:color="auto" w:fill="FFFFFF"/>
           </w:tcPr>
           <w:p>
             <w:pPr>
@@ -25304,7 +25462,7 @@
         <w:tc>
           <w:tcPr>
             <w:tcW w:type="dxa" w:w="1134"/>
-            <w:shd w:val="clear" w:color="auto" w:fill="EBF3FB"/>
+            <w:shd w:val="clear" w:color="auto" w:fill="FFFFFF"/>
           </w:tcPr>
           <w:p>
             <w:pPr>
@@ -25325,19 +25483,19 @@
         <w:tc>
           <w:tcPr>
             <w:tcW w:type="dxa" w:w="567"/>
-            <w:shd w:val="clear" w:color="auto" w:fill="FFFFFF"/>
-          </w:tcPr>
-          <w:p>
-            <w:pPr>
-              <w:jc w:val="center"/>
-            </w:pPr>
-            <w:r/>
-            <w:r>
-              <w:rPr>
-                <w:color w:val="595959"/>
-                <w:sz w:val="16"/>
-              </w:rPr>
-              <w:t>156</w:t>
+            <w:shd w:val="clear" w:color="auto" w:fill="EBF3FB"/>
+          </w:tcPr>
+          <w:p>
+            <w:pPr>
+              <w:jc w:val="center"/>
+            </w:pPr>
+            <w:r/>
+            <w:r>
+              <w:rPr>
+                <w:color w:val="595959"/>
+                <w:sz w:val="16"/>
+              </w:rPr>
+              <w:t>157</w:t>
             </w:r>
           </w:p>
         </w:tc>
@@ -25352,7 +25510,7 @@
         <w:tc>
           <w:tcPr>
             <w:tcW w:type="dxa" w:w="4252"/>
-            <w:shd w:val="clear" w:color="auto" w:fill="FFFFFF"/>
+            <w:shd w:val="clear" w:color="auto" w:fill="EBF3FB"/>
           </w:tcPr>
           <w:p>
             <w:pPr>
@@ -25371,7 +25529,7 @@
         <w:tc>
           <w:tcPr>
             <w:tcW w:type="dxa" w:w="907"/>
-            <w:shd w:val="clear" w:color="auto" w:fill="FFFFFF"/>
+            <w:shd w:val="clear" w:color="auto" w:fill="EBF3FB"/>
           </w:tcPr>
           <w:p>
             <w:pPr>
@@ -25390,7 +25548,7 @@
         <w:tc>
           <w:tcPr>
             <w:tcW w:type="dxa" w:w="907"/>
-            <w:shd w:val="clear" w:color="auto" w:fill="FFFFFF"/>
+            <w:shd w:val="clear" w:color="auto" w:fill="EBF3FB"/>
           </w:tcPr>
           <w:p>
             <w:pPr>
@@ -25409,7 +25567,7 @@
         <w:tc>
           <w:tcPr>
             <w:tcW w:type="dxa" w:w="1417"/>
-            <w:shd w:val="clear" w:color="auto" w:fill="FFFFFF"/>
+            <w:shd w:val="clear" w:color="auto" w:fill="EBF3FB"/>
           </w:tcPr>
           <w:p>
             <w:pPr>
@@ -25427,7 +25585,7 @@
         <w:tc>
           <w:tcPr>
             <w:tcW w:type="dxa" w:w="1417"/>
-            <w:shd w:val="clear" w:color="auto" w:fill="FFFFFF"/>
+            <w:shd w:val="clear" w:color="auto" w:fill="EBF3FB"/>
           </w:tcPr>
           <w:p>
             <w:pPr>
@@ -25446,7 +25604,7 @@
         <w:tc>
           <w:tcPr>
             <w:tcW w:type="dxa" w:w="1134"/>
-            <w:shd w:val="clear" w:color="auto" w:fill="FFFFFF"/>
+            <w:shd w:val="clear" w:color="auto" w:fill="EBF3FB"/>
           </w:tcPr>
           <w:p>
             <w:pPr>
@@ -25465,7 +25623,7 @@
         <w:tc>
           <w:tcPr>
             <w:tcW w:type="dxa" w:w="1134"/>
-            <w:shd w:val="clear" w:color="auto" w:fill="FFFFFF"/>
+            <w:shd w:val="clear" w:color="auto" w:fill="EBF3FB"/>
           </w:tcPr>
           <w:p>
             <w:pPr>

--- a/stime_delphi_piano.docx
+++ b/stime_delphi_piano.docx
@@ -23,7 +23,7 @@
           <w:color w:val="666666"/>
           <w:sz w:val="18"/>
         </w:rPr>
-        <w:t>Generato il 2026-05-26 17:32  |  Durata = ⌈Effort / (8 ore × 85%)⌉ giorni</w:t>
+        <w:t>Generato il 2026-05-28 14:12  |  Durata = ⌈Effort / (8 ore × 85%)⌉ giorni</w:t>
       </w:r>
     </w:p>
     <w:tbl>

--- a/stime_delphi_piano.docx
+++ b/stime_delphi_piano.docx
@@ -23,7 +23,7 @@
           <w:color w:val="666666"/>
           <w:sz w:val="18"/>
         </w:rPr>
-        <w:t>Generato il 2026-05-28 14:12  |  Durata = ⌈Effort / (8 ore × 85%)⌉ giorni</w:t>
+        <w:t>Generato il 2026-05-29 15:11  |  Durata = ⌈Effort / (8 ore × 85%)⌉ giorni</w:t>
       </w:r>
     </w:p>
     <w:tbl>
@@ -15258,7 +15258,7 @@
                 <w:color w:val="595959"/>
                 <w:sz w:val="16"/>
               </w:rPr>
-              <w:t>04/02/2026</w:t>
+              <w:t>07/04/2026</w:t>
             </w:r>
           </w:p>
         </w:tc>
@@ -15277,7 +15277,7 @@
                 <w:color w:val="595959"/>
                 <w:sz w:val="16"/>
               </w:rPr>
-              <w:t>30/03/2026</w:t>
+              <w:t>30/04/2026</w:t>
             </w:r>
           </w:p>
         </w:tc>
@@ -15419,7 +15419,7 @@
                 <w:color w:val="595959"/>
                 <w:sz w:val="16"/>
               </w:rPr>
-              <w:t>04/02/2026</w:t>
+              <w:t>07/04/2026</w:t>
             </w:r>
           </w:p>
         </w:tc>
@@ -15438,7 +15438,7 @@
                 <w:color w:val="595959"/>
                 <w:sz w:val="16"/>
               </w:rPr>
-              <w:t>30/03/2026</w:t>
+              <w:t>30/04/2026</w:t>
             </w:r>
           </w:p>
         </w:tc>
@@ -15580,7 +15580,7 @@
                 <w:color w:val="595959"/>
                 <w:sz w:val="16"/>
               </w:rPr>
-              <w:t>04/02/2026</w:t>
+              <w:t>07/04/2026</w:t>
             </w:r>
           </w:p>
         </w:tc>
@@ -15599,7 +15599,7 @@
                 <w:color w:val="595959"/>
                 <w:sz w:val="16"/>
               </w:rPr>
-              <w:t>30/03/2026</w:t>
+              <w:t>30/04/2026</w:t>
             </w:r>
           </w:p>
         </w:tc>
@@ -15865,7 +15865,7 @@
                 <w:color w:val="595959"/>
                 <w:sz w:val="16"/>
               </w:rPr>
-              <w:t>93, 94, 96</w:t>
+              <w:t>93, 94, 95,  96</w:t>
             </w:r>
           </w:p>
         </w:tc>
@@ -15903,7 +15903,7 @@
                 <w:color w:val="595959"/>
                 <w:sz w:val="16"/>
               </w:rPr>
-              <w:t>31/03/2026</w:t>
+              <w:t>30/04/2026</w:t>
             </w:r>
           </w:p>
         </w:tc>
@@ -15922,7 +15922,7 @@
                 <w:color w:val="595959"/>
                 <w:sz w:val="16"/>
               </w:rPr>
-              <w:t>31/03/2026</w:t>
+              <w:t>30/04/2026</w:t>
             </w:r>
           </w:p>
         </w:tc>
@@ -16065,7 +16065,7 @@
                 <w:color w:val="595959"/>
                 <w:sz w:val="16"/>
               </w:rPr>
-              <w:t>08/04/2026</w:t>
+              <w:t>04/05/2026</w:t>
             </w:r>
           </w:p>
         </w:tc>

--- a/stime_delphi_piano.docx
+++ b/stime_delphi_piano.docx
@@ -23,7 +23,7 @@
           <w:color w:val="666666"/>
           <w:sz w:val="18"/>
         </w:rPr>
-        <w:t>Generato il 2026-05-29 15:11  |  Durata = ⌈Effort / (8 ore × 85%)⌉ giorni</w:t>
+        <w:t>Generato il 2026-05-29 20:11  |  Durata = ⌈Effort / (8 ore × 85%)⌉ giorni</w:t>
       </w:r>
     </w:p>
     <w:tbl>
@@ -15760,7 +15760,7 @@
                 <w:color w:val="595959"/>
                 <w:sz w:val="16"/>
               </w:rPr>
-              <w:t>30/03/2026</w:t>
+              <w:t>30/04/2026</w:t>
             </w:r>
           </w:p>
         </w:tc>
